--- a/contracts/UniBlueprint-Contract-Suite-Combined.docx
+++ b/contracts/UniBlueprint-Contract-Suite-Combined.docx
@@ -1656,7 +1656,8 @@
           <w:sz w:val="22"/>
           <w:szCs w:val="22"/>
         </w:rPr>
-        <w:t xml:space="preserve">	The website Join page states that Uni Coaches "Keep 85% of every booking". That is a public commitment made to every coach who has read it.</w:t>
+        <w:tab/>
+        <w:t>The website Join page states that Uni Coaches "keep the majority of every booking". That is a public commitment made to every coach who has read it.</w:t>
       </w:r>
     </w:p>
     <w:p>
@@ -1681,7 +1682,8 @@
           <w:sz w:val="22"/>
           <w:szCs w:val="22"/>
         </w:rPr>
-        <w:t xml:space="preserve">	Document 03 is drafted at 85% coach / 15% UniBlueprint to match. Clause 7 then gives you a mechanism to confirm or change the rate by 25 September 2026, with the coach free to walk away if the change is less favourable.</w:t>
+        <w:tab/>
+        <w:t>Document 03 is now built around that commitment: Payment Option B defaults to an 85% Coach Share / 15% Platform Fee split, and Payment Option A gives 90% (Access Tier) or 92% (Plus Tier) — all consistent with “majority”. If a Payment Option B rate is individually renegotiated under clause 6.1 to below 50%, that no longer matches the public claim and must be confirmed as an intended departure from it before the agreement is issued.</w:t>
       </w:r>
     </w:p>
     <w:p>
@@ -1706,7 +1708,8 @@
           <w:sz w:val="22"/>
           <w:szCs w:val="22"/>
         </w:rPr>
-        <w:t xml:space="preserve">	If you want a different split, change the website first. Issuing a contract at a worse rate than your published promise is the kind of inconsistency that loses coaches and invites a consumer-protection complaint.</w:t>
+        <w:tab/>
+        <w:t>If you want a different split for any Tier or Payment Option, change the website’s wording first. Issuing a contract at a rate that contradicts your published promise is the kind of inconsistency the WRC or a consumer protection body looks for.</w:t>
       </w:r>
     </w:p>
     <w:p>
@@ -4155,7 +4158,8 @@
           <w:sz w:val="22"/>
           <w:szCs w:val="22"/>
         </w:rPr>
-        <w:t xml:space="preserve">	The coach revenue share on the Join page (currently 85%)</w:t>
+        <w:tab/>
+        <w:t>The coach revenue share framing on the Join page (currently "majority of every booking", with the Tier/Payment Option percentages set out in document 03 Schedule 2)</w:t>
       </w:r>
     </w:p>
     <w:p>
@@ -4335,17 +4339,9 @@
       </w:r>
     </w:p>
     <w:p>
-      <w:pPr>
-        <w:sectPr>
-          <w:headerReference w:type="default" r:id="rId7"/>
-          <w:footerReference w:type="default" r:id="rId8"/>
-          <w:type w:val="nextPage"/>
-          <w:pgSz w:w="11906" w:h="16838" w:orient="portrait"/>
-          <w:pgMar w:top="1080" w:right="1080" w:bottom="1080" w:left="1080" w:header="708" w:footer="708" w:gutter="0"/>
-          <w:pgNumType/>
-          <w:docGrid w:linePitch="360"/>
-        </w:sectPr>
-      </w:pPr>
+      <w:r>
+        <w:br w:type="page"/>
+      </w:r>
     </w:p>
     <w:p>
       <w:pPr>
@@ -5090,6 +5086,30 @@
     </w:p>
     <w:p>
       <w:pPr>
+        <w:tabs>
+          <w:tab w:pos="720" w:val="left"/>
+        </w:tabs>
+        <w:spacing w:after="120"/>
+        <w:ind w:left="720" w:hanging="720"/>
+      </w:pPr>
+      <w:r>
+        <w:rPr>
+          <w:rFonts w:ascii="Calibri" w:hAnsi="Calibri"/>
+          <w:sz w:val="22"/>
+        </w:rPr>
+        <w:t>3.6</w:t>
+      </w:r>
+      <w:r>
+        <w:rPr>
+          <w:rFonts w:ascii="Calibri" w:hAnsi="Calibri"/>
+          <w:sz w:val="22"/>
+        </w:rPr>
+        <w:tab/>
+        <w:t>The Founder will comply with the UniBlueprint Safeguarding and Code of Conduct Policy, which forms part of this Agreement, and is designated a safeguarding contact under that Policy.</w:t>
+      </w:r>
+    </w:p>
+    <w:p>
+      <w:pPr>
         <w:keepNext/>
         <w:spacing w:after="120" w:before="280"/>
       </w:pPr>
@@ -6447,7 +6467,8 @@
           <w:sz w:val="22"/>
           <w:szCs w:val="22"/>
         </w:rPr>
-        <w:t xml:space="preserve">	This Agreement, with its Schedules, is the entire agreement between the parties on its subject matter, subject to any shareholders' agreement.</w:t>
+        <w:tab/>
+        <w:t>This Agreement, with its Schedules and the Safeguarding and Code of Conduct Policy, is the entire agreement between the parties on its subject matter, subject to any shareholders' agreement.</w:t>
       </w:r>
     </w:p>
     <w:p>
@@ -8148,17 +8169,9 @@
       </w:r>
     </w:p>
     <w:p>
-      <w:pPr>
-        <w:sectPr>
-          <w:headerReference w:type="default" r:id="rId9"/>
-          <w:footerReference w:type="default" r:id="rId10"/>
-          <w:type w:val="nextPage"/>
-          <w:pgSz w:w="11906" w:h="16838" w:orient="portrait"/>
-          <w:pgMar w:top="1080" w:right="1080" w:bottom="1080" w:left="1080" w:header="708" w:footer="708" w:gutter="0"/>
-          <w:pgNumType/>
-          <w:docGrid w:linePitch="360"/>
-        </w:sectPr>
-      </w:pPr>
+      <w:r>
+        <w:br w:type="page"/>
+      </w:r>
     </w:p>
     <w:p>
       <w:pPr>
@@ -8207,7 +8220,7 @@
           <w:sz w:val="22"/>
           <w:szCs w:val="22"/>
         </w:rPr>
-        <w:t xml:space="preserve">Lifestyle Blueprint: business listing and member offer</w:t>
+        <w:t xml:space="preserve">Lifestyle Blueprint: business listing, tiers, and payment options</w:t>
       </w:r>
     </w:p>
     <w:p>
@@ -8351,7 +8364,7 @@
                 <w:sz w:val="20"/>
                 <w:szCs w:val="20"/>
               </w:rPr>
-              <w:t xml:space="preserve">Fill every bracketed field. Complete Schedule 1 (the offer) and Schedule 2 (fees after the Free Trial Month) before this is sent for signature. An agreement issued with Schedule 2 blank leaves the price open and is not enforceable as to price.</w:t>
+              <w:t xml:space="preserve">Fill every bracketed field. Complete Schedule 1 (the Offer) and Schedule 2 (Tier and Payment Option) before this is sent for signature. The Partner must also have a live Stripe Connect account before the Listing goes live, so payments under clause 6.5 can be routed to it. An agreement issued with Schedule 2 blank, or without a working Connected Account, leaves the price and payment mechanism open and is not enforceable as to price.</w:t>
             </w:r>
           </w:p>
         </w:tc>
@@ -8405,7 +8418,7 @@
           <w:sz w:val="22"/>
           <w:szCs w:val="22"/>
         </w:rPr>
-        <w:t xml:space="preserve">B.  The Partner wishes to list an offer on Lifestyle Blueprint. UniBlueprint has agreed to list the Partner on the terms set out below, beginning with a free trial month.</w:t>
+        <w:t xml:space="preserve">B.  The Partner wishes to list an offer on Lifestyle Blueprint. UniBlueprint has agreed to list the Partner on the terms set out below, beginning with a free trial month and followed by a Tier and Payment Option chosen or assigned under clause 4.</w:t>
       </w:r>
     </w:p>
     <w:p>
@@ -8422,7 +8435,7 @@
           <w:sz w:val="22"/>
           <w:szCs w:val="22"/>
         </w:rPr>
-        <w:t xml:space="preserve">C.  UniBlueprint provides a listing and introduction service only. Every transaction arising from a listing is a contract between the Partner and the member directly.</w:t>
+        <w:t xml:space="preserve">C.  The Partner remains the seller of everything supplied under a Listing. UniBlueprint provides a listing and introduction service and, from the Listing Live Date, collects payment from Members on the Partner's behalf through its payment processor, retaining a Commission as set out in clause 6 and Schedule 2.</w:t>
       </w:r>
     </w:p>
     <w:p>
@@ -8489,7 +8502,7 @@
           <w:sz w:val="22"/>
           <w:szCs w:val="22"/>
         </w:rPr>
-        <w:t xml:space="preserve">	"Decision Date" means the 20th day of the Free Trial Month.</w:t>
+        <w:t xml:space="preserve">	"Commission" means the percentage of the redemption value UniBlueprint retains under clause 6, at the rate set out in Schedule 2 for the Partner's Tier and Payment Option.</w:t>
       </w:r>
     </w:p>
     <w:p>
@@ -8514,7 +8527,7 @@
           <w:sz w:val="22"/>
           <w:szCs w:val="22"/>
         </w:rPr>
-        <w:t xml:space="preserve">	"Free Trial Month" means the period of one calendar month beginning on the Listing Live Date, during which no Listing Fee is payable.</w:t>
+        <w:t xml:space="preserve">	"Connected Account" means the Partner's account with UniBlueprint's payment processor (Stripe Connect or its successor), to which payments due to the Partner are remitted under clause 6.5.</w:t>
       </w:r>
     </w:p>
     <w:p>
@@ -8539,7 +8552,7 @@
           <w:sz w:val="22"/>
           <w:szCs w:val="22"/>
         </w:rPr>
-        <w:t xml:space="preserve">	"Listing" means the Partner's entry on Lifestyle Blueprint, including its name, logo, category, description, and Offer.</w:t>
+        <w:t xml:space="preserve">	"Decision Date" means the 20th day of the Free Trial Month.</w:t>
       </w:r>
     </w:p>
     <w:p>
@@ -8564,7 +8577,7 @@
           <w:sz w:val="22"/>
           <w:szCs w:val="22"/>
         </w:rPr>
-        <w:t xml:space="preserve">	"Listing Fee" means the fee set out in Schedule 2, payable only in respect of periods after the Free Trial Month.</w:t>
+        <w:t xml:space="preserve">	"Founding Partner Badge" means the recognition described in clause 4.6.</w:t>
       </w:r>
     </w:p>
     <w:p>
@@ -8589,7 +8602,7 @@
           <w:sz w:val="22"/>
           <w:szCs w:val="22"/>
         </w:rPr>
-        <w:t xml:space="preserve">	"Listing Live Date" means the date on which the Listing first becomes visible to members, as notified to the Partner in writing.</w:t>
+        <w:t xml:space="preserve">	"Free Trial Month" means the period of one calendar month beginning on the Listing Live Date, during which no Tier Fee or Commission is payable.</w:t>
       </w:r>
     </w:p>
     <w:p>
@@ -8614,7 +8627,7 @@
           <w:sz w:val="22"/>
           <w:szCs w:val="22"/>
         </w:rPr>
-        <w:t xml:space="preserve">	"Member" means a registered user of the UniBlueprint platform.</w:t>
+        <w:t xml:space="preserve">	"Listing" means the Partner's entry on Lifestyle Blueprint, including its name, logo, category, description, and Offer.</w:t>
       </w:r>
     </w:p>
     <w:p>
@@ -8639,7 +8652,7 @@
           <w:sz w:val="22"/>
           <w:szCs w:val="22"/>
         </w:rPr>
-        <w:t xml:space="preserve">	"Offer" means the discount, rate, or benefit the Partner makes available to Members, as set out in Schedule 1.</w:t>
+        <w:t xml:space="preserve">	"Listing Live Date" means the date on which the Listing first becomes visible to members, as notified to the Partner in writing.</w:t>
       </w:r>
     </w:p>
     <w:p>
@@ -8664,7 +8677,7 @@
           <w:sz w:val="22"/>
           <w:szCs w:val="22"/>
         </w:rPr>
-        <w:t xml:space="preserve">	"Partnership Contact" means the UniBlueprint team member assigned to the Partner and named in Schedule 3.</w:t>
+        <w:t xml:space="preserve">	"Member" means a registered user of the UniBlueprint platform.</w:t>
       </w:r>
     </w:p>
     <w:p>
@@ -8689,7 +8702,182 @@
           <w:sz w:val="22"/>
           <w:szCs w:val="22"/>
         </w:rPr>
+        <w:t xml:space="preserve">	"Offer" means the discount, rate, or benefit the Partner makes available to Members, as set out in Schedule 1.</w:t>
+      </w:r>
+    </w:p>
+    <w:p>
+      <w:pPr>
+        <w:tabs>
+          <w:tab w:val="left" w:pos="1440"/>
+        </w:tabs>
+        <w:spacing w:after="80"/>
+        <w:ind w:left="1440" w:hanging="360"/>
+      </w:pPr>
+      <w:r>
+        <w:rPr>
+          <w:rFonts w:ascii="Calibri" w:cs="Calibri" w:eastAsia="Calibri" w:hAnsi="Calibri"/>
+          <w:sz w:val="22"/>
+          <w:szCs w:val="22"/>
+        </w:rPr>
+        <w:t xml:space="preserve">(j)</w:t>
+      </w:r>
+      <w:r>
+        <w:rPr>
+          <w:rFonts w:ascii="Calibri" w:cs="Calibri" w:eastAsia="Calibri" w:hAnsi="Calibri"/>
+          <w:sz w:val="22"/>
+          <w:szCs w:val="22"/>
+        </w:rPr>
+        <w:t xml:space="preserve">	"Payment Option A" means the fixed monthly Tier Fee plus reduced Commission structure set out in Schedule 2.</w:t>
+      </w:r>
+    </w:p>
+    <w:p>
+      <w:pPr>
+        <w:tabs>
+          <w:tab w:val="left" w:pos="1440"/>
+        </w:tabs>
+        <w:spacing w:after="80"/>
+        <w:ind w:left="1440" w:hanging="360"/>
+      </w:pPr>
+      <w:r>
+        <w:rPr>
+          <w:rFonts w:ascii="Calibri" w:cs="Calibri" w:eastAsia="Calibri" w:hAnsi="Calibri"/>
+          <w:sz w:val="22"/>
+          <w:szCs w:val="22"/>
+        </w:rPr>
+        <w:t xml:space="preserve">(k)</w:t>
+      </w:r>
+      <w:r>
+        <w:rPr>
+          <w:rFonts w:ascii="Calibri" w:cs="Calibri" w:eastAsia="Calibri" w:hAnsi="Calibri"/>
+          <w:sz w:val="22"/>
+          <w:szCs w:val="22"/>
+        </w:rPr>
+        <w:t xml:space="preserve">	"Payment Option B" means the nil (or reduced) monthly Tier Fee with an individually negotiated Commission structure set out in Schedule 2.</w:t>
+      </w:r>
+    </w:p>
+    <w:p>
+      <w:pPr>
+        <w:tabs>
+          <w:tab w:val="left" w:pos="1440"/>
+        </w:tabs>
+        <w:spacing w:after="80"/>
+        <w:ind w:left="1440" w:hanging="360"/>
+      </w:pPr>
+      <w:r>
+        <w:rPr>
+          <w:rFonts w:ascii="Calibri" w:cs="Calibri" w:eastAsia="Calibri" w:hAnsi="Calibri"/>
+          <w:sz w:val="22"/>
+          <w:szCs w:val="22"/>
+        </w:rPr>
+        <w:t xml:space="preserve">(l)</w:t>
+      </w:r>
+      <w:r>
+        <w:rPr>
+          <w:rFonts w:ascii="Calibri" w:cs="Calibri" w:eastAsia="Calibri" w:hAnsi="Calibri"/>
+          <w:sz w:val="22"/>
+          <w:szCs w:val="22"/>
+        </w:rPr>
+        <w:t xml:space="preserve">	"Partnership Contact" means the UniBlueprint team member assigned to the Partner and named in Schedule 3.</w:t>
+      </w:r>
+    </w:p>
+    <w:p>
+      <w:pPr>
+        <w:tabs>
+          <w:tab w:val="left" w:pos="1440"/>
+        </w:tabs>
+        <w:spacing w:after="80"/>
+        <w:ind w:left="1440" w:hanging="360"/>
+      </w:pPr>
+      <w:r>
+        <w:rPr>
+          <w:rFonts w:ascii="Calibri" w:cs="Calibri" w:eastAsia="Calibri" w:hAnsi="Calibri"/>
+          <w:sz w:val="22"/>
+          <w:szCs w:val="22"/>
+        </w:rPr>
+        <w:t xml:space="preserve">(m)</w:t>
+      </w:r>
+      <w:r>
+        <w:rPr>
+          <w:rFonts w:ascii="Calibri" w:cs="Calibri" w:eastAsia="Calibri" w:hAnsi="Calibri"/>
+          <w:sz w:val="22"/>
+          <w:szCs w:val="22"/>
+        </w:rPr>
         <w:t xml:space="preserve">	"Platform" means the UniBlueprint website and mobile application.</w:t>
+      </w:r>
+    </w:p>
+    <w:p>
+      <w:pPr>
+        <w:tabs>
+          <w:tab w:val="left" w:pos="1440"/>
+        </w:tabs>
+        <w:spacing w:after="80"/>
+        <w:ind w:left="1440" w:hanging="360"/>
+      </w:pPr>
+      <w:r>
+        <w:rPr>
+          <w:rFonts w:ascii="Calibri" w:cs="Calibri" w:eastAsia="Calibri" w:hAnsi="Calibri"/>
+          <w:sz w:val="22"/>
+          <w:szCs w:val="22"/>
+        </w:rPr>
+        <w:t xml:space="preserve">(n)</w:t>
+      </w:r>
+      <w:r>
+        <w:rPr>
+          <w:rFonts w:ascii="Calibri" w:cs="Calibri" w:eastAsia="Calibri" w:hAnsi="Calibri"/>
+          <w:sz w:val="22"/>
+          <w:szCs w:val="22"/>
+        </w:rPr>
+        <w:t xml:space="preserve">	"Public Launch Date" means the date UniBlueprint publicly launches the Platform, as notified on the Platform.</w:t>
+      </w:r>
+    </w:p>
+    <w:p>
+      <w:pPr>
+        <w:tabs>
+          <w:tab w:val="left" w:pos="1440"/>
+        </w:tabs>
+        <w:spacing w:after="80"/>
+        <w:ind w:left="1440" w:hanging="360"/>
+      </w:pPr>
+      <w:r>
+        <w:rPr>
+          <w:rFonts w:ascii="Calibri" w:cs="Calibri" w:eastAsia="Calibri" w:hAnsi="Calibri"/>
+          <w:sz w:val="22"/>
+          <w:szCs w:val="22"/>
+        </w:rPr>
+        <w:t xml:space="preserve">(o)</w:t>
+      </w:r>
+      <w:r>
+        <w:rPr>
+          <w:rFonts w:ascii="Calibri" w:cs="Calibri" w:eastAsia="Calibri" w:hAnsi="Calibri"/>
+          <w:sz w:val="22"/>
+          <w:szCs w:val="22"/>
+        </w:rPr>
+        <w:t xml:space="preserve">	"Tier" means the classification (Access, Plus, or Signature) assigned to the Partner under clause 4.1.</w:t>
+      </w:r>
+    </w:p>
+    <w:p>
+      <w:pPr>
+        <w:tabs>
+          <w:tab w:val="left" w:pos="1440"/>
+        </w:tabs>
+        <w:spacing w:after="80"/>
+        <w:ind w:left="1440" w:hanging="360"/>
+      </w:pPr>
+      <w:r>
+        <w:rPr>
+          <w:rFonts w:ascii="Calibri" w:cs="Calibri" w:eastAsia="Calibri" w:hAnsi="Calibri"/>
+          <w:sz w:val="22"/>
+          <w:szCs w:val="22"/>
+        </w:rPr>
+        <w:t xml:space="preserve">(p)</w:t>
+      </w:r>
+      <w:r>
+        <w:rPr>
+          <w:rFonts w:ascii="Calibri" w:cs="Calibri" w:eastAsia="Calibri" w:hAnsi="Calibri"/>
+          <w:sz w:val="22"/>
+          <w:szCs w:val="22"/>
+        </w:rPr>
+        <w:t xml:space="preserve">	"Tier Fee" means the fixed monthly fee, if any, payable under the Partner's Tier and Payment Option, as set out in Schedule 2.</w:t>
       </w:r>
     </w:p>
     <w:p>
@@ -8731,7 +8919,7 @@
           <w:sz w:val="22"/>
           <w:szCs w:val="22"/>
         </w:rPr>
-        <w:t xml:space="preserve">	The Partner is admitted to Lifestyle Blueprint on a free trial basis. No Listing Fee, commission, or other charge of any kind is payable by the Partner in respect of the Free Trial Month.</w:t>
+        <w:t xml:space="preserve">	The Partner is admitted to Lifestyle Blueprint on a free trial basis. No Tier Fee, Commission, or other charge of any kind is payable by the Partner in respect of the Free Trial Month.</w:t>
       </w:r>
     </w:p>
     <w:p>
@@ -8848,7 +9036,7 @@
           <w:sz w:val="22"/>
           <w:szCs w:val="22"/>
         </w:rPr>
-        <w:t xml:space="preserve">	confirm in writing to UniBlueprint that it wishes to continue on the terms of Schedule 2; or</w:t>
+        <w:t xml:space="preserve">	confirm in writing to UniBlueprint that it wishes to continue, selecting Payment Option A or Payment Option B under clause 4; if the Partner confirms continuation without specifying an Option, Payment Option A applies; or</w:t>
       </w:r>
     </w:p>
     <w:p>
@@ -8948,7 +9136,7 @@
           <w:sz w:val="22"/>
           <w:szCs w:val="22"/>
         </w:rPr>
-        <w:t xml:space="preserve">	If the Partner does neither of the things in clause 3.1 by the Decision Date, then at the end of the Free Trial Month the Listing will be paused. A paused Listing is hidden from Members. No Listing Fee is payable and no debt arises. Silence does not create a payment obligation.</w:t>
+        <w:t xml:space="preserve">	If the Partner does neither of the things in clause 3.1 by the Decision Date, then at the end of the Free Trial Month the Listing will be paused. A paused Listing is hidden from Members. No Tier Fee or Commission is payable and no debt arises. Silence does not create a payment obligation.</w:t>
       </w:r>
     </w:p>
     <w:p>
@@ -9033,7 +9221,7 @@
                 <w:sz w:val="20"/>
                 <w:szCs w:val="20"/>
               </w:rPr>
-              <w:t xml:space="preserve">Auto-converting a non-responding partner onto a paid plan creates a debt you would have to chase, and is the kind of term the CCPC scrutinises. Pausing costs you nothing and keeps the relationship open. If you want auto-conversion instead, that must be flagged prominently before signature and is a commercial decision to take with advice.</w:t>
+              <w:t xml:space="preserve">Auto-converting a non-responding partner onto a paid Tier creates a debt you would have to chase, and is the kind of term the CCPC scrutinises. Pausing costs you nothing and keeps the relationship open. If you want auto-conversion instead, that must be flagged prominently before signature and is a commercial decision to take with advice.</w:t>
             </w:r>
           </w:p>
         </w:tc>
@@ -9053,7 +9241,7 @@
           <w:sz w:val="24"/>
           <w:szCs w:val="24"/>
         </w:rPr>
-        <w:t xml:space="preserve">4.  Term after the Free Trial Month</w:t>
+        <w:t xml:space="preserve">4.  Tier, Payment Option and Fees</w:t>
       </w:r>
     </w:p>
     <w:p>
@@ -9078,9 +9266,338 @@
           <w:sz w:val="22"/>
           <w:szCs w:val="22"/>
         </w:rPr>
-        <w:t xml:space="preserve">	If the Partner confirms continuation under clause 3.1(a), or the parties agree terms following contact under clause 3.1(b), the paid term begins on the day after the Free Trial Month ends and continues for the period stated in Schedule 2 (the "Paid Term").</w:t>
-      </w:r>
-    </w:p>
+        <w:t xml:space="preserve">	UniBlueprint classifies the Partner into one of three Tiers — Access, Plus, or Signature — based on the joint judgment of UniBlueprint and the Partner as to the size of the Partner's business, the scope of the goods or services covered by the Listing, and the Partner's own pricing under Schedule 1. Tier classification is a categorisation only and does not itself create a fee; fees arise only from the Tier Fee and Commission set out below.</w:t>
+      </w:r>
+    </w:p>
+    <w:tbl>
+      <w:tblPr>
+        <w:tblW w:type="dxa" w:w="9360"/>
+        <w:tblBorders>
+          <w:top w:val="single" w:color="auto" w:sz="4"/>
+          <w:left w:val="single" w:color="auto" w:sz="4"/>
+          <w:bottom w:val="single" w:color="auto" w:sz="4"/>
+          <w:right w:val="single" w:color="auto" w:sz="4"/>
+          <w:insideH w:val="single" w:color="auto" w:sz="4"/>
+          <w:insideV w:val="single" w:color="auto" w:sz="4"/>
+        </w:tblBorders>
+      </w:tblPr>
+      <w:tblGrid>
+        <w:gridCol w:w="1820"/>
+        <w:gridCol w:w="3380"/>
+        <w:gridCol w:w="4160"/>
+      </w:tblGrid>
+      <w:tr>
+        <w:trPr>
+          <w:tblHeader/>
+        </w:trPr>
+        <w:tc>
+          <w:tcPr>
+            <w:tcW w:type="dxa" w:w="1820"/>
+            <w:shd w:fill="1E3A5F" w:color="auto" w:val="clear"/>
+            <w:tcMar>
+              <w:top w:type="dxa" w:w="80"/>
+              <w:left w:type="dxa" w:w="120"/>
+              <w:bottom w:type="dxa" w:w="80"/>
+              <w:right w:type="dxa" w:w="120"/>
+            </w:tcMar>
+          </w:tcPr>
+          <w:p>
+            <w:r>
+              <w:rPr>
+                <w:rFonts w:ascii="Calibri" w:cs="Calibri" w:eastAsia="Calibri" w:hAnsi="Calibri"/>
+                <w:b/>
+                <w:bCs/>
+                <w:color w:val="FFFFFF"/>
+                <w:sz w:val="20"/>
+                <w:szCs w:val="20"/>
+              </w:rPr>
+              <w:t xml:space="preserve">Tier</w:t>
+            </w:r>
+          </w:p>
+        </w:tc>
+        <w:tc>
+          <w:tcPr>
+            <w:tcW w:type="dxa" w:w="3380"/>
+            <w:shd w:fill="1E3A5F" w:color="auto" w:val="clear"/>
+            <w:tcMar>
+              <w:top w:type="dxa" w:w="80"/>
+              <w:left w:type="dxa" w:w="120"/>
+              <w:bottom w:type="dxa" w:w="80"/>
+              <w:right w:type="dxa" w:w="120"/>
+            </w:tcMar>
+          </w:tcPr>
+          <w:p>
+            <w:r>
+              <w:rPr>
+                <w:rFonts w:ascii="Calibri" w:cs="Calibri" w:eastAsia="Calibri" w:hAnsi="Calibri"/>
+                <w:b/>
+                <w:bCs/>
+                <w:color w:val="FFFFFF"/>
+                <w:sz w:val="20"/>
+                <w:szCs w:val="20"/>
+              </w:rPr>
+              <w:t xml:space="preserve">Payment Option A</w:t>
+            </w:r>
+          </w:p>
+        </w:tc>
+        <w:tc>
+          <w:tcPr>
+            <w:tcW w:type="dxa" w:w="4160"/>
+            <w:shd w:fill="1E3A5F" w:color="auto" w:val="clear"/>
+            <w:tcMar>
+              <w:top w:type="dxa" w:w="80"/>
+              <w:left w:type="dxa" w:w="120"/>
+              <w:bottom w:type="dxa" w:w="80"/>
+              <w:right w:type="dxa" w:w="120"/>
+            </w:tcMar>
+          </w:tcPr>
+          <w:p>
+            <w:r>
+              <w:rPr>
+                <w:rFonts w:ascii="Calibri" w:cs="Calibri" w:eastAsia="Calibri" w:hAnsi="Calibri"/>
+                <w:b/>
+                <w:bCs/>
+                <w:color w:val="FFFFFF"/>
+                <w:sz w:val="20"/>
+                <w:szCs w:val="20"/>
+              </w:rPr>
+              <w:t xml:space="preserve">Payment Option B</w:t>
+            </w:r>
+          </w:p>
+        </w:tc>
+      </w:tr>
+      <w:tr>
+        <w:tc>
+          <w:tcPr>
+            <w:tcW w:type="dxa" w:w="1820"/>
+            <w:tcMar>
+              <w:top w:type="dxa" w:w="80"/>
+              <w:left w:type="dxa" w:w="120"/>
+              <w:bottom w:type="dxa" w:w="80"/>
+              <w:right w:type="dxa" w:w="120"/>
+            </w:tcMar>
+          </w:tcPr>
+          <w:p>
+            <w:r>
+              <w:rPr>
+                <w:rFonts w:ascii="Calibri" w:cs="Calibri" w:eastAsia="Calibri" w:hAnsi="Calibri"/>
+                <w:b w:val="false"/>
+                <w:bCs w:val="false"/>
+                <w:sz w:val="20"/>
+                <w:szCs w:val="20"/>
+              </w:rPr>
+              <w:t xml:space="preserve">Access</w:t>
+            </w:r>
+          </w:p>
+        </w:tc>
+        <w:tc>
+          <w:tcPr>
+            <w:tcW w:type="dxa" w:w="3380"/>
+            <w:tcMar>
+              <w:top w:type="dxa" w:w="80"/>
+              <w:left w:type="dxa" w:w="120"/>
+              <w:bottom w:type="dxa" w:w="80"/>
+              <w:right w:type="dxa" w:w="120"/>
+            </w:tcMar>
+          </w:tcPr>
+          <w:p>
+            <w:pPr>
+              <w:jc w:val="right"/>
+            </w:pPr>
+            <w:r>
+              <w:rPr>
+                <w:rFonts w:ascii="Calibri" w:cs="Calibri" w:eastAsia="Calibri" w:hAnsi="Calibri"/>
+                <w:b w:val="false"/>
+                <w:bCs w:val="false"/>
+                <w:sz w:val="20"/>
+                <w:szCs w:val="20"/>
+              </w:rPr>
+              <w:t xml:space="preserve">€15/month + 10% Commission</w:t>
+            </w:r>
+          </w:p>
+        </w:tc>
+        <w:tc>
+          <w:tcPr>
+            <w:tcW w:type="dxa" w:w="4160"/>
+            <w:tcMar>
+              <w:top w:type="dxa" w:w="80"/>
+              <w:left w:type="dxa" w:w="120"/>
+              <w:bottom w:type="dxa" w:w="80"/>
+              <w:right w:type="dxa" w:w="120"/>
+            </w:tcMar>
+          </w:tcPr>
+          <w:p>
+            <w:pPr>
+              <w:jc w:val="right"/>
+            </w:pPr>
+            <w:r>
+              <w:rPr>
+                <w:rFonts w:ascii="Calibri" w:cs="Calibri" w:eastAsia="Calibri" w:hAnsi="Calibri"/>
+                <w:b w:val="false"/>
+                <w:bCs w:val="false"/>
+                <w:sz w:val="20"/>
+                <w:szCs w:val="20"/>
+              </w:rPr>
+              <w:t xml:space="preserve">€0/month + individually negotiated Commission (uncapped, confidential — clause 11)</w:t>
+            </w:r>
+          </w:p>
+        </w:tc>
+      </w:tr>
+      <w:tr>
+        <w:tc>
+          <w:tcPr>
+            <w:tcW w:type="dxa" w:w="1820"/>
+            <w:shd w:fill="F2F2F2" w:color="auto" w:val="clear"/>
+            <w:tcMar>
+              <w:top w:type="dxa" w:w="80"/>
+              <w:left w:type="dxa" w:w="120"/>
+              <w:bottom w:type="dxa" w:w="80"/>
+              <w:right w:type="dxa" w:w="120"/>
+            </w:tcMar>
+          </w:tcPr>
+          <w:p>
+            <w:r>
+              <w:rPr>
+                <w:rFonts w:ascii="Calibri" w:cs="Calibri" w:eastAsia="Calibri" w:hAnsi="Calibri"/>
+                <w:b w:val="false"/>
+                <w:bCs w:val="false"/>
+                <w:sz w:val="20"/>
+                <w:szCs w:val="20"/>
+              </w:rPr>
+              <w:t xml:space="preserve">Plus</w:t>
+            </w:r>
+          </w:p>
+        </w:tc>
+        <w:tc>
+          <w:tcPr>
+            <w:tcW w:type="dxa" w:w="3380"/>
+            <w:shd w:fill="F2F2F2" w:color="auto" w:val="clear"/>
+            <w:tcMar>
+              <w:top w:type="dxa" w:w="80"/>
+              <w:left w:type="dxa" w:w="120"/>
+              <w:bottom w:type="dxa" w:w="80"/>
+              <w:right w:type="dxa" w:w="120"/>
+            </w:tcMar>
+          </w:tcPr>
+          <w:p>
+            <w:pPr>
+              <w:jc w:val="right"/>
+            </w:pPr>
+            <w:r>
+              <w:rPr>
+                <w:rFonts w:ascii="Calibri" w:cs="Calibri" w:eastAsia="Calibri" w:hAnsi="Calibri"/>
+                <w:b w:val="false"/>
+                <w:bCs w:val="false"/>
+                <w:sz w:val="20"/>
+                <w:szCs w:val="20"/>
+              </w:rPr>
+              <w:t xml:space="preserve">€45/month + 8% Commission</w:t>
+            </w:r>
+          </w:p>
+        </w:tc>
+        <w:tc>
+          <w:tcPr>
+            <w:tcW w:type="dxa" w:w="4160"/>
+            <w:shd w:fill="F2F2F2" w:color="auto" w:val="clear"/>
+            <w:tcMar>
+              <w:top w:type="dxa" w:w="80"/>
+              <w:left w:type="dxa" w:w="120"/>
+              <w:bottom w:type="dxa" w:w="80"/>
+              <w:right w:type="dxa" w:w="120"/>
+            </w:tcMar>
+          </w:tcPr>
+          <w:p>
+            <w:pPr>
+              <w:jc w:val="right"/>
+            </w:pPr>
+            <w:r>
+              <w:rPr>
+                <w:rFonts w:ascii="Calibri" w:cs="Calibri" w:eastAsia="Calibri" w:hAnsi="Calibri"/>
+                <w:b w:val="false"/>
+                <w:bCs w:val="false"/>
+                <w:sz w:val="20"/>
+                <w:szCs w:val="20"/>
+              </w:rPr>
+              <w:t xml:space="preserve">€0/month + individually negotiated Commission (uncapped, confidential — clause 11)</w:t>
+            </w:r>
+          </w:p>
+        </w:tc>
+      </w:tr>
+      <w:tr>
+        <w:tc>
+          <w:tcPr>
+            <w:tcW w:type="dxa" w:w="1820"/>
+            <w:tcMar>
+              <w:top w:type="dxa" w:w="80"/>
+              <w:left w:type="dxa" w:w="120"/>
+              <w:bottom w:type="dxa" w:w="80"/>
+              <w:right w:type="dxa" w:w="120"/>
+            </w:tcMar>
+          </w:tcPr>
+          <w:p>
+            <w:r>
+              <w:rPr>
+                <w:rFonts w:ascii="Calibri" w:cs="Calibri" w:eastAsia="Calibri" w:hAnsi="Calibri"/>
+                <w:b w:val="false"/>
+                <w:bCs w:val="false"/>
+                <w:sz w:val="20"/>
+                <w:szCs w:val="20"/>
+              </w:rPr>
+              <w:t xml:space="preserve">Signature</w:t>
+            </w:r>
+          </w:p>
+        </w:tc>
+        <w:tc>
+          <w:tcPr>
+            <w:tcW w:type="dxa" w:w="3380"/>
+            <w:tcMar>
+              <w:top w:type="dxa" w:w="80"/>
+              <w:left w:type="dxa" w:w="120"/>
+              <w:bottom w:type="dxa" w:w="80"/>
+              <w:right w:type="dxa" w:w="120"/>
+            </w:tcMar>
+          </w:tcPr>
+          <w:p>
+            <w:r>
+              <w:rPr>
+                <w:rFonts w:ascii="Calibri" w:cs="Calibri" w:eastAsia="Calibri" w:hAnsi="Calibri"/>
+                <w:b w:val="false"/>
+                <w:bCs w:val="false"/>
+                <w:sz w:val="20"/>
+                <w:szCs w:val="20"/>
+              </w:rPr>
+              <w:t xml:space="preserve">[TIER FEE / COMMISSION % — TO BE CONFIRMED]</w:t>
+            </w:r>
+          </w:p>
+        </w:tc>
+        <w:tc>
+          <w:tcPr>
+            <w:tcW w:type="dxa" w:w="4160"/>
+            <w:tcMar>
+              <w:top w:type="dxa" w:w="80"/>
+              <w:left w:type="dxa" w:w="120"/>
+              <w:bottom w:type="dxa" w:w="80"/>
+              <w:right w:type="dxa" w:w="120"/>
+            </w:tcMar>
+          </w:tcPr>
+          <w:p>
+            <w:pPr>
+              <w:jc w:val="right"/>
+            </w:pPr>
+            <w:r>
+              <w:rPr>
+                <w:rFonts w:ascii="Calibri" w:cs="Calibri" w:eastAsia="Calibri" w:hAnsi="Calibri"/>
+                <w:b w:val="false"/>
+                <w:bCs w:val="false"/>
+                <w:sz w:val="20"/>
+                <w:szCs w:val="20"/>
+              </w:rPr>
+              <w:t xml:space="preserve">€0/month + individually negotiated Commission (uncapped, confidential — clause 11)</w:t>
+            </w:r>
+          </w:p>
+        </w:tc>
+      </w:tr>
+    </w:tbl>
     <w:p>
       <w:pPr>
         <w:tabs>
@@ -9103,7 +9620,7 @@
           <w:sz w:val="22"/>
           <w:szCs w:val="22"/>
         </w:rPr>
-        <w:t xml:space="preserve">	The Listing Fee is payable in accordance with Schedule 2. UniBlueprint will issue an invoice; payment is due within thirty (30) days of invoice date.</w:t>
+        <w:t xml:space="preserve">	Commission is calculated on the redemption value of the transaction, excluding VAT, and is deducted at the time of the transaction under clause 6.5.</w:t>
       </w:r>
     </w:p>
     <w:p>
@@ -9128,7 +9645,82 @@
           <w:sz w:val="22"/>
           <w:szCs w:val="22"/>
         </w:rPr>
-        <w:t xml:space="preserve">	Either party may terminate the Paid Term on thirty (30) days' written notice. Listing Fees already paid in respect of a period that has not yet elapsed will be refunded pro rata.</w:t>
+        <w:t xml:space="preserve">	The Paid Term begins on the day after the Free Trial Month ends and continues for the period stated in Schedule 2. Either party may terminate the Paid Term on thirty (30) days' written notice. Any Tier Fee already paid in respect of a period that has not yet elapsed will be refunded pro rata.</w:t>
+      </w:r>
+    </w:p>
+    <w:p>
+      <w:pPr>
+        <w:tabs>
+          <w:tab w:val="left" w:pos="720"/>
+        </w:tabs>
+        <w:spacing w:after="120"/>
+        <w:ind w:left="720" w:hanging="720"/>
+      </w:pPr>
+      <w:r>
+        <w:rPr>
+          <w:rFonts w:ascii="Calibri" w:cs="Calibri" w:eastAsia="Calibri" w:hAnsi="Calibri"/>
+          <w:sz w:val="22"/>
+          <w:szCs w:val="22"/>
+        </w:rPr>
+        <w:t xml:space="preserve">4.4</w:t>
+      </w:r>
+      <w:r>
+        <w:rPr>
+          <w:rFonts w:ascii="Calibri" w:cs="Calibri" w:eastAsia="Calibri" w:hAnsi="Calibri"/>
+          <w:sz w:val="22"/>
+          <w:szCs w:val="22"/>
+        </w:rPr>
+        <w:t xml:space="preserve">	UniBlueprint may reassess the Partner's Tier from time to time to reflect changes in the size of the Partner's business, the scope of its Listing, or its pricing. UniBlueprint will give the Partner [NOTICE PERIOD — TO BE CONFIRMED BY FINANCE] written notice before a change of Tier takes effect.</w:t>
+      </w:r>
+    </w:p>
+    <w:p>
+      <w:pPr>
+        <w:tabs>
+          <w:tab w:val="left" w:pos="720"/>
+        </w:tabs>
+        <w:spacing w:after="120"/>
+        <w:ind w:left="720" w:hanging="720"/>
+      </w:pPr>
+      <w:r>
+        <w:rPr>
+          <w:rFonts w:ascii="Calibri" w:cs="Calibri" w:eastAsia="Calibri" w:hAnsi="Calibri"/>
+          <w:sz w:val="22"/>
+          <w:szCs w:val="22"/>
+        </w:rPr>
+        <w:t xml:space="preserve">4.5</w:t>
+      </w:r>
+      <w:r>
+        <w:rPr>
+          <w:rFonts w:ascii="Calibri" w:cs="Calibri" w:eastAsia="Calibri" w:hAnsi="Calibri"/>
+          <w:sz w:val="22"/>
+          <w:szCs w:val="22"/>
+        </w:rPr>
+        <w:t xml:space="preserve">	Where the Partner selects Payment Option B, the negotiated Commission rate is recorded and dated in Schedule 2 and is confidential under clause 11. [GOVERNANCE PROCESS — TO BE CONFIRMED] governs who at UniBlueprint has authority to agree a Payment Option B rate.</w:t>
+      </w:r>
+    </w:p>
+    <w:p>
+      <w:pPr>
+        <w:tabs>
+          <w:tab w:val="left" w:pos="720"/>
+        </w:tabs>
+        <w:spacing w:after="120"/>
+        <w:ind w:left="720" w:hanging="720"/>
+      </w:pPr>
+      <w:r>
+        <w:rPr>
+          <w:rFonts w:ascii="Calibri" w:cs="Calibri" w:eastAsia="Calibri" w:hAnsi="Calibri"/>
+          <w:sz w:val="22"/>
+          <w:szCs w:val="22"/>
+        </w:rPr>
+        <w:t xml:space="preserve">4.6</w:t>
+      </w:r>
+      <w:r>
+        <w:rPr>
+          <w:rFonts w:ascii="Calibri" w:cs="Calibri" w:eastAsia="Calibri" w:hAnsi="Calibri"/>
+          <w:sz w:val="22"/>
+          <w:szCs w:val="22"/>
+        </w:rPr>
+        <w:t xml:space="preserve">	A Partner that signs this Agreement before the Public Launch Date is awarded the Founding Partner Badge. The Badge is a timing-based recognition and is independent of the Partner's Tier or Payment Option. [REVOCABILITY — TO BE CONFIRMED WITH SOLICITOR] governs whether the Badge is retained if the Partner later leaves and rejoins the Platform.</w:t>
       </w:r>
     </w:p>
     <w:p>
@@ -9250,6 +9842,31 @@
     </w:p>
     <w:p>
       <w:pPr>
+        <w:tabs>
+          <w:tab w:val="left" w:pos="720"/>
+        </w:tabs>
+        <w:spacing w:after="120"/>
+        <w:ind w:left="720" w:hanging="720"/>
+      </w:pPr>
+      <w:r>
+        <w:rPr>
+          <w:rFonts w:ascii="Calibri" w:cs="Calibri" w:eastAsia="Calibri" w:hAnsi="Calibri"/>
+          <w:sz w:val="22"/>
+          <w:szCs w:val="22"/>
+        </w:rPr>
+        <w:t xml:space="preserve">5.5</w:t>
+      </w:r>
+      <w:r>
+        <w:rPr>
+          <w:rFonts w:ascii="Calibri" w:cs="Calibri" w:eastAsia="Calibri" w:hAnsi="Calibri"/>
+          <w:sz w:val="22"/>
+          <w:szCs w:val="22"/>
+        </w:rPr>
+        <w:t xml:space="preserve">	The Partner's own pricing recorded in Schedule 1 forms part of the basis on which UniBlueprint classifies the Partner's Tier under clause 4.1.</w:t>
+      </w:r>
+    </w:p>
+    <w:p>
+      <w:pPr>
         <w:keepNext/>
         <w:spacing w:after="120" w:before="280"/>
       </w:pPr>
@@ -9262,7 +9879,7 @@
           <w:sz w:val="24"/>
           <w:szCs w:val="24"/>
         </w:rPr>
-        <w:t xml:space="preserve">6.  Relationship with Members: the Partner is the seller</w:t>
+        <w:t xml:space="preserve">6.  Relationship with Members, payment, and commission</w:t>
       </w:r>
     </w:p>
     <w:p>
@@ -9287,7 +9904,7 @@
           <w:sz w:val="22"/>
           <w:szCs w:val="22"/>
         </w:rPr>
-        <w:t xml:space="preserve">	Every transaction between the Partner and a Member is a contract between those two parties alone. UniBlueprint is not a party to it, is not the seller, is not the merchant of record, and takes no payment in respect of it.</w:t>
+        <w:t xml:space="preserve">	The Partner remains the seller of everything supplied under the Listing. Every transaction between the Partner and a Member is a contract between those two parties alone. UniBlueprint is not a party to that underlying supply of goods or services and is not the seller or the supplier of them, notwithstanding that UniBlueprint processes payment for the transaction under clause 6.5.</w:t>
       </w:r>
     </w:p>
     <w:p>
@@ -9363,6 +9980,56 @@
           <w:szCs w:val="22"/>
         </w:rPr>
         <w:t xml:space="preserve">	The Partner will indemnify UniBlueprint against any claim, loss, or cost arising from the goods or services it supplies to a Member, from any breach of clause 5 or clause 6, or from any statement made by the Partner about its own business.</w:t>
+      </w:r>
+    </w:p>
+    <w:p>
+      <w:pPr>
+        <w:tabs>
+          <w:tab w:val="left" w:pos="720"/>
+        </w:tabs>
+        <w:spacing w:after="120"/>
+        <w:ind w:left="720" w:hanging="720"/>
+      </w:pPr>
+      <w:r>
+        <w:rPr>
+          <w:rFonts w:ascii="Calibri" w:cs="Calibri" w:eastAsia="Calibri" w:hAnsi="Calibri"/>
+          <w:sz w:val="22"/>
+          <w:szCs w:val="22"/>
+        </w:rPr>
+        <w:t xml:space="preserve">6.5</w:t>
+      </w:r>
+      <w:r>
+        <w:rPr>
+          <w:rFonts w:ascii="Calibri" w:cs="Calibri" w:eastAsia="Calibri" w:hAnsi="Calibri"/>
+          <w:sz w:val="22"/>
+          <w:szCs w:val="22"/>
+        </w:rPr>
+        <w:t xml:space="preserve">	Where a Member pays through the Platform's checkout, UniBlueprint processes that payment through its payment processor and remits it into the Partner's Connected Account, deducting the Commission due under Schedule 2 as an application fee before remittance. This payment mechanism is one of administration and collection only; it does not make UniBlueprint the seller of the underlying goods or services and does not affect the allocation of responsibility in clauses 6.1 to 6.4.</w:t>
+      </w:r>
+    </w:p>
+    <w:p>
+      <w:pPr>
+        <w:tabs>
+          <w:tab w:val="left" w:pos="720"/>
+        </w:tabs>
+        <w:spacing w:after="120"/>
+        <w:ind w:left="720" w:hanging="720"/>
+      </w:pPr>
+      <w:r>
+        <w:rPr>
+          <w:rFonts w:ascii="Calibri" w:cs="Calibri" w:eastAsia="Calibri" w:hAnsi="Calibri"/>
+          <w:sz w:val="22"/>
+          <w:szCs w:val="22"/>
+        </w:rPr>
+        <w:t xml:space="preserve">6.6</w:t>
+      </w:r>
+      <w:r>
+        <w:rPr>
+          <w:rFonts w:ascii="Calibri" w:cs="Calibri" w:eastAsia="Calibri" w:hAnsi="Calibri"/>
+          <w:sz w:val="22"/>
+          <w:szCs w:val="22"/>
+        </w:rPr>
+        <w:t xml:space="preserve">	The Partner must keep its Connected Account in good standing, including keeping its verification, banking, and tax details current with the payment processor. UniBlueprint may suspend the Listing under clause 19 if the Connected Account is not kept in good standing and payment cannot be remitted as a result.</w:t>
       </w:r>
     </w:p>
     <w:p>
@@ -9671,7 +10338,7 @@
           <w:sz w:val="22"/>
           <w:szCs w:val="22"/>
         </w:rPr>
-        <w:t xml:space="preserve">	respond to Members who contact it through the Listing within a reasonable time; and</w:t>
+        <w:t xml:space="preserve">	respond to Members who contact it through the Listing within a reasonable time;</w:t>
       </w:r>
     </w:p>
     <w:p>
@@ -9696,7 +10363,32 @@
           <w:sz w:val="22"/>
           <w:szCs w:val="22"/>
         </w:rPr>
-        <w:t xml:space="preserve">	notify UniBlueprint promptly of any complaint by a Member that alleges harm, injury, or misconduct.</w:t>
+        <w:t xml:space="preserve">	notify UniBlueprint promptly of any complaint by a Member that alleges harm, injury, or misconduct; and</w:t>
+      </w:r>
+    </w:p>
+    <w:p>
+      <w:pPr>
+        <w:tabs>
+          <w:tab w:val="left" w:pos="1440"/>
+        </w:tabs>
+        <w:spacing w:after="80"/>
+        <w:ind w:left="1440" w:hanging="360"/>
+      </w:pPr>
+      <w:r>
+        <w:rPr>
+          <w:rFonts w:ascii="Calibri" w:cs="Calibri" w:eastAsia="Calibri" w:hAnsi="Calibri"/>
+          <w:sz w:val="22"/>
+          <w:szCs w:val="22"/>
+        </w:rPr>
+        <w:t xml:space="preserve">(g)</w:t>
+      </w:r>
+      <w:r>
+        <w:rPr>
+          <w:rFonts w:ascii="Calibri" w:cs="Calibri" w:eastAsia="Calibri" w:hAnsi="Calibri"/>
+          <w:sz w:val="22"/>
+          <w:szCs w:val="22"/>
+        </w:rPr>
+        <w:t xml:space="preserve">	maintain a Connected Account in good standing throughout the term of this Agreement, as required by clause 6.6.</w:t>
       </w:r>
     </w:p>
     <w:p>
@@ -9721,7 +10413,7 @@
           <w:sz w:val="22"/>
           <w:szCs w:val="22"/>
         </w:rPr>
-        <w:t xml:space="preserve">	Where the Partner or its personnel will have access to Members under the age of 18 in the course of providing the Offer, the Partner must hold current Garda vetting for the relevant personnel under the National Vetting Bureau (Children and Vulnerable Persons) Acts 2012 to 2016, and must provide evidence on request. This obligation cannot be waived.</w:t>
+        <w:t xml:space="preserve">	If the Partner or its personnel become aware, in the course of providing the Offer, that an individual they are dealing with is under the age of 18, the Partner must immediately stop dealing with that individual under the Listing and notify UniBlueprint without delay.</w:t>
       </w:r>
     </w:p>
     <w:p>
@@ -9746,7 +10438,31 @@
           <w:sz w:val="22"/>
           <w:szCs w:val="22"/>
         </w:rPr>
-        <w:t xml:space="preserve">	The Partner must hold public liability insurance and, where it provides services involving physical activity, treatment, or advice, professional indemnity insurance, each with a reputable insurer and at a level appropriate to its business. Evidence must be provided on request.</w:t>
+        <w:t xml:space="preserve">	The Partner must hold public liability insurance of not less than €1,000,000 and, where it provides services involving physical activity, treatment, or advice, professional indemnity insurance of not less than €250,000, each with a reputable insurer. Evidence must be provided on request.</w:t>
+      </w:r>
+    </w:p>
+    <w:p>
+      <w:pPr>
+        <w:tabs>
+          <w:tab w:pos="720" w:val="left"/>
+        </w:tabs>
+        <w:spacing w:after="120"/>
+        <w:ind w:left="720" w:hanging="720"/>
+      </w:pPr>
+      <w:r>
+        <w:rPr>
+          <w:rFonts w:ascii="Calibri" w:hAnsi="Calibri"/>
+          <w:sz w:val="22"/>
+        </w:rPr>
+        <w:t>8.4</w:t>
+      </w:r>
+      <w:r>
+        <w:rPr>
+          <w:rFonts w:ascii="Calibri" w:hAnsi="Calibri"/>
+          <w:sz w:val="22"/>
+        </w:rPr>
+        <w:tab/>
+        <w:t>The Partner will comply with the UniBlueprint Safeguarding and Code of Conduct Policy, which forms part of this Agreement, where the Partner or its personnel have direct contact with Members in the course of providing the Offer.</w:t>
       </w:r>
     </w:p>
     <w:p>
@@ -9763,7 +10479,7 @@
           <w:sz w:val="24"/>
           <w:szCs w:val="24"/>
         </w:rPr>
-        <w:t xml:space="preserve">9.  Data protection</w:t>
+        <w:t xml:space="preserve">9.  Off-platform circumvention</w:t>
       </w:r>
     </w:p>
     <w:p>
@@ -9788,7 +10504,7 @@
           <w:sz w:val="22"/>
           <w:szCs w:val="22"/>
         </w:rPr>
-        <w:t xml:space="preserve">	Each party is an independent controller in respect of personal data it holds about Members. Neither party processes personal data on the other's behalf under this Agreement.</w:t>
+        <w:t xml:space="preserve">	For twelve (12) months after termination, the Partner will not solicit or deal with a Member first introduced to the Partner through the Platform outside the Platform, where the purpose or effect is to avoid Commission that would otherwise be payable under this Agreement.</w:t>
       </w:r>
     </w:p>
     <w:p>
@@ -9813,57 +10529,7 @@
           <w:sz w:val="22"/>
           <w:szCs w:val="22"/>
         </w:rPr>
-        <w:t xml:space="preserve">	UniBlueprint does not transfer Member personal data to the Partner. If a Member chooses to contact the Partner or redeem an Offer, any personal data the Member provides is provided by the Member directly and the Partner is the controller of it.</w:t>
-      </w:r>
-    </w:p>
-    <w:p>
-      <w:pPr>
-        <w:tabs>
-          <w:tab w:val="left" w:pos="720"/>
-        </w:tabs>
-        <w:spacing w:after="120"/>
-        <w:ind w:left="720" w:hanging="720"/>
-      </w:pPr>
-      <w:r>
-        <w:rPr>
-          <w:rFonts w:ascii="Calibri" w:cs="Calibri" w:eastAsia="Calibri" w:hAnsi="Calibri"/>
-          <w:sz w:val="22"/>
-          <w:szCs w:val="22"/>
-        </w:rPr>
-        <w:t xml:space="preserve">9.3</w:t>
-      </w:r>
-      <w:r>
-        <w:rPr>
-          <w:rFonts w:ascii="Calibri" w:cs="Calibri" w:eastAsia="Calibri" w:hAnsi="Calibri"/>
-          <w:sz w:val="22"/>
-          <w:szCs w:val="22"/>
-        </w:rPr>
-        <w:t xml:space="preserve">	The Partner will comply with the General Data Protection Regulation (EU) 2016/679 and the Data Protection Act 2018 in respect of all Member personal data it holds, will provide its own privacy notice, and will not use Member data for marketing without a lawful basis.</w:t>
-      </w:r>
-    </w:p>
-    <w:p>
-      <w:pPr>
-        <w:tabs>
-          <w:tab w:val="left" w:pos="720"/>
-        </w:tabs>
-        <w:spacing w:after="120"/>
-        <w:ind w:left="720" w:hanging="720"/>
-      </w:pPr>
-      <w:r>
-        <w:rPr>
-          <w:rFonts w:ascii="Calibri" w:cs="Calibri" w:eastAsia="Calibri" w:hAnsi="Calibri"/>
-          <w:sz w:val="22"/>
-          <w:szCs w:val="22"/>
-        </w:rPr>
-        <w:t xml:space="preserve">9.4</w:t>
-      </w:r>
-      <w:r>
-        <w:rPr>
-          <w:rFonts w:ascii="Calibri" w:cs="Calibri" w:eastAsia="Calibri" w:hAnsi="Calibri"/>
-          <w:sz w:val="22"/>
-          <w:szCs w:val="22"/>
-        </w:rPr>
-        <w:t xml:space="preserve">	Each party will notify the other without undue delay of any personal data breach that affects the other party or Members introduced under this Agreement.</w:t>
+        <w:t xml:space="preserve">	Clause 9.1 does not apply to a Member the Partner independently approached, or already knew or had a business relationship with, before that Member was introduced to the Partner through the Platform.</w:t>
       </w:r>
     </w:p>
     <w:p>
@@ -9880,7 +10546,7 @@
           <w:sz w:val="24"/>
           <w:szCs w:val="24"/>
         </w:rPr>
-        <w:t xml:space="preserve">10.  Liability</w:t>
+        <w:t xml:space="preserve">10.  Data protection</w:t>
       </w:r>
     </w:p>
     <w:p>
@@ -9905,7 +10571,7 @@
           <w:sz w:val="22"/>
           <w:szCs w:val="22"/>
         </w:rPr>
-        <w:t xml:space="preserve">	Nothing in this Agreement limits liability for death or personal injury caused by negligence, for fraud or fraudulent misrepresentation, or for anything that cannot lawfully be limited.</w:t>
+        <w:t xml:space="preserve">	Each party is an independent controller in respect of personal data it holds about Members. Neither party processes personal data on the other's behalf under this Agreement.</w:t>
       </w:r>
     </w:p>
     <w:p>
@@ -9930,7 +10596,7 @@
           <w:sz w:val="22"/>
           <w:szCs w:val="22"/>
         </w:rPr>
-        <w:t xml:space="preserve">	Subject to clause 10.1, UniBlueprint's total liability to the Partner under or in connection with this Agreement is limited to the greater of (a) the total Listing Fees paid by the Partner in the twelve (12) months before the claim arose, and (b) €500.</w:t>
+        <w:t xml:space="preserve">	UniBlueprint does not transfer Member personal data to the Partner. If a Member chooses to contact the Partner or redeem an Offer, any personal data the Member provides is provided by the Member directly and the Partner is the controller of it.</w:t>
       </w:r>
     </w:p>
     <w:p>
@@ -9955,7 +10621,7 @@
           <w:sz w:val="22"/>
           <w:szCs w:val="22"/>
         </w:rPr>
-        <w:t xml:space="preserve">	UniBlueprint does not guarantee any level of Listing views, enquiries, redemptions, sales, or revenue. Nothing said or written before this Agreement about likely results forms part of it.</w:t>
+        <w:t xml:space="preserve">	The Partner will comply with the General Data Protection Regulation (EU) 2016/679 and the Data Protection Act 2018 in respect of all Member personal data it holds, will provide its own privacy notice, and will not use Member data for marketing without a lawful basis.</w:t>
       </w:r>
     </w:p>
     <w:p>
@@ -9980,32 +10646,7 @@
           <w:sz w:val="22"/>
           <w:szCs w:val="22"/>
         </w:rPr>
-        <w:t xml:space="preserve">	Neither party is liable to the other for loss of profit, loss of business, or indirect or consequential loss.</w:t>
-      </w:r>
-    </w:p>
-    <w:p>
-      <w:pPr>
-        <w:tabs>
-          <w:tab w:val="left" w:pos="720"/>
-        </w:tabs>
-        <w:spacing w:after="120"/>
-        <w:ind w:left="720" w:hanging="720"/>
-      </w:pPr>
-      <w:r>
-        <w:rPr>
-          <w:rFonts w:ascii="Calibri" w:cs="Calibri" w:eastAsia="Calibri" w:hAnsi="Calibri"/>
-          <w:sz w:val="22"/>
-          <w:szCs w:val="22"/>
-        </w:rPr>
-        <w:t xml:space="preserve">10.5</w:t>
-      </w:r>
-      <w:r>
-        <w:rPr>
-          <w:rFonts w:ascii="Calibri" w:cs="Calibri" w:eastAsia="Calibri" w:hAnsi="Calibri"/>
-          <w:sz w:val="22"/>
-          <w:szCs w:val="22"/>
-        </w:rPr>
-        <w:t xml:space="preserve">	The limit in clause 10.2 does not apply to the Partner's indemnity in clause 6.4.</w:t>
+        <w:t xml:space="preserve">	Each party will notify the other without undue delay of any personal data breach that affects the other party or Members introduced under this Agreement.</w:t>
       </w:r>
     </w:p>
     <w:p>
@@ -10022,7 +10663,7 @@
           <w:sz w:val="24"/>
           <w:szCs w:val="24"/>
         </w:rPr>
-        <w:t xml:space="preserve">11.  Suspension and termination</w:t>
+        <w:t xml:space="preserve">11.  Confidentiality</w:t>
       </w:r>
     </w:p>
     <w:p>
@@ -10047,7 +10688,7 @@
           <w:sz w:val="22"/>
           <w:szCs w:val="22"/>
         </w:rPr>
-        <w:t xml:space="preserve">	UniBlueprint may suspend or remove the Listing immediately if it reasonably believes the Partner has breached clause 5, 6, 7, or 8, or that the Listing presents a risk to Members. UniBlueprint will notify the Partner and give it a reasonable opportunity to remedy where the breach is capable of remedy.</w:t>
+        <w:t xml:space="preserve">	Neither party will disclose the other's confidential information, including commercial terms, fee levels, Member numbers, and business plans, without consent, except where disclosure is required by law or to professional advisers under a duty of confidence.</w:t>
       </w:r>
     </w:p>
     <w:p>
@@ -10072,7 +10713,7 @@
           <w:sz w:val="22"/>
           <w:szCs w:val="22"/>
         </w:rPr>
-        <w:t xml:space="preserve">	Either party may terminate immediately on written notice if the other commits a material breach that is not remedied within fourteen (14) days of notice, or becomes insolvent, enters examinership, has a receiver appointed, or ceases to trade.</w:t>
+        <w:t xml:space="preserve">	Without limiting clause 11.1, any Commission rate negotiated under Payment Option B is confidential and must not be disclosed by either party to any other partner, coach, or third party.</w:t>
       </w:r>
     </w:p>
     <w:p>
@@ -10097,7 +10738,7 @@
           <w:sz w:val="22"/>
           <w:szCs w:val="22"/>
         </w:rPr>
-        <w:t xml:space="preserve">	On termination the Listing is removed. Clauses 6, 7.2, 9, 10, 12, and 13 survive.</w:t>
+        <w:t xml:space="preserve">	This obligation continues for three (3) years after termination.</w:t>
       </w:r>
     </w:p>
     <w:p>
@@ -10114,7 +10755,7 @@
           <w:sz w:val="24"/>
           <w:szCs w:val="24"/>
         </w:rPr>
-        <w:t xml:space="preserve">12.  Confidentiality</w:t>
+        <w:t xml:space="preserve">12.  Records and audit</w:t>
       </w:r>
     </w:p>
     <w:p>
@@ -10139,7 +10780,7 @@
           <w:sz w:val="22"/>
           <w:szCs w:val="22"/>
         </w:rPr>
-        <w:t xml:space="preserve">	Neither party will disclose the other's confidential information, including commercial terms, fee levels, Member numbers, and business plans, without consent, except where disclosure is required by law or to professional advisers under a duty of confidence.</w:t>
+        <w:t xml:space="preserve">	The Partner will keep accurate records of all transactions with Members made under the Listing for six (6) years.</w:t>
       </w:r>
     </w:p>
     <w:p>
@@ -10164,7 +10805,7 @@
           <w:sz w:val="22"/>
           <w:szCs w:val="22"/>
         </w:rPr>
-        <w:t xml:space="preserve">	This obligation continues for three (3) years after termination.</w:t>
+        <w:t xml:space="preserve">	UniBlueprint may, on reasonable notice, audit or request evidence of those records to the extent necessary to verify Commission calculated and paid under this Agreement.</w:t>
       </w:r>
     </w:p>
     <w:p>
@@ -10181,7 +10822,7 @@
           <w:sz w:val="24"/>
           <w:szCs w:val="24"/>
         </w:rPr>
-        <w:t xml:space="preserve">13.  General</w:t>
+        <w:t xml:space="preserve">13.  Set-off</w:t>
       </w:r>
     </w:p>
     <w:p>
@@ -10206,6 +10847,475 @@
           <w:sz w:val="22"/>
           <w:szCs w:val="22"/>
         </w:rPr>
+        <w:t xml:space="preserve">	UniBlueprint may set off any amount owed to it by the Partner under this Agreement against any amount due to the Partner.</w:t>
+      </w:r>
+    </w:p>
+    <w:p>
+      <w:pPr>
+        <w:keepNext/>
+        <w:spacing w:after="120" w:before="280"/>
+      </w:pPr>
+      <w:r>
+        <w:rPr>
+          <w:rFonts w:ascii="Calibri" w:cs="Calibri" w:eastAsia="Calibri" w:hAnsi="Calibri"/>
+          <w:b/>
+          <w:bCs/>
+          <w:color w:val="1E3A5F"/>
+          <w:sz w:val="24"/>
+          <w:szCs w:val="24"/>
+        </w:rPr>
+        <w:t xml:space="preserve">14.  Warranties</w:t>
+      </w:r>
+    </w:p>
+    <w:p>
+      <w:pPr>
+        <w:tabs>
+          <w:tab w:val="left" w:pos="720"/>
+        </w:tabs>
+        <w:spacing w:after="120"/>
+        <w:ind w:left="720" w:hanging="720"/>
+      </w:pPr>
+      <w:r>
+        <w:rPr>
+          <w:rFonts w:ascii="Calibri" w:cs="Calibri" w:eastAsia="Calibri" w:hAnsi="Calibri"/>
+          <w:sz w:val="22"/>
+          <w:szCs w:val="22"/>
+        </w:rPr>
+        <w:t xml:space="preserve">14.1</w:t>
+      </w:r>
+      <w:r>
+        <w:rPr>
+          <w:rFonts w:ascii="Calibri" w:cs="Calibri" w:eastAsia="Calibri" w:hAnsi="Calibri"/>
+          <w:sz w:val="22"/>
+          <w:szCs w:val="22"/>
+        </w:rPr>
+        <w:t xml:space="preserve">	Each party warrants that it has full power and authority to enter into and perform this Agreement.</w:t>
+      </w:r>
+    </w:p>
+    <w:p>
+      <w:pPr>
+        <w:keepNext/>
+        <w:spacing w:after="120" w:before="280"/>
+      </w:pPr>
+      <w:r>
+        <w:rPr>
+          <w:rFonts w:ascii="Calibri" w:cs="Calibri" w:eastAsia="Calibri" w:hAnsi="Calibri"/>
+          <w:b/>
+          <w:bCs/>
+          <w:color w:val="1E3A5F"/>
+          <w:sz w:val="24"/>
+          <w:szCs w:val="24"/>
+        </w:rPr>
+        <w:t xml:space="preserve">15.  Anti-bribery and corruption</w:t>
+      </w:r>
+    </w:p>
+    <w:p>
+      <w:pPr>
+        <w:tabs>
+          <w:tab w:val="left" w:pos="720"/>
+        </w:tabs>
+        <w:spacing w:after="120"/>
+        <w:ind w:left="720" w:hanging="720"/>
+      </w:pPr>
+      <w:r>
+        <w:rPr>
+          <w:rFonts w:ascii="Calibri" w:cs="Calibri" w:eastAsia="Calibri" w:hAnsi="Calibri"/>
+          <w:sz w:val="22"/>
+          <w:szCs w:val="22"/>
+        </w:rPr>
+        <w:t xml:space="preserve">15.1</w:t>
+      </w:r>
+      <w:r>
+        <w:rPr>
+          <w:rFonts w:ascii="Calibri" w:cs="Calibri" w:eastAsia="Calibri" w:hAnsi="Calibri"/>
+          <w:sz w:val="22"/>
+          <w:szCs w:val="22"/>
+        </w:rPr>
+        <w:t xml:space="preserve">	Each party will comply with the Criminal Justice (Corruption Offences) Act 2018 and will not offer, give, solicit, or accept any bribe or other corrupt advantage in connection with this Agreement.</w:t>
+      </w:r>
+    </w:p>
+    <w:p>
+      <w:pPr>
+        <w:keepNext/>
+        <w:spacing w:after="120" w:before="280"/>
+      </w:pPr>
+      <w:r>
+        <w:rPr>
+          <w:rFonts w:ascii="Calibri" w:cs="Calibri" w:eastAsia="Calibri" w:hAnsi="Calibri"/>
+          <w:b/>
+          <w:bCs/>
+          <w:color w:val="1E3A5F"/>
+          <w:sz w:val="24"/>
+          <w:szCs w:val="24"/>
+        </w:rPr>
+        <w:t xml:space="preserve">16.  Publicity</w:t>
+      </w:r>
+    </w:p>
+    <w:p>
+      <w:pPr>
+        <w:tabs>
+          <w:tab w:val="left" w:pos="720"/>
+        </w:tabs>
+        <w:spacing w:after="120"/>
+        <w:ind w:left="720" w:hanging="720"/>
+      </w:pPr>
+      <w:r>
+        <w:rPr>
+          <w:rFonts w:ascii="Calibri" w:cs="Calibri" w:eastAsia="Calibri" w:hAnsi="Calibri"/>
+          <w:sz w:val="22"/>
+          <w:szCs w:val="22"/>
+        </w:rPr>
+        <w:t xml:space="preserve">16.1</w:t>
+      </w:r>
+      <w:r>
+        <w:rPr>
+          <w:rFonts w:ascii="Calibri" w:cs="Calibri" w:eastAsia="Calibri" w:hAnsi="Calibri"/>
+          <w:sz w:val="22"/>
+          <w:szCs w:val="22"/>
+        </w:rPr>
+        <w:t xml:space="preserve">	Neither party will issue a press release or public announcement about the other or this Agreement, beyond the ordinary operation of the Listing, without the other's prior consent.</w:t>
+      </w:r>
+    </w:p>
+    <w:p>
+      <w:pPr>
+        <w:keepNext/>
+        <w:spacing w:after="120" w:before="280"/>
+      </w:pPr>
+      <w:r>
+        <w:rPr>
+          <w:rFonts w:ascii="Calibri" w:cs="Calibri" w:eastAsia="Calibri" w:hAnsi="Calibri"/>
+          <w:b/>
+          <w:bCs/>
+          <w:color w:val="1E3A5F"/>
+          <w:sz w:val="24"/>
+          <w:szCs w:val="24"/>
+        </w:rPr>
+        <w:t xml:space="preserve">17.  Liability</w:t>
+      </w:r>
+    </w:p>
+    <w:p>
+      <w:pPr>
+        <w:tabs>
+          <w:tab w:val="left" w:pos="720"/>
+        </w:tabs>
+        <w:spacing w:after="120"/>
+        <w:ind w:left="720" w:hanging="720"/>
+      </w:pPr>
+      <w:r>
+        <w:rPr>
+          <w:rFonts w:ascii="Calibri" w:cs="Calibri" w:eastAsia="Calibri" w:hAnsi="Calibri"/>
+          <w:sz w:val="22"/>
+          <w:szCs w:val="22"/>
+        </w:rPr>
+        <w:t xml:space="preserve">17.1</w:t>
+      </w:r>
+      <w:r>
+        <w:rPr>
+          <w:rFonts w:ascii="Calibri" w:cs="Calibri" w:eastAsia="Calibri" w:hAnsi="Calibri"/>
+          <w:sz w:val="22"/>
+          <w:szCs w:val="22"/>
+        </w:rPr>
+        <w:t xml:space="preserve">	Nothing in this Agreement limits liability for death or personal injury caused by negligence, for fraud or fraudulent misrepresentation, or for anything that cannot lawfully be limited.</w:t>
+      </w:r>
+    </w:p>
+    <w:p>
+      <w:pPr>
+        <w:tabs>
+          <w:tab w:val="left" w:pos="720"/>
+        </w:tabs>
+        <w:spacing w:after="120"/>
+        <w:ind w:left="720" w:hanging="720"/>
+      </w:pPr>
+      <w:r>
+        <w:rPr>
+          <w:rFonts w:ascii="Calibri" w:cs="Calibri" w:eastAsia="Calibri" w:hAnsi="Calibri"/>
+          <w:sz w:val="22"/>
+          <w:szCs w:val="22"/>
+        </w:rPr>
+        <w:t xml:space="preserve">17.2</w:t>
+      </w:r>
+      <w:r>
+        <w:rPr>
+          <w:rFonts w:ascii="Calibri" w:cs="Calibri" w:eastAsia="Calibri" w:hAnsi="Calibri"/>
+          <w:sz w:val="22"/>
+          <w:szCs w:val="22"/>
+        </w:rPr>
+        <w:t xml:space="preserve">	Subject to clause 17.1, UniBlueprint's total liability to the Partner under or in connection with this Agreement is limited to the greater of (a) the total Tier Fees and Commission paid by the Partner in the twelve (12) months before the claim arose, and (b) €500.</w:t>
+      </w:r>
+    </w:p>
+    <w:p>
+      <w:pPr>
+        <w:tabs>
+          <w:tab w:val="left" w:pos="720"/>
+        </w:tabs>
+        <w:spacing w:after="120"/>
+        <w:ind w:left="720" w:hanging="720"/>
+      </w:pPr>
+      <w:r>
+        <w:rPr>
+          <w:rFonts w:ascii="Calibri" w:cs="Calibri" w:eastAsia="Calibri" w:hAnsi="Calibri"/>
+          <w:sz w:val="22"/>
+          <w:szCs w:val="22"/>
+        </w:rPr>
+        <w:t xml:space="preserve">17.3</w:t>
+      </w:r>
+      <w:r>
+        <w:rPr>
+          <w:rFonts w:ascii="Calibri" w:cs="Calibri" w:eastAsia="Calibri" w:hAnsi="Calibri"/>
+          <w:sz w:val="22"/>
+          <w:szCs w:val="22"/>
+        </w:rPr>
+        <w:t xml:space="preserve">	UniBlueprint does not guarantee any level of Listing views, enquiries, redemptions, sales, or revenue. Nothing said or written before this Agreement about likely results forms part of it.</w:t>
+      </w:r>
+    </w:p>
+    <w:p>
+      <w:pPr>
+        <w:tabs>
+          <w:tab w:val="left" w:pos="720"/>
+        </w:tabs>
+        <w:spacing w:after="120"/>
+        <w:ind w:left="720" w:hanging="720"/>
+      </w:pPr>
+      <w:r>
+        <w:rPr>
+          <w:rFonts w:ascii="Calibri" w:cs="Calibri" w:eastAsia="Calibri" w:hAnsi="Calibri"/>
+          <w:sz w:val="22"/>
+          <w:szCs w:val="22"/>
+        </w:rPr>
+        <w:t xml:space="preserve">17.4</w:t>
+      </w:r>
+      <w:r>
+        <w:rPr>
+          <w:rFonts w:ascii="Calibri" w:cs="Calibri" w:eastAsia="Calibri" w:hAnsi="Calibri"/>
+          <w:sz w:val="22"/>
+          <w:szCs w:val="22"/>
+        </w:rPr>
+        <w:t xml:space="preserve">	Neither party is liable to the other for loss of profit, loss of business, or indirect or consequential loss.</w:t>
+      </w:r>
+    </w:p>
+    <w:p>
+      <w:pPr>
+        <w:tabs>
+          <w:tab w:val="left" w:pos="720"/>
+        </w:tabs>
+        <w:spacing w:after="120"/>
+        <w:ind w:left="720" w:hanging="720"/>
+      </w:pPr>
+      <w:r>
+        <w:rPr>
+          <w:rFonts w:ascii="Calibri" w:cs="Calibri" w:eastAsia="Calibri" w:hAnsi="Calibri"/>
+          <w:sz w:val="22"/>
+          <w:szCs w:val="22"/>
+        </w:rPr>
+        <w:t xml:space="preserve">17.5</w:t>
+      </w:r>
+      <w:r>
+        <w:rPr>
+          <w:rFonts w:ascii="Calibri" w:cs="Calibri" w:eastAsia="Calibri" w:hAnsi="Calibri"/>
+          <w:sz w:val="22"/>
+          <w:szCs w:val="22"/>
+        </w:rPr>
+        <w:t xml:space="preserve">	The limit in clause 17.2 does not apply to the Partner's indemnity in clause 6.4.</w:t>
+      </w:r>
+    </w:p>
+    <w:p>
+      <w:pPr>
+        <w:keepNext/>
+        <w:spacing w:after="120" w:before="280"/>
+      </w:pPr>
+      <w:r>
+        <w:rPr>
+          <w:rFonts w:ascii="Calibri" w:cs="Calibri" w:eastAsia="Calibri" w:hAnsi="Calibri"/>
+          <w:b/>
+          <w:bCs/>
+          <w:color w:val="1E3A5F"/>
+          <w:sz w:val="24"/>
+          <w:szCs w:val="24"/>
+        </w:rPr>
+        <w:t xml:space="preserve">18.  Force majeure</w:t>
+      </w:r>
+    </w:p>
+    <w:p>
+      <w:pPr>
+        <w:tabs>
+          <w:tab w:val="left" w:pos="720"/>
+        </w:tabs>
+        <w:spacing w:after="120"/>
+        <w:ind w:left="720" w:hanging="720"/>
+      </w:pPr>
+      <w:r>
+        <w:rPr>
+          <w:rFonts w:ascii="Calibri" w:cs="Calibri" w:eastAsia="Calibri" w:hAnsi="Calibri"/>
+          <w:sz w:val="22"/>
+          <w:szCs w:val="22"/>
+        </w:rPr>
+        <w:t xml:space="preserve">18.1</w:t>
+      </w:r>
+      <w:r>
+        <w:rPr>
+          <w:rFonts w:ascii="Calibri" w:cs="Calibri" w:eastAsia="Calibri" w:hAnsi="Calibri"/>
+          <w:sz w:val="22"/>
+          <w:szCs w:val="22"/>
+        </w:rPr>
+        <w:t xml:space="preserve">	Neither party is liable for a failure or delay in performing its obligations (other than a payment obligation already due) caused by an event beyond its reasonable control, and that party's obligations are suspended for as long as the event continues.</w:t>
+      </w:r>
+    </w:p>
+    <w:p>
+      <w:pPr>
+        <w:tabs>
+          <w:tab w:val="left" w:pos="720"/>
+        </w:tabs>
+        <w:spacing w:after="120"/>
+        <w:ind w:left="720" w:hanging="720"/>
+      </w:pPr>
+      <w:r>
+        <w:rPr>
+          <w:rFonts w:ascii="Calibri" w:cs="Calibri" w:eastAsia="Calibri" w:hAnsi="Calibri"/>
+          <w:sz w:val="22"/>
+          <w:szCs w:val="22"/>
+        </w:rPr>
+        <w:t xml:space="preserve">18.2</w:t>
+      </w:r>
+      <w:r>
+        <w:rPr>
+          <w:rFonts w:ascii="Calibri" w:cs="Calibri" w:eastAsia="Calibri" w:hAnsi="Calibri"/>
+          <w:sz w:val="22"/>
+          <w:szCs w:val="22"/>
+        </w:rPr>
+        <w:t xml:space="preserve">	If a force majeure event continues for sixty (60) consecutive days, either party may terminate this Agreement by written notice.</w:t>
+      </w:r>
+    </w:p>
+    <w:p>
+      <w:pPr>
+        <w:keepNext/>
+        <w:spacing w:after="120" w:before="280"/>
+      </w:pPr>
+      <w:r>
+        <w:rPr>
+          <w:rFonts w:ascii="Calibri" w:cs="Calibri" w:eastAsia="Calibri" w:hAnsi="Calibri"/>
+          <w:b/>
+          <w:bCs/>
+          <w:color w:val="1E3A5F"/>
+          <w:sz w:val="24"/>
+          <w:szCs w:val="24"/>
+        </w:rPr>
+        <w:t xml:space="preserve">19.  Suspension and termination</w:t>
+      </w:r>
+    </w:p>
+    <w:p>
+      <w:pPr>
+        <w:tabs>
+          <w:tab w:val="left" w:pos="720"/>
+        </w:tabs>
+        <w:spacing w:after="120"/>
+        <w:ind w:left="720" w:hanging="720"/>
+      </w:pPr>
+      <w:r>
+        <w:rPr>
+          <w:rFonts w:ascii="Calibri" w:cs="Calibri" w:eastAsia="Calibri" w:hAnsi="Calibri"/>
+          <w:sz w:val="22"/>
+          <w:szCs w:val="22"/>
+        </w:rPr>
+        <w:t xml:space="preserve">19.1</w:t>
+      </w:r>
+      <w:r>
+        <w:rPr>
+          <w:rFonts w:ascii="Calibri" w:cs="Calibri" w:eastAsia="Calibri" w:hAnsi="Calibri"/>
+          <w:sz w:val="22"/>
+          <w:szCs w:val="22"/>
+        </w:rPr>
+        <w:t xml:space="preserve">	UniBlueprint may suspend or remove the Listing immediately if it reasonably believes the Partner has breached clause 5, 6, 8, or 9, or that the Listing presents a risk to Members. UniBlueprint will notify the Partner and give it a reasonable opportunity to remedy where the breach is capable of remedy.</w:t>
+      </w:r>
+    </w:p>
+    <w:p>
+      <w:pPr>
+        <w:tabs>
+          <w:tab w:val="left" w:pos="720"/>
+        </w:tabs>
+        <w:spacing w:after="120"/>
+        <w:ind w:left="720" w:hanging="720"/>
+      </w:pPr>
+      <w:r>
+        <w:rPr>
+          <w:rFonts w:ascii="Calibri" w:cs="Calibri" w:eastAsia="Calibri" w:hAnsi="Calibri"/>
+          <w:sz w:val="22"/>
+          <w:szCs w:val="22"/>
+        </w:rPr>
+        <w:t xml:space="preserve">19.2</w:t>
+      </w:r>
+      <w:r>
+        <w:rPr>
+          <w:rFonts w:ascii="Calibri" w:cs="Calibri" w:eastAsia="Calibri" w:hAnsi="Calibri"/>
+          <w:sz w:val="22"/>
+          <w:szCs w:val="22"/>
+        </w:rPr>
+        <w:t xml:space="preserve">	Either party may terminate immediately on written notice if the other commits a material breach that is not remedied within fourteen (14) days of notice, or becomes insolvent, enters examinership, has a receiver appointed, or ceases to trade.</w:t>
+      </w:r>
+    </w:p>
+    <w:p>
+      <w:pPr>
+        <w:tabs>
+          <w:tab w:val="left" w:pos="720"/>
+        </w:tabs>
+        <w:spacing w:after="120"/>
+        <w:ind w:left="720" w:hanging="720"/>
+      </w:pPr>
+      <w:r>
+        <w:rPr>
+          <w:rFonts w:ascii="Calibri" w:cs="Calibri" w:eastAsia="Calibri" w:hAnsi="Calibri"/>
+          <w:sz w:val="22"/>
+          <w:szCs w:val="22"/>
+        </w:rPr>
+        <w:t xml:space="preserve">19.3</w:t>
+      </w:r>
+      <w:r>
+        <w:rPr>
+          <w:rFonts w:ascii="Calibri" w:cs="Calibri" w:eastAsia="Calibri" w:hAnsi="Calibri"/>
+          <w:sz w:val="22"/>
+          <w:szCs w:val="22"/>
+        </w:rPr>
+        <w:t xml:space="preserve">	On termination the Listing is removed. Clauses 6.1 to 6.4, 7.2, 9, 10, 11, 12, 17, and 20 survive.</w:t>
+      </w:r>
+    </w:p>
+    <w:p>
+      <w:pPr>
+        <w:keepNext/>
+        <w:spacing w:after="120" w:before="280"/>
+      </w:pPr>
+      <w:r>
+        <w:rPr>
+          <w:rFonts w:ascii="Calibri" w:cs="Calibri" w:eastAsia="Calibri" w:hAnsi="Calibri"/>
+          <w:b/>
+          <w:bCs/>
+          <w:color w:val="1E3A5F"/>
+          <w:sz w:val="24"/>
+          <w:szCs w:val="24"/>
+        </w:rPr>
+        <w:t xml:space="preserve">20.  General</w:t>
+      </w:r>
+    </w:p>
+    <w:p>
+      <w:pPr>
+        <w:tabs>
+          <w:tab w:val="left" w:pos="720"/>
+        </w:tabs>
+        <w:spacing w:after="120"/>
+        <w:ind w:left="720" w:hanging="720"/>
+      </w:pPr>
+      <w:r>
+        <w:rPr>
+          <w:rFonts w:ascii="Calibri" w:cs="Calibri" w:eastAsia="Calibri" w:hAnsi="Calibri"/>
+          <w:sz w:val="22"/>
+          <w:szCs w:val="22"/>
+        </w:rPr>
+        <w:t xml:space="preserve">20.1</w:t>
+      </w:r>
+      <w:r>
+        <w:rPr>
+          <w:rFonts w:ascii="Calibri" w:cs="Calibri" w:eastAsia="Calibri" w:hAnsi="Calibri"/>
+          <w:sz w:val="22"/>
+          <w:szCs w:val="22"/>
+        </w:rPr>
         <w:t xml:space="preserve">	Nothing in this Agreement creates a partnership, joint venture, agency, or employment relationship between the parties. Neither party may bind the other.</w:t>
       </w:r>
     </w:p>
@@ -10223,57 +11333,83 @@
           <w:sz w:val="22"/>
           <w:szCs w:val="22"/>
         </w:rPr>
-        <w:t xml:space="preserve">13.2</w:t>
-      </w:r>
-      <w:r>
-        <w:rPr>
-          <w:rFonts w:ascii="Calibri" w:cs="Calibri" w:eastAsia="Calibri" w:hAnsi="Calibri"/>
-          <w:sz w:val="22"/>
-          <w:szCs w:val="22"/>
-        </w:rPr>
-        <w:t xml:space="preserve">	This Agreement, with its Schedules, is the entire agreement between the parties on its subject matter and supersedes anything said or written before it.</w:t>
-      </w:r>
-    </w:p>
-    <w:p>
-      <w:pPr>
-        <w:tabs>
-          <w:tab w:val="left" w:pos="720"/>
-        </w:tabs>
-        <w:spacing w:after="120"/>
-        <w:ind w:left="720" w:hanging="720"/>
-      </w:pPr>
-      <w:r>
-        <w:rPr>
-          <w:rFonts w:ascii="Calibri" w:cs="Calibri" w:eastAsia="Calibri" w:hAnsi="Calibri"/>
-          <w:sz w:val="22"/>
-          <w:szCs w:val="22"/>
-        </w:rPr>
-        <w:t xml:space="preserve">13.3</w:t>
-      </w:r>
-      <w:r>
-        <w:rPr>
-          <w:rFonts w:ascii="Calibri" w:cs="Calibri" w:eastAsia="Calibri" w:hAnsi="Calibri"/>
-          <w:sz w:val="22"/>
-          <w:szCs w:val="22"/>
-        </w:rPr>
-        <w:t xml:space="preserve">	Any variation must be in writing and signed by both parties. A change to Schedule 1 made under clause 5.2 may be made by written notice.</w:t>
-      </w:r>
-    </w:p>
-    <w:p>
-      <w:pPr>
-        <w:tabs>
-          <w:tab w:val="left" w:pos="720"/>
-        </w:tabs>
-        <w:spacing w:after="120"/>
-        <w:ind w:left="720" w:hanging="720"/>
-      </w:pPr>
-      <w:r>
-        <w:rPr>
-          <w:rFonts w:ascii="Calibri" w:cs="Calibri" w:eastAsia="Calibri" w:hAnsi="Calibri"/>
-          <w:sz w:val="22"/>
-          <w:szCs w:val="22"/>
-        </w:rPr>
-        <w:t xml:space="preserve">13.4</w:t>
+        <w:t xml:space="preserve">20.2</w:t>
+      </w:r>
+      <w:r>
+        <w:rPr>
+          <w:rFonts w:ascii="Calibri" w:cs="Calibri" w:eastAsia="Calibri" w:hAnsi="Calibri"/>
+          <w:sz w:val="22"/>
+          <w:szCs w:val="22"/>
+        </w:rPr>
+        <w:tab/>
+        <w:t>This Agreement, with its Schedules and, where clause 8.4 applies, the Safeguarding and Code of Conduct Policy, is the entire agreement between the parties on its subject matter and supersedes anything said or written before it.</w:t>
+      </w:r>
+    </w:p>
+    <w:p>
+      <w:pPr>
+        <w:tabs>
+          <w:tab w:val="left" w:pos="720"/>
+        </w:tabs>
+        <w:spacing w:after="120"/>
+        <w:ind w:left="720" w:hanging="720"/>
+      </w:pPr>
+      <w:r>
+        <w:rPr>
+          <w:rFonts w:ascii="Calibri" w:cs="Calibri" w:eastAsia="Calibri" w:hAnsi="Calibri"/>
+          <w:sz w:val="22"/>
+          <w:szCs w:val="22"/>
+        </w:rPr>
+        <w:t xml:space="preserve">20.3</w:t>
+      </w:r>
+      <w:r>
+        <w:rPr>
+          <w:rFonts w:ascii="Calibri" w:cs="Calibri" w:eastAsia="Calibri" w:hAnsi="Calibri"/>
+          <w:sz w:val="22"/>
+          <w:szCs w:val="22"/>
+        </w:rPr>
+        <w:t xml:space="preserve">	Each party will comply with all applicable law in performing this Agreement.</w:t>
+      </w:r>
+    </w:p>
+    <w:p>
+      <w:pPr>
+        <w:tabs>
+          <w:tab w:val="left" w:pos="720"/>
+        </w:tabs>
+        <w:spacing w:after="120"/>
+        <w:ind w:left="720" w:hanging="720"/>
+      </w:pPr>
+      <w:r>
+        <w:rPr>
+          <w:rFonts w:ascii="Calibri" w:cs="Calibri" w:eastAsia="Calibri" w:hAnsi="Calibri"/>
+          <w:sz w:val="22"/>
+          <w:szCs w:val="22"/>
+        </w:rPr>
+        <w:t xml:space="preserve">20.4</w:t>
+      </w:r>
+      <w:r>
+        <w:rPr>
+          <w:rFonts w:ascii="Calibri" w:cs="Calibri" w:eastAsia="Calibri" w:hAnsi="Calibri"/>
+          <w:sz w:val="22"/>
+          <w:szCs w:val="22"/>
+        </w:rPr>
+        <w:t xml:space="preserve">	Any variation must be in writing and signed by both parties, except that a change to Schedule 1 made under clause 5.2 or a Tier or Payment Option update made under clause 4 recorded in Schedule 2 may be made by written notice.</w:t>
+      </w:r>
+    </w:p>
+    <w:p>
+      <w:pPr>
+        <w:tabs>
+          <w:tab w:val="left" w:pos="720"/>
+        </w:tabs>
+        <w:spacing w:after="120"/>
+        <w:ind w:left="720" w:hanging="720"/>
+      </w:pPr>
+      <w:r>
+        <w:rPr>
+          <w:rFonts w:ascii="Calibri" w:cs="Calibri" w:eastAsia="Calibri" w:hAnsi="Calibri"/>
+          <w:sz w:val="22"/>
+          <w:szCs w:val="22"/>
+        </w:rPr>
+        <w:t xml:space="preserve">20.5</w:t>
       </w:r>
       <w:r>
         <w:rPr>
@@ -10298,7 +11434,7 @@
           <w:sz w:val="22"/>
           <w:szCs w:val="22"/>
         </w:rPr>
-        <w:t xml:space="preserve">13.5</w:t>
+        <w:t xml:space="preserve">20.6</w:t>
       </w:r>
       <w:r>
         <w:rPr>
@@ -10323,7 +11459,7 @@
           <w:sz w:val="22"/>
           <w:szCs w:val="22"/>
         </w:rPr>
-        <w:t xml:space="preserve">13.6</w:t>
+        <w:t xml:space="preserve">20.7</w:t>
       </w:r>
       <w:r>
         <w:rPr>
@@ -10348,7 +11484,7 @@
           <w:sz w:val="22"/>
           <w:szCs w:val="22"/>
         </w:rPr>
-        <w:t xml:space="preserve">13.7</w:t>
+        <w:t xml:space="preserve">20.8</w:t>
       </w:r>
       <w:r>
         <w:rPr>
@@ -10373,7 +11509,7 @@
           <w:sz w:val="22"/>
           <w:szCs w:val="22"/>
         </w:rPr>
-        <w:t xml:space="preserve">13.8</w:t>
+        <w:t xml:space="preserve">20.9</w:t>
       </w:r>
       <w:r>
         <w:rPr>
@@ -10398,7 +11534,7 @@
           <w:sz w:val="22"/>
           <w:szCs w:val="22"/>
         </w:rPr>
-        <w:t xml:space="preserve">13.9</w:t>
+        <w:t xml:space="preserve">20.10</w:t>
       </w:r>
       <w:r>
         <w:rPr>
@@ -10407,6 +11543,31 @@
           <w:szCs w:val="22"/>
         </w:rPr>
         <w:t xml:space="preserve">	This Agreement is governed by the laws of Ireland. The parties submit to the exclusive jurisdiction of the courts of Ireland.</w:t>
+      </w:r>
+    </w:p>
+    <w:p>
+      <w:pPr>
+        <w:tabs>
+          <w:tab w:val="left" w:pos="720"/>
+        </w:tabs>
+        <w:spacing w:after="120"/>
+        <w:ind w:left="720" w:hanging="720"/>
+      </w:pPr>
+      <w:r>
+        <w:rPr>
+          <w:rFonts w:ascii="Calibri" w:cs="Calibri" w:eastAsia="Calibri" w:hAnsi="Calibri"/>
+          <w:sz w:val="22"/>
+          <w:szCs w:val="22"/>
+        </w:rPr>
+        <w:t xml:space="preserve">20.11</w:t>
+      </w:r>
+      <w:r>
+        <w:rPr>
+          <w:rFonts w:ascii="Calibri" w:cs="Calibri" w:eastAsia="Calibri" w:hAnsi="Calibri"/>
+          <w:sz w:val="22"/>
+          <w:szCs w:val="22"/>
+        </w:rPr>
+        <w:t xml:space="preserve">	This Agreement may be signed in counterparts, including by electronic signature, each of which is an original and all of which together form one agreement.</w:t>
       </w:r>
     </w:p>
     <w:p>
@@ -10904,7 +12065,7 @@
           <w:sz w:val="24"/>
           <w:szCs w:val="24"/>
         </w:rPr>
-        <w:t xml:space="preserve">Schedule 2: Fees after the Free Trial Month</w:t>
+        <w:t xml:space="preserve">Schedule 2: Tier, Payment Option and Fees</w:t>
       </w:r>
     </w:p>
     <w:p>
@@ -10921,7 +12082,7 @@
           <w:sz w:val="22"/>
           <w:szCs w:val="22"/>
         </w:rPr>
-        <w:t xml:space="preserve">No fee of any kind is payable in respect of the Free Trial Month. The following applies only to the Paid Term.</w:t>
+        <w:t xml:space="preserve">No fee or Commission of any kind is payable in respect of the Free Trial Month. The following applies only to the Paid Term.</w:t>
       </w:r>
     </w:p>
     <w:tbl>
@@ -10990,7 +12151,7 @@
                 <w:sz w:val="20"/>
                 <w:szCs w:val="20"/>
               </w:rPr>
-              <w:t xml:space="preserve">Amount / term</w:t>
+              <w:t xml:space="preserve">Detail</w:t>
             </w:r>
           </w:p>
         </w:tc>
@@ -11015,7 +12176,7 @@
                 <w:sz w:val="20"/>
                 <w:szCs w:val="20"/>
               </w:rPr>
-              <w:t xml:space="preserve">Listing Fee</w:t>
+              <w:t xml:space="preserve">Assigned Tier</w:t>
             </w:r>
           </w:p>
         </w:tc>
@@ -11030,18 +12191,15 @@
             </w:tcMar>
           </w:tcPr>
           <w:p>
-            <w:pPr>
-              <w:jc w:val="right"/>
-            </w:pPr>
-            <w:r>
-              <w:rPr>
-                <w:rFonts w:ascii="Calibri" w:cs="Calibri" w:eastAsia="Calibri" w:hAnsi="Calibri"/>
-                <w:b w:val="false"/>
-                <w:bCs w:val="false"/>
-                <w:sz w:val="20"/>
-                <w:szCs w:val="20"/>
-              </w:rPr>
-              <w:t xml:space="preserve">€[AMOUNT] per [month / quarter / year]</w:t>
+            <w:r>
+              <w:rPr>
+                <w:rFonts w:ascii="Calibri" w:cs="Calibri" w:eastAsia="Calibri" w:hAnsi="Calibri"/>
+                <w:b w:val="false"/>
+                <w:bCs w:val="false"/>
+                <w:sz w:val="20"/>
+                <w:szCs w:val="20"/>
+              </w:rPr>
+              <w:t xml:space="preserve">[Access / Plus / Signature]</w:t>
             </w:r>
           </w:p>
         </w:tc>
@@ -11067,7 +12225,7 @@
                 <w:sz w:val="20"/>
                 <w:szCs w:val="20"/>
               </w:rPr>
-              <w:t xml:space="preserve">Paid Term length</w:t>
+              <w:t xml:space="preserve">Selected Payment Option</w:t>
             </w:r>
           </w:p>
         </w:tc>
@@ -11091,7 +12249,7 @@
                 <w:sz w:val="20"/>
                 <w:szCs w:val="20"/>
               </w:rPr>
-              <w:t xml:space="preserve">[e.g. 12 months from end of Free Trial Month]</w:t>
+              <w:t xml:space="preserve">[Option A / Option B]</w:t>
             </w:r>
           </w:p>
         </w:tc>
@@ -11116,7 +12274,7 @@
                 <w:sz w:val="20"/>
                 <w:szCs w:val="20"/>
               </w:rPr>
-              <w:t xml:space="preserve">Payment method</w:t>
+              <w:t xml:space="preserve">Option A monthly Tier Fee / Commission %</w:t>
             </w:r>
           </w:p>
         </w:tc>
@@ -11139,7 +12297,7 @@
                 <w:sz w:val="20"/>
                 <w:szCs w:val="20"/>
               </w:rPr>
-              <w:t xml:space="preserve">[bank transfer / card]</w:t>
+              <w:t xml:space="preserve">[AS PER CLAUSE 4.1 TABLE FOR ASSIGNED TIER]</w:t>
             </w:r>
           </w:p>
         </w:tc>
@@ -11165,7 +12323,7 @@
                 <w:sz w:val="20"/>
                 <w:szCs w:val="20"/>
               </w:rPr>
-              <w:t xml:space="preserve">Payment terms</w:t>
+              <w:t xml:space="preserve">Option B negotiated Commission % (confidential) and date agreed</w:t>
             </w:r>
           </w:p>
         </w:tc>
@@ -11181,18 +12339,15 @@
             </w:tcMar>
           </w:tcPr>
           <w:p>
-            <w:pPr>
-              <w:jc w:val="right"/>
-            </w:pPr>
-            <w:r>
-              <w:rPr>
-                <w:rFonts w:ascii="Calibri" w:cs="Calibri" w:eastAsia="Calibri" w:hAnsi="Calibri"/>
-                <w:b w:val="false"/>
-                <w:bCs w:val="false"/>
-                <w:sz w:val="20"/>
-                <w:szCs w:val="20"/>
-              </w:rPr>
-              <w:t xml:space="preserve">30 days from invoice</w:t>
+            <w:r>
+              <w:rPr>
+                <w:rFonts w:ascii="Calibri" w:cs="Calibri" w:eastAsia="Calibri" w:hAnsi="Calibri"/>
+                <w:b w:val="false"/>
+                <w:bCs w:val="false"/>
+                <w:sz w:val="20"/>
+                <w:szCs w:val="20"/>
+              </w:rPr>
+              <w:t xml:space="preserve">[% / DATE]</w:t>
             </w:r>
           </w:p>
         </w:tc>
@@ -11217,7 +12372,7 @@
                 <w:sz w:val="20"/>
                 <w:szCs w:val="20"/>
               </w:rPr>
-              <w:t xml:space="preserve">Commission on Member transactions</w:t>
+              <w:t xml:space="preserve">Paid Term length</w:t>
             </w:r>
           </w:p>
         </w:tc>
@@ -11240,7 +12395,7 @@
                 <w:sz w:val="20"/>
                 <w:szCs w:val="20"/>
               </w:rPr>
-              <w:t xml:space="preserve">None. UniBlueprint takes no share of Partner sales.</w:t>
+              <w:t xml:space="preserve">[e.g. 12 months from end of Free Trial Month]</w:t>
             </w:r>
           </w:p>
         </w:tc>
@@ -11266,7 +12421,7 @@
                 <w:sz w:val="20"/>
                 <w:szCs w:val="20"/>
               </w:rPr>
-              <w:t xml:space="preserve">Late payment</w:t>
+              <w:t xml:space="preserve">Payment method</w:t>
             </w:r>
           </w:p>
         </w:tc>
@@ -11290,7 +12445,105 @@
                 <w:sz w:val="20"/>
                 <w:szCs w:val="20"/>
               </w:rPr>
+              <w:t xml:space="preserve">Via Partner's Connected Account; Commission deducted in real time at the point of transaction</w:t>
+            </w:r>
+          </w:p>
+        </w:tc>
+      </w:tr>
+      <w:tr>
+        <w:tc>
+          <w:tcPr>
+            <w:tcW w:type="dxa" w:w="3600"/>
+            <w:tcMar>
+              <w:top w:type="dxa" w:w="80"/>
+              <w:left w:type="dxa" w:w="120"/>
+              <w:bottom w:type="dxa" w:w="80"/>
+              <w:right w:type="dxa" w:w="120"/>
+            </w:tcMar>
+          </w:tcPr>
+          <w:p>
+            <w:r>
+              <w:rPr>
+                <w:rFonts w:ascii="Calibri" w:cs="Calibri" w:eastAsia="Calibri" w:hAnsi="Calibri"/>
+                <w:b w:val="false"/>
+                <w:bCs w:val="false"/>
+                <w:sz w:val="20"/>
+                <w:szCs w:val="20"/>
+              </w:rPr>
+              <w:t xml:space="preserve">Late payment</w:t>
+            </w:r>
+          </w:p>
+        </w:tc>
+        <w:tc>
+          <w:tcPr>
+            <w:tcW w:type="dxa" w:w="5760"/>
+            <w:tcMar>
+              <w:top w:type="dxa" w:w="80"/>
+              <w:left w:type="dxa" w:w="120"/>
+              <w:bottom w:type="dxa" w:w="80"/>
+              <w:right w:type="dxa" w:w="120"/>
+            </w:tcMar>
+          </w:tcPr>
+          <w:p>
+            <w:r>
+              <w:rPr>
+                <w:rFonts w:ascii="Calibri" w:cs="Calibri" w:eastAsia="Calibri" w:hAnsi="Calibri"/>
+                <w:b w:val="false"/>
+                <w:bCs w:val="false"/>
+                <w:sz w:val="20"/>
+                <w:szCs w:val="20"/>
+              </w:rPr>
               <w:t xml:space="preserve">Interest under the European Communities (Late Payment in Commercial Transactions) Regulations 2012</w:t>
+            </w:r>
+          </w:p>
+        </w:tc>
+      </w:tr>
+      <w:tr>
+        <w:tc>
+          <w:tcPr>
+            <w:tcW w:type="dxa" w:w="3600"/>
+            <w:shd w:fill="F2F2F2" w:color="auto" w:val="clear"/>
+            <w:tcMar>
+              <w:top w:type="dxa" w:w="80"/>
+              <w:left w:type="dxa" w:w="120"/>
+              <w:bottom w:type="dxa" w:w="80"/>
+              <w:right w:type="dxa" w:w="120"/>
+            </w:tcMar>
+          </w:tcPr>
+          <w:p>
+            <w:r>
+              <w:rPr>
+                <w:rFonts w:ascii="Calibri" w:cs="Calibri" w:eastAsia="Calibri" w:hAnsi="Calibri"/>
+                <w:b w:val="false"/>
+                <w:bCs w:val="false"/>
+                <w:sz w:val="20"/>
+                <w:szCs w:val="20"/>
+              </w:rPr>
+              <w:t xml:space="preserve">Founding Partner Badge eligibility</w:t>
+            </w:r>
+          </w:p>
+        </w:tc>
+        <w:tc>
+          <w:tcPr>
+            <w:tcW w:type="dxa" w:w="5760"/>
+            <w:shd w:fill="F2F2F2" w:color="auto" w:val="clear"/>
+            <w:tcMar>
+              <w:top w:type="dxa" w:w="80"/>
+              <w:left w:type="dxa" w:w="120"/>
+              <w:bottom w:type="dxa" w:w="80"/>
+              <w:right w:type="dxa" w:w="120"/>
+            </w:tcMar>
+          </w:tcPr>
+          <w:p>
+            <w:r>
+              <w:rPr>
+                <w:rFonts w:ascii="Calibri" w:cs="Calibri" w:eastAsia="Calibri" w:hAnsi="Calibri"/>
+                <w:b w:val="false"/>
+                <w:bCs w:val="false"/>
+                <w:sz w:val="20"/>
+                <w:szCs w:val="20"/>
+              </w:rPr>
+              <w:t xml:space="preserve">[YES / NO]</w:t>
             </w:r>
           </w:p>
         </w:tc>
@@ -11700,6 +12953,77 @@
           </w:p>
         </w:tc>
       </w:tr>
+      <w:tr>
+        <w:tc>
+          <w:tcPr>
+            <w:tcW w:type="dxa" w:w="3028"/>
+            <w:tcMar>
+              <w:top w:type="dxa" w:w="80"/>
+              <w:left w:type="dxa" w:w="120"/>
+              <w:bottom w:type="dxa" w:w="80"/>
+              <w:right w:type="dxa" w:w="120"/>
+            </w:tcMar>
+          </w:tcPr>
+          <w:p>
+            <w:r>
+              <w:rPr>
+                <w:rFonts w:ascii="Calibri" w:cs="Calibri" w:eastAsia="Calibri" w:hAnsi="Calibri"/>
+                <w:b w:val="false"/>
+                <w:bCs w:val="false"/>
+                <w:sz w:val="20"/>
+                <w:szCs w:val="20"/>
+              </w:rPr>
+              <w:t xml:space="preserve">Stripe Connected Account reference</w:t>
+            </w:r>
+          </w:p>
+        </w:tc>
+        <w:tc>
+          <w:tcPr>
+            <w:tcW w:type="dxa" w:w="2753"/>
+            <w:tcMar>
+              <w:top w:type="dxa" w:w="80"/>
+              <w:left w:type="dxa" w:w="120"/>
+              <w:bottom w:type="dxa" w:w="80"/>
+              <w:right w:type="dxa" w:w="120"/>
+            </w:tcMar>
+          </w:tcPr>
+          <w:p>
+            <w:r>
+              <w:rPr>
+                <w:rFonts w:ascii="Calibri" w:cs="Calibri" w:eastAsia="Calibri" w:hAnsi="Calibri"/>
+                <w:b w:val="false"/>
+                <w:bCs w:val="false"/>
+                <w:sz w:val="20"/>
+                <w:szCs w:val="20"/>
+              </w:rPr>
+              <w:t xml:space="preserve">[CONNECTED ACCOUNT ID]</w:t>
+            </w:r>
+          </w:p>
+        </w:tc>
+        <w:tc>
+          <w:tcPr>
+            <w:tcW w:type="dxa" w:w="3579"/>
+            <w:tcMar>
+              <w:top w:type="dxa" w:w="80"/>
+              <w:left w:type="dxa" w:w="120"/>
+              <w:bottom w:type="dxa" w:w="80"/>
+              <w:right w:type="dxa" w:w="120"/>
+            </w:tcMar>
+          </w:tcPr>
+          <w:p>
+            <w:r>
+              <w:rPr>
+                <w:rFonts w:ascii="Calibri" w:cs="Calibri" w:eastAsia="Calibri" w:hAnsi="Calibri"/>
+                <w:b w:val="false"/>
+                <w:bCs w:val="false"/>
+                <w:sz w:val="20"/>
+                <w:szCs w:val="20"/>
+              </w:rPr>
+              <w:t xml:space="preserve">n/a</w:t>
+            </w:r>
+          </w:p>
+        </w:tc>
+      </w:tr>
     </w:tbl>
     <w:p>
       <w:pPr>
@@ -11974,17 +13298,9 @@
       </w:r>
     </w:p>
     <w:p>
-      <w:pPr>
-        <w:sectPr>
-          <w:headerReference w:type="default" r:id="rId11"/>
-          <w:footerReference w:type="default" r:id="rId12"/>
-          <w:type w:val="nextPage"/>
-          <w:pgSz w:w="11906" w:h="16838" w:orient="portrait"/>
-          <w:pgMar w:top="1080" w:right="1080" w:bottom="1080" w:left="1080" w:header="708" w:footer="708" w:gutter="0"/>
-          <w:pgNumType/>
-          <w:docGrid w:linePitch="360"/>
-        </w:sectPr>
-      </w:pPr>
+      <w:r>
+        <w:br w:type="page"/>
+      </w:r>
     </w:p>
     <w:p>
       <w:pPr>
@@ -12033,7 +13349,7 @@
           <w:sz w:val="22"/>
           <w:szCs w:val="22"/>
         </w:rPr>
-        <w:t xml:space="preserve">Elevation Blueprint: independent contractor services</w:t>
+        <w:t xml:space="preserve">Elevation Blueprint: independent contractor services, tiers, and payment options</w:t>
       </w:r>
     </w:p>
     <w:p>
@@ -12177,7 +13493,7 @@
                 <w:sz w:val="20"/>
                 <w:szCs w:val="20"/>
               </w:rPr>
-              <w:t xml:space="preserve">The UniBlueprint website states that Coaches "keep 85% of every booking". That is a public commitment. Clause 6 reflects it. If you intend a different split, change the website BEFORE issuing this agreement, or you are contracting against your own published terms.</w:t>
+              <w:t xml:space="preserve">The UniBlueprint website states that Coaches "keep the majority of every booking". That claim must remain true under every Tier and Payment Option combination: the default Payment Option B share is 85%, and the Payment Option A shares are 90% (Access) and 92% (Plus), all consistent with "majority". If any negotiated Payment Option B rate under clause 6.1 would give the Coach less than 50% of Booking Value, that contradicts the public claim and must be confirmed as an intended departure from it before the agreement is issued.</w:t>
             </w:r>
           </w:p>
         </w:tc>
@@ -12231,7 +13547,7 @@
           <w:sz w:val="22"/>
           <w:szCs w:val="22"/>
         </w:rPr>
-        <w:t xml:space="preserve">B.  The Coach is an independent professional who wishes to offer services through the Platform. The Coach is not an employee of UniBlueprint.</w:t>
+        <w:t xml:space="preserve">B.  The Coach is an independent professional who wishes to offer services through the Platform. The Coach is not an employee of UniBlueprint. The Coach's Tier and Payment Option, chosen or assigned under clause 6, determine the Coach Share and Platform Fee that apply.</w:t>
       </w:r>
     </w:p>
     <w:p>
@@ -12365,7 +13681,7 @@
           <w:sz w:val="22"/>
           <w:szCs w:val="22"/>
         </w:rPr>
-        <w:t xml:space="preserve">	"Coach Share" means the Coach's share of the Booking Value, calculated under clause 6.</w:t>
+        <w:t xml:space="preserve">	"Coach Share" means the Coach's share of the Booking Value, determined by the Coach's Tier and Payment Option and calculated under clause 6.</w:t>
       </w:r>
     </w:p>
     <w:p>
@@ -12390,7 +13706,7 @@
           <w:sz w:val="22"/>
           <w:szCs w:val="22"/>
         </w:rPr>
-        <w:t xml:space="preserve">	"Member" means a registered user of the Platform.</w:t>
+        <w:t xml:space="preserve">	"Connected Account" means the Coach's account with UniBlueprint's payment processor (Stripe Connect or its successor), to which the Coach Share is remitted under clause 6.</w:t>
       </w:r>
     </w:p>
     <w:p>
@@ -12415,7 +13731,7 @@
           <w:sz w:val="22"/>
           <w:szCs w:val="22"/>
         </w:rPr>
-        <w:t xml:space="preserve">	"Platform Fee" means UniBlueprint's share of the Booking Value, calculated under clause 6.</w:t>
+        <w:t xml:space="preserve">	"Founding Coach Badge" means the recognition described in clause 6.8.</w:t>
       </w:r>
     </w:p>
     <w:p>
@@ -12440,7 +13756,7 @@
           <w:sz w:val="22"/>
           <w:szCs w:val="22"/>
         </w:rPr>
-        <w:t xml:space="preserve">	"Rate Confirmation Date" means 25 September 2026.</w:t>
+        <w:t xml:space="preserve">	"Member" means a registered user of the Platform.</w:t>
       </w:r>
     </w:p>
     <w:p>
@@ -12465,7 +13781,157 @@
           <w:sz w:val="22"/>
           <w:szCs w:val="22"/>
         </w:rPr>
+        <w:t xml:space="preserve">	"Payment Option A" means the fixed monthly fee plus reduced Platform Fee structure set out in Schedule 2.</w:t>
+      </w:r>
+    </w:p>
+    <w:p>
+      <w:pPr>
+        <w:tabs>
+          <w:tab w:val="left" w:pos="1440"/>
+        </w:tabs>
+        <w:spacing w:after="80"/>
+        <w:ind w:left="1440" w:hanging="360"/>
+      </w:pPr>
+      <w:r>
+        <w:rPr>
+          <w:rFonts w:ascii="Calibri" w:cs="Calibri" w:eastAsia="Calibri" w:hAnsi="Calibri"/>
+          <w:sz w:val="22"/>
+          <w:szCs w:val="22"/>
+        </w:rPr>
+        <w:t xml:space="preserve">(h)</w:t>
+      </w:r>
+      <w:r>
+        <w:rPr>
+          <w:rFonts w:ascii="Calibri" w:cs="Calibri" w:eastAsia="Calibri" w:hAnsi="Calibri"/>
+          <w:sz w:val="22"/>
+          <w:szCs w:val="22"/>
+        </w:rPr>
+        <w:t xml:space="preserve">	"Payment Option B" means the nil monthly fee with the default or individually renegotiated Coach Share set out in Schedule 2.</w:t>
+      </w:r>
+    </w:p>
+    <w:p>
+      <w:pPr>
+        <w:tabs>
+          <w:tab w:val="left" w:pos="1440"/>
+        </w:tabs>
+        <w:spacing w:after="80"/>
+        <w:ind w:left="1440" w:hanging="360"/>
+      </w:pPr>
+      <w:r>
+        <w:rPr>
+          <w:rFonts w:ascii="Calibri" w:cs="Calibri" w:eastAsia="Calibri" w:hAnsi="Calibri"/>
+          <w:sz w:val="22"/>
+          <w:szCs w:val="22"/>
+        </w:rPr>
+        <w:t xml:space="preserve">(i)</w:t>
+      </w:r>
+      <w:r>
+        <w:rPr>
+          <w:rFonts w:ascii="Calibri" w:cs="Calibri" w:eastAsia="Calibri" w:hAnsi="Calibri"/>
+          <w:sz w:val="22"/>
+          <w:szCs w:val="22"/>
+        </w:rPr>
+        <w:t xml:space="preserve">	"Platform" means the UniBlueprint website and mobile application.</w:t>
+      </w:r>
+    </w:p>
+    <w:p>
+      <w:pPr>
+        <w:tabs>
+          <w:tab w:val="left" w:pos="1440"/>
+        </w:tabs>
+        <w:spacing w:after="80"/>
+        <w:ind w:left="1440" w:hanging="360"/>
+      </w:pPr>
+      <w:r>
+        <w:rPr>
+          <w:rFonts w:ascii="Calibri" w:cs="Calibri" w:eastAsia="Calibri" w:hAnsi="Calibri"/>
+          <w:sz w:val="22"/>
+          <w:szCs w:val="22"/>
+        </w:rPr>
+        <w:t xml:space="preserve">(j)</w:t>
+      </w:r>
+      <w:r>
+        <w:rPr>
+          <w:rFonts w:ascii="Calibri" w:cs="Calibri" w:eastAsia="Calibri" w:hAnsi="Calibri"/>
+          <w:sz w:val="22"/>
+          <w:szCs w:val="22"/>
+        </w:rPr>
+        <w:t xml:space="preserve">	"Platform Fee" means UniBlueprint's share of the Booking Value, determined by the Coach's Tier and Payment Option and calculated under clause 6.</w:t>
+      </w:r>
+    </w:p>
+    <w:p>
+      <w:pPr>
+        <w:tabs>
+          <w:tab w:val="left" w:pos="1440"/>
+        </w:tabs>
+        <w:spacing w:after="80"/>
+        <w:ind w:left="1440" w:hanging="360"/>
+      </w:pPr>
+      <w:r>
+        <w:rPr>
+          <w:rFonts w:ascii="Calibri" w:cs="Calibri" w:eastAsia="Calibri" w:hAnsi="Calibri"/>
+          <w:sz w:val="22"/>
+          <w:szCs w:val="22"/>
+        </w:rPr>
+        <w:t xml:space="preserve">(k)</w:t>
+      </w:r>
+      <w:r>
+        <w:rPr>
+          <w:rFonts w:ascii="Calibri" w:cs="Calibri" w:eastAsia="Calibri" w:hAnsi="Calibri"/>
+          <w:sz w:val="22"/>
+          <w:szCs w:val="22"/>
+        </w:rPr>
+        <w:t xml:space="preserve">	"Public Launch Date" means the date UniBlueprint publicly launches the Platform, as notified on the Platform.</w:t>
+      </w:r>
+    </w:p>
+    <w:p>
+      <w:pPr>
+        <w:tabs>
+          <w:tab w:val="left" w:pos="1440"/>
+        </w:tabs>
+        <w:spacing w:after="80"/>
+        <w:ind w:left="1440" w:hanging="360"/>
+      </w:pPr>
+      <w:r>
+        <w:rPr>
+          <w:rFonts w:ascii="Calibri" w:cs="Calibri" w:eastAsia="Calibri" w:hAnsi="Calibri"/>
+          <w:sz w:val="22"/>
+          <w:szCs w:val="22"/>
+        </w:rPr>
+        <w:t xml:space="preserve">(l)</w:t>
+      </w:r>
+      <w:r>
+        <w:rPr>
+          <w:rFonts w:ascii="Calibri" w:cs="Calibri" w:eastAsia="Calibri" w:hAnsi="Calibri"/>
+          <w:sz w:val="22"/>
+          <w:szCs w:val="22"/>
+        </w:rPr>
         <w:t xml:space="preserve">	"Services" means the coaching services described in Schedule 1.</w:t>
+      </w:r>
+    </w:p>
+    <w:p>
+      <w:pPr>
+        <w:tabs>
+          <w:tab w:val="left" w:pos="1440"/>
+        </w:tabs>
+        <w:spacing w:after="80"/>
+        <w:ind w:left="1440" w:hanging="360"/>
+      </w:pPr>
+      <w:r>
+        <w:rPr>
+          <w:rFonts w:ascii="Calibri" w:cs="Calibri" w:eastAsia="Calibri" w:hAnsi="Calibri"/>
+          <w:sz w:val="22"/>
+          <w:szCs w:val="22"/>
+        </w:rPr>
+        <w:t xml:space="preserve">(m)</w:t>
+      </w:r>
+      <w:r>
+        <w:rPr>
+          <w:rFonts w:ascii="Calibri" w:cs="Calibri" w:eastAsia="Calibri" w:hAnsi="Calibri"/>
+          <w:sz w:val="22"/>
+          <w:szCs w:val="22"/>
+        </w:rPr>
+        <w:t xml:space="preserve">	"Tier" means the classification (Access, Plus, or Signature) assigned to the Coach under clause 6.1.</w:t>
       </w:r>
     </w:p>
     <w:p>
@@ -12862,7 +14328,7 @@
           <w:sz w:val="22"/>
           <w:szCs w:val="22"/>
         </w:rPr>
-        <w:t xml:space="preserve">	Where the Coach will or may provide Services to any person under the age of 18, the Coach must hold current Garda vetting obtained through UniBlueprint or another relevant organisation under the National Vetting Bureau (Children and Vulnerable Persons) Acts 2012 to 2016. The Coach must not accept a Booking from a person under 18 until vetting is in place. This requirement cannot be waived by either party.</w:t>
+        <w:t xml:space="preserve">	If the Coach becomes aware, in the course of providing the Services, that a Member or prospective Member is under the age of 18, the Coach must immediately stop providing Services to that individual and notify UniBlueprint without delay.</w:t>
       </w:r>
     </w:p>
     <w:p>
@@ -12979,7 +14445,7 @@
           <w:sz w:val="22"/>
           <w:szCs w:val="22"/>
         </w:rPr>
-        <w:t xml:space="preserve">	professional indemnity insurance of not less than €[AMOUNT]; and</w:t>
+        <w:t xml:space="preserve">	professional indemnity insurance of not less than €250,000; and</w:t>
       </w:r>
     </w:p>
     <w:p>
@@ -13004,7 +14470,7 @@
           <w:sz w:val="22"/>
           <w:szCs w:val="22"/>
         </w:rPr>
-        <w:t xml:space="preserve">	where the Coach delivers any in-person session, or any session involving physical exercise, training, treatment, or nutrition advice, public liability insurance of not less than €[AMOUNT].</w:t>
+        <w:t xml:space="preserve">	where the Coach delivers any in-person session, or any session involving physical exercise, training, treatment, or nutrition advice, public liability insurance of not less than €1,000,000.</w:t>
       </w:r>
     </w:p>
     <w:p>
@@ -13054,7 +14520,7 @@
           <w:sz w:val="22"/>
           <w:szCs w:val="22"/>
         </w:rPr>
-        <w:t xml:space="preserve">	Insurance does not limit the Coach's liability under clause 11.</w:t>
+        <w:t xml:space="preserve">	Insurance does not limit the Coach's liability under clause 10.</w:t>
       </w:r>
     </w:p>
     <w:p>
@@ -13096,7 +14562,7 @@
           <w:sz w:val="22"/>
           <w:szCs w:val="22"/>
         </w:rPr>
-        <w:t xml:space="preserve">	The Coach sets their own prices for the Services. Those prices are recorded in Schedule 1 and displayed on the Coach's Platform profile.</w:t>
+        <w:t xml:space="preserve">	The Coach sets their own prices for the Services, independently of their Tier, Payment Option, and the Coach Share and Platform Fee under clause 6. Those prices are recorded in Schedule 1 and displayed on the Coach's Platform profile.</w:t>
       </w:r>
     </w:p>
     <w:p>
@@ -13188,7 +14654,7 @@
           <w:sz w:val="24"/>
           <w:szCs w:val="24"/>
         </w:rPr>
-        <w:t xml:space="preserve">6.  Revenue share and payment</w:t>
+        <w:t xml:space="preserve">6.  Tier, Payment Option, and revenue share</w:t>
       </w:r>
     </w:p>
     <w:p>
@@ -13213,7 +14679,7 @@
           <w:sz w:val="22"/>
           <w:szCs w:val="22"/>
         </w:rPr>
-        <w:t xml:space="preserve">	For each completed Booking the Booking Value is divided as follows:</w:t>
+        <w:t xml:space="preserve">	UniBlueprint classifies the Coach into one of three Tiers — Access, Plus, or Signature — based on the Coach's own session pricing, the scope of Services they offer, and demonstrated demand for the Coach on the Platform. The Coach Share and Platform Fee for each Tier and Payment Option are:</w:t>
       </w:r>
     </w:p>
     <w:tbl>
@@ -13229,8 +14695,8 @@
         </w:tblBorders>
       </w:tblPr>
       <w:tblGrid>
-        <w:gridCol w:w="3640"/>
-        <w:gridCol w:w="1560"/>
+        <w:gridCol w:w="1820"/>
+        <w:gridCol w:w="3380"/>
         <w:gridCol w:w="4160"/>
       </w:tblGrid>
       <w:tr>
@@ -13239,7 +14705,7 @@
         </w:trPr>
         <w:tc>
           <w:tcPr>
-            <w:tcW w:type="dxa" w:w="3640"/>
+            <w:tcW w:type="dxa" w:w="1820"/>
             <w:shd w:fill="1E3A5F" w:color="auto" w:val="clear"/>
             <w:tcMar>
               <w:top w:type="dxa" w:w="80"/>
@@ -13258,13 +14724,13 @@
                 <w:sz w:val="20"/>
                 <w:szCs w:val="20"/>
               </w:rPr>
-              <w:t xml:space="preserve">Party</w:t>
-            </w:r>
-          </w:p>
-        </w:tc>
-        <w:tc>
-          <w:tcPr>
-            <w:tcW w:type="dxa" w:w="1560"/>
+              <w:t xml:space="preserve">Tier</w:t>
+            </w:r>
+          </w:p>
+        </w:tc>
+        <w:tc>
+          <w:tcPr>
+            <w:tcW w:type="dxa" w:w="3380"/>
             <w:shd w:fill="1E3A5F" w:color="auto" w:val="clear"/>
             <w:tcMar>
               <w:top w:type="dxa" w:w="80"/>
@@ -13283,7 +14749,7 @@
                 <w:sz w:val="20"/>
                 <w:szCs w:val="20"/>
               </w:rPr>
-              <w:t xml:space="preserve">Share</w:t>
+              <w:t xml:space="preserve">Payment Option A</w:t>
             </w:r>
           </w:p>
         </w:tc>
@@ -13308,7 +14774,7 @@
                 <w:sz w:val="20"/>
                 <w:szCs w:val="20"/>
               </w:rPr>
-              <w:t xml:space="preserve">Basis</w:t>
+              <w:t xml:space="preserve">Payment Option B</w:t>
             </w:r>
           </w:p>
         </w:tc>
@@ -13316,30 +14782,30 @@
       <w:tr>
         <w:tc>
           <w:tcPr>
-            <w:tcW w:type="dxa" w:w="3640"/>
-            <w:tcMar>
-              <w:top w:type="dxa" w:w="80"/>
-              <w:left w:type="dxa" w:w="120"/>
-              <w:bottom w:type="dxa" w:w="80"/>
-              <w:right w:type="dxa" w:w="120"/>
-            </w:tcMar>
-          </w:tcPr>
-          <w:p>
-            <w:r>
-              <w:rPr>
-                <w:rFonts w:ascii="Calibri" w:cs="Calibri" w:eastAsia="Calibri" w:hAnsi="Calibri"/>
-                <w:b w:val="false"/>
-                <w:bCs w:val="false"/>
-                <w:sz w:val="20"/>
-                <w:szCs w:val="20"/>
-              </w:rPr>
-              <w:t xml:space="preserve">Coach</w:t>
-            </w:r>
-          </w:p>
-        </w:tc>
-        <w:tc>
-          <w:tcPr>
-            <w:tcW w:type="dxa" w:w="1560"/>
+            <w:tcW w:type="dxa" w:w="1820"/>
+            <w:tcMar>
+              <w:top w:type="dxa" w:w="80"/>
+              <w:left w:type="dxa" w:w="120"/>
+              <w:bottom w:type="dxa" w:w="80"/>
+              <w:right w:type="dxa" w:w="120"/>
+            </w:tcMar>
+          </w:tcPr>
+          <w:p>
+            <w:r>
+              <w:rPr>
+                <w:rFonts w:ascii="Calibri" w:cs="Calibri" w:eastAsia="Calibri" w:hAnsi="Calibri"/>
+                <w:b w:val="false"/>
+                <w:bCs w:val="false"/>
+                <w:sz w:val="20"/>
+                <w:szCs w:val="20"/>
+              </w:rPr>
+              <w:t xml:space="preserve">Access</w:t>
+            </w:r>
+          </w:p>
+        </w:tc>
+        <w:tc>
+          <w:tcPr>
+            <w:tcW w:type="dxa" w:w="3380"/>
             <w:tcMar>
               <w:top w:type="dxa" w:w="80"/>
               <w:left w:type="dxa" w:w="120"/>
@@ -13359,63 +14825,13 @@
                 <w:sz w:val="20"/>
                 <w:szCs w:val="20"/>
               </w:rPr>
-              <w:t xml:space="preserve">85%</w:t>
+              <w:t xml:space="preserve">€15/month + 10% Platform Fee (90% Coach Share)</w:t>
             </w:r>
           </w:p>
         </w:tc>
         <w:tc>
           <w:tcPr>
             <w:tcW w:type="dxa" w:w="4160"/>
-            <w:tcMar>
-              <w:top w:type="dxa" w:w="80"/>
-              <w:left w:type="dxa" w:w="120"/>
-              <w:bottom w:type="dxa" w:w="80"/>
-              <w:right w:type="dxa" w:w="120"/>
-            </w:tcMar>
-          </w:tcPr>
-          <w:p>
-            <w:r>
-              <w:rPr>
-                <w:rFonts w:ascii="Calibri" w:cs="Calibri" w:eastAsia="Calibri" w:hAnsi="Calibri"/>
-                <w:b w:val="false"/>
-                <w:bCs w:val="false"/>
-                <w:sz w:val="20"/>
-                <w:szCs w:val="20"/>
-              </w:rPr>
-              <w:t xml:space="preserve">of Booking Value, excluding VAT</w:t>
-            </w:r>
-          </w:p>
-        </w:tc>
-      </w:tr>
-      <w:tr>
-        <w:tc>
-          <w:tcPr>
-            <w:tcW w:type="dxa" w:w="3640"/>
-            <w:shd w:fill="F2F2F2" w:color="auto" w:val="clear"/>
-            <w:tcMar>
-              <w:top w:type="dxa" w:w="80"/>
-              <w:left w:type="dxa" w:w="120"/>
-              <w:bottom w:type="dxa" w:w="80"/>
-              <w:right w:type="dxa" w:w="120"/>
-            </w:tcMar>
-          </w:tcPr>
-          <w:p>
-            <w:r>
-              <w:rPr>
-                <w:rFonts w:ascii="Calibri" w:cs="Calibri" w:eastAsia="Calibri" w:hAnsi="Calibri"/>
-                <w:b w:val="false"/>
-                <w:bCs w:val="false"/>
-                <w:sz w:val="20"/>
-                <w:szCs w:val="20"/>
-              </w:rPr>
-              <w:t xml:space="preserve">UniBlueprint (Platform Fee)</w:t>
-            </w:r>
-          </w:p>
-        </w:tc>
-        <w:tc>
-          <w:tcPr>
-            <w:tcW w:type="dxa" w:w="1560"/>
-            <w:shd w:fill="F2F2F2" w:color="auto" w:val="clear"/>
             <w:tcMar>
               <w:top w:type="dxa" w:w="80"/>
               <w:left w:type="dxa" w:w="120"/>
@@ -13435,7 +14851,60 @@
                 <w:sz w:val="20"/>
                 <w:szCs w:val="20"/>
               </w:rPr>
-              <w:t xml:space="preserve">15%</w:t>
+              <w:t xml:space="preserve">85% Coach Share / 15% Platform Fee by default, unless individually renegotiated (confidential — clause 12.3)</w:t>
+            </w:r>
+          </w:p>
+        </w:tc>
+      </w:tr>
+      <w:tr>
+        <w:tc>
+          <w:tcPr>
+            <w:tcW w:type="dxa" w:w="1820"/>
+            <w:shd w:fill="F2F2F2" w:color="auto" w:val="clear"/>
+            <w:tcMar>
+              <w:top w:type="dxa" w:w="80"/>
+              <w:left w:type="dxa" w:w="120"/>
+              <w:bottom w:type="dxa" w:w="80"/>
+              <w:right w:type="dxa" w:w="120"/>
+            </w:tcMar>
+          </w:tcPr>
+          <w:p>
+            <w:r>
+              <w:rPr>
+                <w:rFonts w:ascii="Calibri" w:cs="Calibri" w:eastAsia="Calibri" w:hAnsi="Calibri"/>
+                <w:b w:val="false"/>
+                <w:bCs w:val="false"/>
+                <w:sz w:val="20"/>
+                <w:szCs w:val="20"/>
+              </w:rPr>
+              <w:t xml:space="preserve">Plus</w:t>
+            </w:r>
+          </w:p>
+        </w:tc>
+        <w:tc>
+          <w:tcPr>
+            <w:tcW w:type="dxa" w:w="3380"/>
+            <w:shd w:fill="F2F2F2" w:color="auto" w:val="clear"/>
+            <w:tcMar>
+              <w:top w:type="dxa" w:w="80"/>
+              <w:left w:type="dxa" w:w="120"/>
+              <w:bottom w:type="dxa" w:w="80"/>
+              <w:right w:type="dxa" w:w="120"/>
+            </w:tcMar>
+          </w:tcPr>
+          <w:p>
+            <w:pPr>
+              <w:jc w:val="right"/>
+            </w:pPr>
+            <w:r>
+              <w:rPr>
+                <w:rFonts w:ascii="Calibri" w:cs="Calibri" w:eastAsia="Calibri" w:hAnsi="Calibri"/>
+                <w:b w:val="false"/>
+                <w:bCs w:val="false"/>
+                <w:sz w:val="20"/>
+                <w:szCs w:val="20"/>
+              </w:rPr>
+              <w:t xml:space="preserve">€45/month + 8% Platform Fee (92% Coach Share)</w:t>
             </w:r>
           </w:p>
         </w:tc>
@@ -13451,15 +14920,92 @@
             </w:tcMar>
           </w:tcPr>
           <w:p>
-            <w:r>
-              <w:rPr>
-                <w:rFonts w:ascii="Calibri" w:cs="Calibri" w:eastAsia="Calibri" w:hAnsi="Calibri"/>
-                <w:b w:val="false"/>
-                <w:bCs w:val="false"/>
-                <w:sz w:val="20"/>
-                <w:szCs w:val="20"/>
-              </w:rPr>
-              <w:t xml:space="preserve">of Booking Value, excluding VAT</w:t>
+            <w:pPr>
+              <w:jc w:val="right"/>
+            </w:pPr>
+            <w:r>
+              <w:rPr>
+                <w:rFonts w:ascii="Calibri" w:cs="Calibri" w:eastAsia="Calibri" w:hAnsi="Calibri"/>
+                <w:b w:val="false"/>
+                <w:bCs w:val="false"/>
+                <w:sz w:val="20"/>
+                <w:szCs w:val="20"/>
+              </w:rPr>
+              <w:t xml:space="preserve">85% Coach Share / 15% Platform Fee by default, unless individually renegotiated (confidential — clause 12.3)</w:t>
+            </w:r>
+          </w:p>
+        </w:tc>
+      </w:tr>
+      <w:tr>
+        <w:tc>
+          <w:tcPr>
+            <w:tcW w:type="dxa" w:w="1820"/>
+            <w:tcMar>
+              <w:top w:type="dxa" w:w="80"/>
+              <w:left w:type="dxa" w:w="120"/>
+              <w:bottom w:type="dxa" w:w="80"/>
+              <w:right w:type="dxa" w:w="120"/>
+            </w:tcMar>
+          </w:tcPr>
+          <w:p>
+            <w:r>
+              <w:rPr>
+                <w:rFonts w:ascii="Calibri" w:cs="Calibri" w:eastAsia="Calibri" w:hAnsi="Calibri"/>
+                <w:b w:val="false"/>
+                <w:bCs w:val="false"/>
+                <w:sz w:val="20"/>
+                <w:szCs w:val="20"/>
+              </w:rPr>
+              <w:t xml:space="preserve">Signature</w:t>
+            </w:r>
+          </w:p>
+        </w:tc>
+        <w:tc>
+          <w:tcPr>
+            <w:tcW w:type="dxa" w:w="3380"/>
+            <w:tcMar>
+              <w:top w:type="dxa" w:w="80"/>
+              <w:left w:type="dxa" w:w="120"/>
+              <w:bottom w:type="dxa" w:w="80"/>
+              <w:right w:type="dxa" w:w="120"/>
+            </w:tcMar>
+          </w:tcPr>
+          <w:p>
+            <w:r>
+              <w:rPr>
+                <w:rFonts w:ascii="Calibri" w:cs="Calibri" w:eastAsia="Calibri" w:hAnsi="Calibri"/>
+                <w:b w:val="false"/>
+                <w:bCs w:val="false"/>
+                <w:sz w:val="20"/>
+                <w:szCs w:val="20"/>
+              </w:rPr>
+              <w:t xml:space="preserve">[TIER FEE / SHARE — TO BE CONFIRMED]</w:t>
+            </w:r>
+          </w:p>
+        </w:tc>
+        <w:tc>
+          <w:tcPr>
+            <w:tcW w:type="dxa" w:w="4160"/>
+            <w:tcMar>
+              <w:top w:type="dxa" w:w="80"/>
+              <w:left w:type="dxa" w:w="120"/>
+              <w:bottom w:type="dxa" w:w="80"/>
+              <w:right w:type="dxa" w:w="120"/>
+            </w:tcMar>
+          </w:tcPr>
+          <w:p>
+            <w:pPr>
+              <w:jc w:val="right"/>
+            </w:pPr>
+            <w:r>
+              <w:rPr>
+                <w:rFonts w:ascii="Calibri" w:cs="Calibri" w:eastAsia="Calibri" w:hAnsi="Calibri"/>
+                <w:b w:val="false"/>
+                <w:bCs w:val="false"/>
+                <w:sz w:val="20"/>
+                <w:szCs w:val="20"/>
+              </w:rPr>
+              <w:t xml:space="preserve">85% Coach Share / 15% Platform Fee by default, unless individually renegotiated (confidential — clause 12.3)</w:t>
             </w:r>
           </w:p>
         </w:tc>
@@ -13487,7 +15033,7 @@
           <w:sz w:val="22"/>
           <w:szCs w:val="22"/>
         </w:rPr>
-        <w:t xml:space="preserve">	The Platform Fee covers listing, member acquisition, booking and scheduling infrastructure, payment processing, and support. No other charge is made to the Coach. There is no listing fee, joining fee, or subscription.</w:t>
+        <w:t xml:space="preserve">	The Coach selects Payment Option A or Payment Option B. If the Coach does not specify a Payment Option, Payment Option B applies at the default 85% Coach Share / 15% Platform Fee split, reflecting that 85% is the Coach's existing baseline rate.</w:t>
       </w:r>
     </w:p>
     <w:p>
@@ -13512,7 +15058,7 @@
           <w:sz w:val="22"/>
           <w:szCs w:val="22"/>
         </w:rPr>
-        <w:t xml:space="preserve">	Payments from Members are collected by UniBlueprint through its payment processor. UniBlueprint holds the Coach Share on the Coach's behalf and remits it in accordance with clause 6.4.</w:t>
+        <w:t xml:space="preserve">	The Coach Share and Platform Fee are calculated on the Booking Value, excluding VAT, and are deducted through the Coach's Connected Account (Stripe Connect or its successor) at the time the Member pays.</w:t>
       </w:r>
     </w:p>
     <w:p>
@@ -13537,7 +15083,7 @@
           <w:sz w:val="22"/>
           <w:szCs w:val="22"/>
         </w:rPr>
-        <w:t xml:space="preserve">	UniBlueprint will pay the Coach Share for all Bookings completed in a calendar month by the [15th] day of the following month, by bank transfer to the account in Schedule 3, together with a statement showing each Booking, the Booking Value, the Platform Fee, and the amount paid.</w:t>
+        <w:t xml:space="preserve">	Payments from Members are collected by UniBlueprint through its payment processor. UniBlueprint remits the Coach Share to the Coach's Connected Account in accordance with the Coach's Tier and Payment Option, together with a statement showing each Booking, the Booking Value, the Platform Fee, and the amount paid.</w:t>
       </w:r>
     </w:p>
     <w:p>
@@ -13588,6 +15134,56 @@
           <w:szCs w:val="22"/>
         </w:rPr>
         <w:t xml:space="preserve">	The Coach is responsible for issuing any VAT invoice required and for accounting for VAT on the Coach Share.</w:t>
+      </w:r>
+    </w:p>
+    <w:p>
+      <w:pPr>
+        <w:tabs>
+          <w:tab w:val="left" w:pos="720"/>
+        </w:tabs>
+        <w:spacing w:after="120"/>
+        <w:ind w:left="720" w:hanging="720"/>
+      </w:pPr>
+      <w:r>
+        <w:rPr>
+          <w:rFonts w:ascii="Calibri" w:cs="Calibri" w:eastAsia="Calibri" w:hAnsi="Calibri"/>
+          <w:sz w:val="22"/>
+          <w:szCs w:val="22"/>
+        </w:rPr>
+        <w:t xml:space="preserve">6.7</w:t>
+      </w:r>
+      <w:r>
+        <w:rPr>
+          <w:rFonts w:ascii="Calibri" w:cs="Calibri" w:eastAsia="Calibri" w:hAnsi="Calibri"/>
+          <w:sz w:val="22"/>
+          <w:szCs w:val="22"/>
+        </w:rPr>
+        <w:t xml:space="preserve">	UniBlueprint may reassess the Coach's Tier from time to time to reflect changes in the Coach's pricing, scope of Services, or demonstrated demand. UniBlueprint will give the Coach [NOTICE PERIOD — TO BE CONFIRMED BY FINANCE] written notice before a change of Tier takes effect.</w:t>
+      </w:r>
+    </w:p>
+    <w:p>
+      <w:pPr>
+        <w:tabs>
+          <w:tab w:val="left" w:pos="720"/>
+        </w:tabs>
+        <w:spacing w:after="120"/>
+        <w:ind w:left="720" w:hanging="720"/>
+      </w:pPr>
+      <w:r>
+        <w:rPr>
+          <w:rFonts w:ascii="Calibri" w:cs="Calibri" w:eastAsia="Calibri" w:hAnsi="Calibri"/>
+          <w:sz w:val="22"/>
+          <w:szCs w:val="22"/>
+        </w:rPr>
+        <w:t xml:space="preserve">6.8</w:t>
+      </w:r>
+      <w:r>
+        <w:rPr>
+          <w:rFonts w:ascii="Calibri" w:cs="Calibri" w:eastAsia="Calibri" w:hAnsi="Calibri"/>
+          <w:sz w:val="22"/>
+          <w:szCs w:val="22"/>
+        </w:rPr>
+        <w:t xml:space="preserve">	A Coach that signs this Agreement before the Public Launch Date is awarded the Founding Coach Badge. The Badge is a timing-based recognition and is independent of the Coach's Tier or Payment Option. [REVOCABILITY — TO BE CONFIRMED WITH SOLICITOR] governs whether the Badge is retained if the Coach later leaves and rejoins the Platform.</w:t>
       </w:r>
     </w:p>
     <w:p>
@@ -13604,7 +15200,7 @@
           <w:sz w:val="24"/>
           <w:szCs w:val="24"/>
         </w:rPr>
-        <w:t xml:space="preserve">7.  Rate Confirmation Date</w:t>
+        <w:t xml:space="preserve">7.  Delivery standards</w:t>
       </w:r>
     </w:p>
     <w:p>
@@ -13629,7 +15225,7 @@
           <w:sz w:val="22"/>
           <w:szCs w:val="22"/>
         </w:rPr>
-        <w:t xml:space="preserve">	The shares in clause 6.1 apply from the date of this Agreement.</w:t>
+        <w:t xml:space="preserve">	The Coach will deliver the Services with the reasonable skill and care expected of a competent professional in their field.</w:t>
       </w:r>
     </w:p>
     <w:p>
@@ -13654,7 +15250,7 @@
           <w:sz w:val="22"/>
           <w:szCs w:val="22"/>
         </w:rPr>
-        <w:t xml:space="preserve">	On or before the Rate Confirmation Date, UniBlueprint will confirm to the Coach in writing the revenue share that will apply from 1 October 2026 onwards, together with any Booking-level minimum or fixed fee that will apply.</w:t>
+        <w:t xml:space="preserve">	The Coach will respond to a Member enquiry or Booking request within forty-eight (48) hours, and will confirm session arrangements in advance through the Platform.</w:t>
       </w:r>
     </w:p>
     <w:p>
@@ -13679,7 +15275,7 @@
           <w:sz w:val="22"/>
           <w:szCs w:val="22"/>
         </w:rPr>
-        <w:t xml:space="preserve">	If UniBlueprint confirms a revenue share less favourable to the Coach than clause 6.1, the Coach may terminate this Agreement by written notice given within fourteen (14) days of that confirmation, without penalty and without notice period. Bookings already accepted are honoured and paid at the clause 6.1 rate.</w:t>
+        <w:t xml:space="preserve">	The Coach will apply the cancellation terms in the UniBlueprint Refund Policy: a Member cancelling more than twenty-four (24) hours before a session receives a full refund; a Member cancelling within twenty-four (24) hours receives a fifty per cent (50%) refund; a Member who does not attend is not refunded.</w:t>
       </w:r>
     </w:p>
     <w:p>
@@ -13704,7 +15300,7 @@
           <w:sz w:val="22"/>
           <w:szCs w:val="22"/>
         </w:rPr>
-        <w:t xml:space="preserve">	If UniBlueprint does not confirm a revised share on or before the Rate Confirmation Date, the shares in clause 6.1 continue to apply until UniBlueprint gives not less than sixty (60) days' written notice of a change, and clause 7.3 applies to that notice.</w:t>
+        <w:t xml:space="preserve">	If the Coach cancels or fails to attend a session, the Member is refunded in full and no Coach Share is payable. Repeated cancellation by the Coach is a material breach.</w:t>
       </w:r>
     </w:p>
     <w:p>
@@ -13729,7 +15325,7 @@
           <w:sz w:val="22"/>
           <w:szCs w:val="22"/>
         </w:rPr>
-        <w:t xml:space="preserve">	No change to the revenue share applies retrospectively to a Booking already made.</w:t>
+        <w:t xml:space="preserve">	The Coach will keep appropriate records of sessions delivered and will co-operate with any reasonable quality review by UniBlueprint.</w:t>
       </w:r>
     </w:p>
     <w:p>
@@ -13746,7 +15342,7 @@
           <w:sz w:val="24"/>
           <w:szCs w:val="24"/>
         </w:rPr>
-        <w:t xml:space="preserve">8.  Delivery standards</w:t>
+        <w:t xml:space="preserve">8.  Conduct</w:t>
       </w:r>
     </w:p>
     <w:p>
@@ -13771,7 +15367,7 @@
           <w:sz w:val="22"/>
           <w:szCs w:val="22"/>
         </w:rPr>
-        <w:t xml:space="preserve">	The Coach will deliver the Services with the reasonable skill and care expected of a competent professional in their field.</w:t>
+        <w:t xml:space="preserve">	The Coach will treat every Member with respect and will not discriminate on any ground protected by the Equal Status Acts 2000 to 2018.</w:t>
       </w:r>
     </w:p>
     <w:p>
@@ -13796,7 +15392,7 @@
           <w:sz w:val="22"/>
           <w:szCs w:val="22"/>
         </w:rPr>
-        <w:t xml:space="preserve">	The Coach will respond to a Member enquiry or Booking request within forty-eight (48) hours, and will confirm session arrangements in advance through the Platform.</w:t>
+        <w:t xml:space="preserve">	The Coach will maintain appropriate professional boundaries with Members at all times, will not pursue a personal or romantic relationship with a Member met through the Platform, and will not contact a Member for any purpose unrelated to the Services.</w:t>
       </w:r>
     </w:p>
     <w:p>
@@ -13821,7 +15417,7 @@
           <w:sz w:val="22"/>
           <w:szCs w:val="22"/>
         </w:rPr>
-        <w:t xml:space="preserve">	The Coach will apply the cancellation terms in the UniBlueprint Refund Policy: a Member cancelling more than twenty-four (24) hours before a session receives a full refund; a Member cancelling within twenty-four (24) hours receives a fifty per cent (50%) refund; a Member who does not attend is not refunded.</w:t>
+        <w:t xml:space="preserve">	The Coach will not give advice outside their competence. In particular the Coach will not provide medical, psychological, psychiatric, financial, or legal advice unless qualified and insured to do so, and will refer a Member to an appropriate professional where the Member's needs fall outside the Coach's scope.</w:t>
       </w:r>
     </w:p>
     <w:p>
@@ -13846,7 +15442,7 @@
           <w:sz w:val="22"/>
           <w:szCs w:val="22"/>
         </w:rPr>
-        <w:t xml:space="preserve">	If the Coach cancels or fails to attend a session, the Member is refunded in full and no Coach Share is payable. Repeated cancellation by the Coach is a material breach.</w:t>
+        <w:t xml:space="preserve">	If a Member discloses risk of harm to themselves or another person, the Coach will follow the escalation steps in the Safeguarding and Code of Conduct Policy and notify UniBlueprint immediately.</w:t>
       </w:r>
     </w:p>
     <w:p>
@@ -13871,7 +15467,7 @@
           <w:sz w:val="22"/>
           <w:szCs w:val="22"/>
         </w:rPr>
-        <w:t xml:space="preserve">	The Coach will keep appropriate records of sessions delivered and will co-operate with any reasonable quality review by UniBlueprint.</w:t>
+        <w:t xml:space="preserve">	The Coach will not bring UniBlueprint into disrepute.</w:t>
       </w:r>
     </w:p>
     <w:p>
@@ -13888,7 +15484,7 @@
           <w:sz w:val="24"/>
           <w:szCs w:val="24"/>
         </w:rPr>
-        <w:t xml:space="preserve">9.  Conduct</w:t>
+        <w:t xml:space="preserve">9.  Intellectual property</w:t>
       </w:r>
     </w:p>
     <w:p>
@@ -13913,7 +15509,7 @@
           <w:sz w:val="22"/>
           <w:szCs w:val="22"/>
         </w:rPr>
-        <w:t xml:space="preserve">	The Coach will treat every Member with respect and will not discriminate on any ground protected by the Equal Status Acts 2000 to 2018.</w:t>
+        <w:t xml:space="preserve">	The Coach retains ownership of coaching materials they created before this Agreement or independently of it.</w:t>
       </w:r>
     </w:p>
     <w:p>
@@ -13938,7 +15534,7 @@
           <w:sz w:val="22"/>
           <w:szCs w:val="22"/>
         </w:rPr>
-        <w:t xml:space="preserve">	The Coach will maintain appropriate professional boundaries with Members at all times, will not pursue a personal or romantic relationship with a Member met through the Platform, and will not contact a Member for any purpose unrelated to the Services.</w:t>
+        <w:t xml:space="preserve">	The Coach grants UniBlueprint a non-exclusive, royalty-free licence to use their name, image, profile content, and biography to list and promote them on the Platform and in UniBlueprint marketing, for the term of this Agreement and for archived material afterwards.</w:t>
       </w:r>
     </w:p>
     <w:p>
@@ -13963,7 +15559,7 @@
           <w:sz w:val="22"/>
           <w:szCs w:val="22"/>
         </w:rPr>
-        <w:t xml:space="preserve">	The Coach will not give advice outside their competence. In particular the Coach will not provide medical, psychological, psychiatric, financial, or legal advice unless qualified and insured to do so, and will refer a Member to an appropriate professional where the Member's needs fall outside the Coach's scope.</w:t>
+        <w:t xml:space="preserve">	Where UniBlueprint specifically commissions and pays for material to be created for the Platform, that material and all intellectual property in it belongs to UniBlueprint, and the Coach assigns it with full title guarantee and waives any moral rights in it so far as the law allows.</w:t>
       </w:r>
     </w:p>
     <w:p>
@@ -13988,32 +15584,7 @@
           <w:sz w:val="22"/>
           <w:szCs w:val="22"/>
         </w:rPr>
-        <w:t xml:space="preserve">	If a Member discloses risk of harm to themselves or another person, the Coach will follow the escalation steps in the Safeguarding and Code of Conduct Policy and notify UniBlueprint immediately.</w:t>
-      </w:r>
-    </w:p>
-    <w:p>
-      <w:pPr>
-        <w:tabs>
-          <w:tab w:val="left" w:pos="720"/>
-        </w:tabs>
-        <w:spacing w:after="120"/>
-        <w:ind w:left="720" w:hanging="720"/>
-      </w:pPr>
-      <w:r>
-        <w:rPr>
-          <w:rFonts w:ascii="Calibri" w:cs="Calibri" w:eastAsia="Calibri" w:hAnsi="Calibri"/>
-          <w:sz w:val="22"/>
-          <w:szCs w:val="22"/>
-        </w:rPr>
-        <w:t xml:space="preserve">9.5</w:t>
-      </w:r>
-      <w:r>
-        <w:rPr>
-          <w:rFonts w:ascii="Calibri" w:cs="Calibri" w:eastAsia="Calibri" w:hAnsi="Calibri"/>
-          <w:sz w:val="22"/>
-          <w:szCs w:val="22"/>
-        </w:rPr>
-        <w:t xml:space="preserve">	The Coach will not bring UniBlueprint into disrepute.</w:t>
+        <w:t xml:space="preserve">	The Coach will not use UniBlueprint's name, logo, or content except to identify themselves as a UniBlueprint coach.</w:t>
       </w:r>
     </w:p>
     <w:p>
@@ -14030,7 +15601,7 @@
           <w:sz w:val="24"/>
           <w:szCs w:val="24"/>
         </w:rPr>
-        <w:t xml:space="preserve">10.  Intellectual property</w:t>
+        <w:t xml:space="preserve">10.  Liability and indemnity</w:t>
       </w:r>
     </w:p>
     <w:p>
@@ -14055,7 +15626,7 @@
           <w:sz w:val="22"/>
           <w:szCs w:val="22"/>
         </w:rPr>
-        <w:t xml:space="preserve">	The Coach retains ownership of coaching materials they created before this Agreement or independently of it.</w:t>
+        <w:t xml:space="preserve">	Nothing in this Agreement limits liability for death or personal injury caused by negligence, for fraud, or for anything that cannot lawfully be limited.</w:t>
       </w:r>
     </w:p>
     <w:p>
@@ -14080,7 +15651,7 @@
           <w:sz w:val="22"/>
           <w:szCs w:val="22"/>
         </w:rPr>
-        <w:t xml:space="preserve">	The Coach grants UniBlueprint a non-exclusive, royalty-free licence to use their name, image, profile content, and biography to list and promote them on the Platform and in UniBlueprint marketing, for the term of this Agreement and for archived material afterwards.</w:t>
+        <w:t xml:space="preserve">	The Coach is solely responsible for the Services they deliver and for any advice they give. The Coach will indemnify UniBlueprint against any claim, loss, cost, or expense arising from the Services, from any breach of clauses 3, 4, 7, or 8, or from any injury or loss suffered by a Member in connection with a session.</w:t>
       </w:r>
     </w:p>
     <w:p>
@@ -14105,7 +15676,7 @@
           <w:sz w:val="22"/>
           <w:szCs w:val="22"/>
         </w:rPr>
-        <w:t xml:space="preserve">	Where UniBlueprint specifically commissions and pays for material to be created for the Platform, that material and all intellectual property in it belongs to UniBlueprint, and the Coach assigns it with full title guarantee and waives any moral rights in it so far as the law allows.</w:t>
+        <w:t xml:space="preserve">	Subject to clause 10.1, UniBlueprint's total liability to the Coach under this Agreement is limited to the total Coach Share paid or payable to the Coach in the three (3) months before the claim arose.</w:t>
       </w:r>
     </w:p>
     <w:p>
@@ -14130,7 +15701,7 @@
           <w:sz w:val="22"/>
           <w:szCs w:val="22"/>
         </w:rPr>
-        <w:t xml:space="preserve">	The Coach will not use UniBlueprint's name, logo, or content except to identify themselves as a UniBlueprint coach.</w:t>
+        <w:t xml:space="preserve">	UniBlueprint gives no guarantee of any number of Bookings, level of income, or continued listing.</w:t>
       </w:r>
     </w:p>
     <w:p>
@@ -14147,7 +15718,7 @@
           <w:sz w:val="24"/>
           <w:szCs w:val="24"/>
         </w:rPr>
-        <w:t xml:space="preserve">11.  Liability and indemnity</w:t>
+        <w:t xml:space="preserve">11.  Data protection</w:t>
       </w:r>
     </w:p>
     <w:p>
@@ -14172,7 +15743,7 @@
           <w:sz w:val="22"/>
           <w:szCs w:val="22"/>
         </w:rPr>
-        <w:t xml:space="preserve">	Nothing in this Agreement limits liability for death or personal injury caused by negligence, for fraud, or for anything that cannot lawfully be limited.</w:t>
+        <w:t xml:space="preserve">	Where the Coach processes Member personal data on UniBlueprint's instructions through the Platform, the Coach acts as a processor and will comply with the Data Processing Terms issued by UniBlueprint.</w:t>
       </w:r>
     </w:p>
     <w:p>
@@ -14197,7 +15768,7 @@
           <w:sz w:val="22"/>
           <w:szCs w:val="22"/>
         </w:rPr>
-        <w:t xml:space="preserve">	The Coach is solely responsible for the Services they deliver and for any advice they give. The Coach will indemnify UniBlueprint against any claim, loss, cost, or expense arising from the Services, from any breach of clauses 3, 4, 8, or 9, or from any injury or loss suffered by a Member in connection with a session.</w:t>
+        <w:t xml:space="preserve">	Where the Coach holds Member data for their own records, including session notes and client files, the Coach is an independent controller and must comply with the General Data Protection Regulation (EU) 2016/679 and the Data Protection Act 2018 in its own right.</w:t>
       </w:r>
     </w:p>
     <w:p>
@@ -14222,32 +15793,7 @@
           <w:sz w:val="22"/>
           <w:szCs w:val="22"/>
         </w:rPr>
-        <w:t xml:space="preserve">	Subject to clause 11.1, UniBlueprint's total liability to the Coach under this Agreement is limited to the total Coach Share paid or payable to the Coach in the three (3) months before the claim arose.</w:t>
-      </w:r>
-    </w:p>
-    <w:p>
-      <w:pPr>
-        <w:tabs>
-          <w:tab w:val="left" w:pos="720"/>
-        </w:tabs>
-        <w:spacing w:after="120"/>
-        <w:ind w:left="720" w:hanging="720"/>
-      </w:pPr>
-      <w:r>
-        <w:rPr>
-          <w:rFonts w:ascii="Calibri" w:cs="Calibri" w:eastAsia="Calibri" w:hAnsi="Calibri"/>
-          <w:sz w:val="22"/>
-          <w:szCs w:val="22"/>
-        </w:rPr>
-        <w:t xml:space="preserve">11.4</w:t>
-      </w:r>
-      <w:r>
-        <w:rPr>
-          <w:rFonts w:ascii="Calibri" w:cs="Calibri" w:eastAsia="Calibri" w:hAnsi="Calibri"/>
-          <w:sz w:val="22"/>
-          <w:szCs w:val="22"/>
-        </w:rPr>
-        <w:t xml:space="preserve">	UniBlueprint gives no guarantee of any number of Bookings, level of income, or continued listing.</w:t>
+        <w:t xml:space="preserve">	The Coach will keep Member information confidential, will not disclose it except as required by law or to prevent serious harm, and will notify UniBlueprint of any personal data breach without undue delay and in any event within twenty-four (24) hours of becoming aware of it.</w:t>
       </w:r>
     </w:p>
     <w:p>
@@ -14264,7 +15810,7 @@
           <w:sz w:val="24"/>
           <w:szCs w:val="24"/>
         </w:rPr>
-        <w:t xml:space="preserve">12.  Data protection</w:t>
+        <w:t xml:space="preserve">12.  Confidentiality</w:t>
       </w:r>
     </w:p>
     <w:p>
@@ -14289,7 +15835,7 @@
           <w:sz w:val="22"/>
           <w:szCs w:val="22"/>
         </w:rPr>
-        <w:t xml:space="preserve">	Where the Coach processes Member personal data on UniBlueprint's instructions through the Platform, the Coach acts as a processor and will comply with the Data Processing Terms issued by UniBlueprint.</w:t>
+        <w:t xml:space="preserve">	The Coach will not disclose UniBlueprint's confidential information, including commercial terms, Member numbers, product plans, and the terms of this Agreement, without consent.</w:t>
       </w:r>
     </w:p>
     <w:p>
@@ -14314,7 +15860,7 @@
           <w:sz w:val="22"/>
           <w:szCs w:val="22"/>
         </w:rPr>
-        <w:t xml:space="preserve">	Where the Coach holds Member data for their own records, including session notes and client files, the Coach is an independent controller and must comply with the General Data Protection Regulation (EU) 2016/679 and the Data Protection Act 2018 in its own right.</w:t>
+        <w:t xml:space="preserve">	This obligation continues for three (3) years after termination.</w:t>
       </w:r>
     </w:p>
     <w:p>
@@ -14339,7 +15885,7 @@
           <w:sz w:val="22"/>
           <w:szCs w:val="22"/>
         </w:rPr>
-        <w:t xml:space="preserve">	The Coach will keep Member information confidential, will not disclose it except as required by law or to prevent serious harm, and will notify UniBlueprint of any personal data breach without undue delay and in any event within twenty-four (24) hours of becoming aware of it.</w:t>
+        <w:t xml:space="preserve">	Without limiting clause 12.1, any Coach Share or Platform Fee renegotiated under Payment Option B is confidential and must not be disclosed by either party to any other coach, partner, or third party.</w:t>
       </w:r>
     </w:p>
     <w:p>
@@ -14356,7 +15902,7 @@
           <w:sz w:val="24"/>
           <w:szCs w:val="24"/>
         </w:rPr>
-        <w:t xml:space="preserve">13.  Confidentiality</w:t>
+        <w:t xml:space="preserve">13.  Non-solicitation</w:t>
       </w:r>
     </w:p>
     <w:p>
@@ -14381,7 +15927,7 @@
           <w:sz w:val="22"/>
           <w:szCs w:val="22"/>
         </w:rPr>
-        <w:t xml:space="preserve">	The Coach will not disclose UniBlueprint's confidential information, including commercial terms, Member numbers, product plans, and the terms of this Agreement, without consent.</w:t>
+        <w:t xml:space="preserve">	For twelve (12) months after termination, the Coach will not deliberately induce a Member first introduced to the Coach through the Platform to take services from the Coach outside the Platform, where the purpose is to avoid the Platform Fee.</w:t>
       </w:r>
     </w:p>
     <w:p>
@@ -14406,7 +15952,32 @@
           <w:sz w:val="22"/>
           <w:szCs w:val="22"/>
         </w:rPr>
-        <w:t xml:space="preserve">	This obligation continues for three (3) years after termination.</w:t>
+        <w:t xml:space="preserve">	Clause 13.1 does not prevent the Coach from continuing to work with a Member who approaches them independently, from working with anyone the Coach knew before the introduction, or from advertising generally.</w:t>
+      </w:r>
+    </w:p>
+    <w:p>
+      <w:pPr>
+        <w:tabs>
+          <w:tab w:val="left" w:pos="720"/>
+        </w:tabs>
+        <w:spacing w:after="120"/>
+        <w:ind w:left="720" w:hanging="720"/>
+      </w:pPr>
+      <w:r>
+        <w:rPr>
+          <w:rFonts w:ascii="Calibri" w:cs="Calibri" w:eastAsia="Calibri" w:hAnsi="Calibri"/>
+          <w:sz w:val="22"/>
+          <w:szCs w:val="22"/>
+        </w:rPr>
+        <w:t xml:space="preserve">13.3</w:t>
+      </w:r>
+      <w:r>
+        <w:rPr>
+          <w:rFonts w:ascii="Calibri" w:cs="Calibri" w:eastAsia="Calibri" w:hAnsi="Calibri"/>
+          <w:sz w:val="22"/>
+          <w:szCs w:val="22"/>
+        </w:rPr>
+        <w:t xml:space="preserve">	The Coach is free to work for any competitor at any time, during and after this Agreement. Nothing in this Agreement restricts the Coach's trade.</w:t>
       </w:r>
     </w:p>
     <w:p>
@@ -14423,7 +15994,7 @@
           <w:sz w:val="24"/>
           <w:szCs w:val="24"/>
         </w:rPr>
-        <w:t xml:space="preserve">14.  Non-solicitation</w:t>
+        <w:t xml:space="preserve">14.  Records and audit</w:t>
       </w:r>
     </w:p>
     <w:p>
@@ -14448,7 +16019,7 @@
           <w:sz w:val="22"/>
           <w:szCs w:val="22"/>
         </w:rPr>
-        <w:t xml:space="preserve">	For twelve (12) months after termination, the Coach will not deliberately induce a Member first introduced to the Coach through the Platform to take services from the Coach outside the Platform, where the purpose is to avoid the Platform Fee.</w:t>
+        <w:t xml:space="preserve">	The Coach will keep accurate records of all Bookings for six (6) years.</w:t>
       </w:r>
     </w:p>
     <w:p>
@@ -14473,32 +16044,7 @@
           <w:sz w:val="22"/>
           <w:szCs w:val="22"/>
         </w:rPr>
-        <w:t xml:space="preserve">	Clause 14.1 does not prevent the Coach from continuing to work with a Member who approaches them independently, from working with anyone the Coach knew before the introduction, or from advertising generally.</w:t>
-      </w:r>
-    </w:p>
-    <w:p>
-      <w:pPr>
-        <w:tabs>
-          <w:tab w:val="left" w:pos="720"/>
-        </w:tabs>
-        <w:spacing w:after="120"/>
-        <w:ind w:left="720" w:hanging="720"/>
-      </w:pPr>
-      <w:r>
-        <w:rPr>
-          <w:rFonts w:ascii="Calibri" w:cs="Calibri" w:eastAsia="Calibri" w:hAnsi="Calibri"/>
-          <w:sz w:val="22"/>
-          <w:szCs w:val="22"/>
-        </w:rPr>
-        <w:t xml:space="preserve">14.3</w:t>
-      </w:r>
-      <w:r>
-        <w:rPr>
-          <w:rFonts w:ascii="Calibri" w:cs="Calibri" w:eastAsia="Calibri" w:hAnsi="Calibri"/>
-          <w:sz w:val="22"/>
-          <w:szCs w:val="22"/>
-        </w:rPr>
-        <w:t xml:space="preserve">	The Coach is free to work for any competitor at any time, during and after this Agreement. Nothing in this Agreement restricts the Coach's trade.</w:t>
+        <w:t xml:space="preserve">	UniBlueprint may, on reasonable notice, audit or request evidence of those records to the extent necessary to verify the Coach Share and Platform Fee calculated and paid under this Agreement.</w:t>
       </w:r>
     </w:p>
     <w:p>
@@ -14515,7 +16061,7 @@
           <w:sz w:val="24"/>
           <w:szCs w:val="24"/>
         </w:rPr>
-        <w:t xml:space="preserve">15.  Term and termination</w:t>
+        <w:t xml:space="preserve">15.  Set-off</w:t>
       </w:r>
     </w:p>
     <w:p>
@@ -14540,207 +16086,7 @@
           <w:sz w:val="22"/>
           <w:szCs w:val="22"/>
         </w:rPr>
-        <w:t xml:space="preserve">	This Agreement begins on the date above and continues until terminated.</w:t>
-      </w:r>
-    </w:p>
-    <w:p>
-      <w:pPr>
-        <w:tabs>
-          <w:tab w:val="left" w:pos="720"/>
-        </w:tabs>
-        <w:spacing w:after="120"/>
-        <w:ind w:left="720" w:hanging="720"/>
-      </w:pPr>
-      <w:r>
-        <w:rPr>
-          <w:rFonts w:ascii="Calibri" w:cs="Calibri" w:eastAsia="Calibri" w:hAnsi="Calibri"/>
-          <w:sz w:val="22"/>
-          <w:szCs w:val="22"/>
-        </w:rPr>
-        <w:t xml:space="preserve">15.2</w:t>
-      </w:r>
-      <w:r>
-        <w:rPr>
-          <w:rFonts w:ascii="Calibri" w:cs="Calibri" w:eastAsia="Calibri" w:hAnsi="Calibri"/>
-          <w:sz w:val="22"/>
-          <w:szCs w:val="22"/>
-        </w:rPr>
-        <w:t xml:space="preserve">	Either party may terminate on thirty (30) days' written notice. The Coach may also terminate under clause 7.3.</w:t>
-      </w:r>
-    </w:p>
-    <w:p>
-      <w:pPr>
-        <w:tabs>
-          <w:tab w:val="left" w:pos="720"/>
-        </w:tabs>
-        <w:spacing w:after="120"/>
-        <w:ind w:left="720" w:hanging="720"/>
-      </w:pPr>
-      <w:r>
-        <w:rPr>
-          <w:rFonts w:ascii="Calibri" w:cs="Calibri" w:eastAsia="Calibri" w:hAnsi="Calibri"/>
-          <w:sz w:val="22"/>
-          <w:szCs w:val="22"/>
-        </w:rPr>
-        <w:t xml:space="preserve">15.3</w:t>
-      </w:r>
-      <w:r>
-        <w:rPr>
-          <w:rFonts w:ascii="Calibri" w:cs="Calibri" w:eastAsia="Calibri" w:hAnsi="Calibri"/>
-          <w:sz w:val="22"/>
-          <w:szCs w:val="22"/>
-        </w:rPr>
-        <w:t xml:space="preserve">	UniBlueprint may terminate or suspend immediately if the Coach:</w:t>
-      </w:r>
-    </w:p>
-    <w:p>
-      <w:pPr>
-        <w:tabs>
-          <w:tab w:val="left" w:pos="1440"/>
-        </w:tabs>
-        <w:spacing w:after="80"/>
-        <w:ind w:left="1440" w:hanging="360"/>
-      </w:pPr>
-      <w:r>
-        <w:rPr>
-          <w:rFonts w:ascii="Calibri" w:cs="Calibri" w:eastAsia="Calibri" w:hAnsi="Calibri"/>
-          <w:sz w:val="22"/>
-          <w:szCs w:val="22"/>
-        </w:rPr>
-        <w:t xml:space="preserve">(a)</w:t>
-      </w:r>
-      <w:r>
-        <w:rPr>
-          <w:rFonts w:ascii="Calibri" w:cs="Calibri" w:eastAsia="Calibri" w:hAnsi="Calibri"/>
-          <w:sz w:val="22"/>
-          <w:szCs w:val="22"/>
-        </w:rPr>
-        <w:t xml:space="preserve">	breaches clause 3 (vetting or qualifications), clause 4 (insurance), or clause 9 (conduct);</w:t>
-      </w:r>
-    </w:p>
-    <w:p>
-      <w:pPr>
-        <w:tabs>
-          <w:tab w:val="left" w:pos="1440"/>
-        </w:tabs>
-        <w:spacing w:after="80"/>
-        <w:ind w:left="1440" w:hanging="360"/>
-      </w:pPr>
-      <w:r>
-        <w:rPr>
-          <w:rFonts w:ascii="Calibri" w:cs="Calibri" w:eastAsia="Calibri" w:hAnsi="Calibri"/>
-          <w:sz w:val="22"/>
-          <w:szCs w:val="22"/>
-        </w:rPr>
-        <w:t xml:space="preserve">(b)</w:t>
-      </w:r>
-      <w:r>
-        <w:rPr>
-          <w:rFonts w:ascii="Calibri" w:cs="Calibri" w:eastAsia="Calibri" w:hAnsi="Calibri"/>
-          <w:sz w:val="22"/>
-          <w:szCs w:val="22"/>
-        </w:rPr>
-        <w:t xml:space="preserve">	commits any other material breach not remedied within fourteen (14) days of notice;</w:t>
-      </w:r>
-    </w:p>
-    <w:p>
-      <w:pPr>
-        <w:tabs>
-          <w:tab w:val="left" w:pos="1440"/>
-        </w:tabs>
-        <w:spacing w:after="80"/>
-        <w:ind w:left="1440" w:hanging="360"/>
-      </w:pPr>
-      <w:r>
-        <w:rPr>
-          <w:rFonts w:ascii="Calibri" w:cs="Calibri" w:eastAsia="Calibri" w:hAnsi="Calibri"/>
-          <w:sz w:val="22"/>
-          <w:szCs w:val="22"/>
-        </w:rPr>
-        <w:t xml:space="preserve">(c)</w:t>
-      </w:r>
-      <w:r>
-        <w:rPr>
-          <w:rFonts w:ascii="Calibri" w:cs="Calibri" w:eastAsia="Calibri" w:hAnsi="Calibri"/>
-          <w:sz w:val="22"/>
-          <w:szCs w:val="22"/>
-        </w:rPr>
-        <w:t xml:space="preserve">	is the subject of a safeguarding concern, pending investigation; or</w:t>
-      </w:r>
-    </w:p>
-    <w:p>
-      <w:pPr>
-        <w:tabs>
-          <w:tab w:val="left" w:pos="1440"/>
-        </w:tabs>
-        <w:spacing w:after="80"/>
-        <w:ind w:left="1440" w:hanging="360"/>
-      </w:pPr>
-      <w:r>
-        <w:rPr>
-          <w:rFonts w:ascii="Calibri" w:cs="Calibri" w:eastAsia="Calibri" w:hAnsi="Calibri"/>
-          <w:sz w:val="22"/>
-          <w:szCs w:val="22"/>
-        </w:rPr>
-        <w:t xml:space="preserve">(d)</w:t>
-      </w:r>
-      <w:r>
-        <w:rPr>
-          <w:rFonts w:ascii="Calibri" w:cs="Calibri" w:eastAsia="Calibri" w:hAnsi="Calibri"/>
-          <w:sz w:val="22"/>
-          <w:szCs w:val="22"/>
-        </w:rPr>
-        <w:t xml:space="preserve">	becomes insolvent or ceases to trade.</w:t>
-      </w:r>
-    </w:p>
-    <w:p>
-      <w:pPr>
-        <w:tabs>
-          <w:tab w:val="left" w:pos="720"/>
-        </w:tabs>
-        <w:spacing w:after="120"/>
-        <w:ind w:left="720" w:hanging="720"/>
-      </w:pPr>
-      <w:r>
-        <w:rPr>
-          <w:rFonts w:ascii="Calibri" w:cs="Calibri" w:eastAsia="Calibri" w:hAnsi="Calibri"/>
-          <w:sz w:val="22"/>
-          <w:szCs w:val="22"/>
-        </w:rPr>
-        <w:t xml:space="preserve">15.4</w:t>
-      </w:r>
-      <w:r>
-        <w:rPr>
-          <w:rFonts w:ascii="Calibri" w:cs="Calibri" w:eastAsia="Calibri" w:hAnsi="Calibri"/>
-          <w:sz w:val="22"/>
-          <w:szCs w:val="22"/>
-        </w:rPr>
-        <w:t xml:space="preserve">	On termination the Coach will complete or hand over Bookings already accepted, as UniBlueprint reasonably directs, and will be paid the Coach Share for those Bookings.</w:t>
-      </w:r>
-    </w:p>
-    <w:p>
-      <w:pPr>
-        <w:tabs>
-          <w:tab w:val="left" w:pos="720"/>
-        </w:tabs>
-        <w:spacing w:after="120"/>
-        <w:ind w:left="720" w:hanging="720"/>
-      </w:pPr>
-      <w:r>
-        <w:rPr>
-          <w:rFonts w:ascii="Calibri" w:cs="Calibri" w:eastAsia="Calibri" w:hAnsi="Calibri"/>
-          <w:sz w:val="22"/>
-          <w:szCs w:val="22"/>
-        </w:rPr>
-        <w:t xml:space="preserve">15.5</w:t>
-      </w:r>
-      <w:r>
-        <w:rPr>
-          <w:rFonts w:ascii="Calibri" w:cs="Calibri" w:eastAsia="Calibri" w:hAnsi="Calibri"/>
-          <w:sz w:val="22"/>
-          <w:szCs w:val="22"/>
-        </w:rPr>
-        <w:t xml:space="preserve">	Clauses 2.3, 10, 11, 12, 13, 14, and 16 survive termination.</w:t>
+        <w:t xml:space="preserve">	UniBlueprint may set off any amount owed to it by the Coach under this Agreement against any amount due to the Coach.</w:t>
       </w:r>
     </w:p>
     <w:p>
@@ -14757,7 +16103,7 @@
           <w:sz w:val="24"/>
           <w:szCs w:val="24"/>
         </w:rPr>
-        <w:t xml:space="preserve">16.  General</w:t>
+        <w:t xml:space="preserve">16.  Warranties</w:t>
       </w:r>
     </w:p>
     <w:p>
@@ -14782,6 +16128,441 @@
           <w:sz w:val="22"/>
           <w:szCs w:val="22"/>
         </w:rPr>
+        <w:t xml:space="preserve">	Each party warrants that it has full power and authority to enter into and perform this Agreement.</w:t>
+      </w:r>
+    </w:p>
+    <w:p>
+      <w:pPr>
+        <w:keepNext/>
+        <w:spacing w:after="120" w:before="280"/>
+      </w:pPr>
+      <w:r>
+        <w:rPr>
+          <w:rFonts w:ascii="Calibri" w:cs="Calibri" w:eastAsia="Calibri" w:hAnsi="Calibri"/>
+          <w:b/>
+          <w:bCs/>
+          <w:color w:val="1E3A5F"/>
+          <w:sz w:val="24"/>
+          <w:szCs w:val="24"/>
+        </w:rPr>
+        <w:t xml:space="preserve">17.  Anti-bribery and corruption</w:t>
+      </w:r>
+    </w:p>
+    <w:p>
+      <w:pPr>
+        <w:tabs>
+          <w:tab w:val="left" w:pos="720"/>
+        </w:tabs>
+        <w:spacing w:after="120"/>
+        <w:ind w:left="720" w:hanging="720"/>
+      </w:pPr>
+      <w:r>
+        <w:rPr>
+          <w:rFonts w:ascii="Calibri" w:cs="Calibri" w:eastAsia="Calibri" w:hAnsi="Calibri"/>
+          <w:sz w:val="22"/>
+          <w:szCs w:val="22"/>
+        </w:rPr>
+        <w:t xml:space="preserve">17.1</w:t>
+      </w:r>
+      <w:r>
+        <w:rPr>
+          <w:rFonts w:ascii="Calibri" w:cs="Calibri" w:eastAsia="Calibri" w:hAnsi="Calibri"/>
+          <w:sz w:val="22"/>
+          <w:szCs w:val="22"/>
+        </w:rPr>
+        <w:t xml:space="preserve">	Each party will comply with the Criminal Justice (Corruption Offences) Act 2018 and will not offer, give, solicit, or accept any bribe or other corrupt advantage in connection with this Agreement.</w:t>
+      </w:r>
+    </w:p>
+    <w:p>
+      <w:pPr>
+        <w:keepNext/>
+        <w:spacing w:after="120" w:before="280"/>
+      </w:pPr>
+      <w:r>
+        <w:rPr>
+          <w:rFonts w:ascii="Calibri" w:cs="Calibri" w:eastAsia="Calibri" w:hAnsi="Calibri"/>
+          <w:b/>
+          <w:bCs/>
+          <w:color w:val="1E3A5F"/>
+          <w:sz w:val="24"/>
+          <w:szCs w:val="24"/>
+        </w:rPr>
+        <w:t xml:space="preserve">18.  Publicity</w:t>
+      </w:r>
+    </w:p>
+    <w:p>
+      <w:pPr>
+        <w:tabs>
+          <w:tab w:val="left" w:pos="720"/>
+        </w:tabs>
+        <w:spacing w:after="120"/>
+        <w:ind w:left="720" w:hanging="720"/>
+      </w:pPr>
+      <w:r>
+        <w:rPr>
+          <w:rFonts w:ascii="Calibri" w:cs="Calibri" w:eastAsia="Calibri" w:hAnsi="Calibri"/>
+          <w:sz w:val="22"/>
+          <w:szCs w:val="22"/>
+        </w:rPr>
+        <w:t xml:space="preserve">18.1</w:t>
+      </w:r>
+      <w:r>
+        <w:rPr>
+          <w:rFonts w:ascii="Calibri" w:cs="Calibri" w:eastAsia="Calibri" w:hAnsi="Calibri"/>
+          <w:sz w:val="22"/>
+          <w:szCs w:val="22"/>
+        </w:rPr>
+        <w:t xml:space="preserve">	Neither party will issue a press release or public announcement about the other or this Agreement, beyond the ordinary operation of the Coach's listing, without the other's prior consent.</w:t>
+      </w:r>
+    </w:p>
+    <w:p>
+      <w:pPr>
+        <w:keepNext/>
+        <w:spacing w:after="120" w:before="280"/>
+      </w:pPr>
+      <w:r>
+        <w:rPr>
+          <w:rFonts w:ascii="Calibri" w:cs="Calibri" w:eastAsia="Calibri" w:hAnsi="Calibri"/>
+          <w:b/>
+          <w:bCs/>
+          <w:color w:val="1E3A5F"/>
+          <w:sz w:val="24"/>
+          <w:szCs w:val="24"/>
+        </w:rPr>
+        <w:t xml:space="preserve">19.  Force majeure</w:t>
+      </w:r>
+    </w:p>
+    <w:p>
+      <w:pPr>
+        <w:tabs>
+          <w:tab w:val="left" w:pos="720"/>
+        </w:tabs>
+        <w:spacing w:after="120"/>
+        <w:ind w:left="720" w:hanging="720"/>
+      </w:pPr>
+      <w:r>
+        <w:rPr>
+          <w:rFonts w:ascii="Calibri" w:cs="Calibri" w:eastAsia="Calibri" w:hAnsi="Calibri"/>
+          <w:sz w:val="22"/>
+          <w:szCs w:val="22"/>
+        </w:rPr>
+        <w:t xml:space="preserve">19.1</w:t>
+      </w:r>
+      <w:r>
+        <w:rPr>
+          <w:rFonts w:ascii="Calibri" w:cs="Calibri" w:eastAsia="Calibri" w:hAnsi="Calibri"/>
+          <w:sz w:val="22"/>
+          <w:szCs w:val="22"/>
+        </w:rPr>
+        <w:t xml:space="preserve">	Neither party is liable for a failure or delay in performing its obligations (other than a payment obligation already due) caused by an event beyond its reasonable control, and that party's obligations are suspended for as long as the event continues.</w:t>
+      </w:r>
+    </w:p>
+    <w:p>
+      <w:pPr>
+        <w:tabs>
+          <w:tab w:val="left" w:pos="720"/>
+        </w:tabs>
+        <w:spacing w:after="120"/>
+        <w:ind w:left="720" w:hanging="720"/>
+      </w:pPr>
+      <w:r>
+        <w:rPr>
+          <w:rFonts w:ascii="Calibri" w:cs="Calibri" w:eastAsia="Calibri" w:hAnsi="Calibri"/>
+          <w:sz w:val="22"/>
+          <w:szCs w:val="22"/>
+        </w:rPr>
+        <w:t xml:space="preserve">19.2</w:t>
+      </w:r>
+      <w:r>
+        <w:rPr>
+          <w:rFonts w:ascii="Calibri" w:cs="Calibri" w:eastAsia="Calibri" w:hAnsi="Calibri"/>
+          <w:sz w:val="22"/>
+          <w:szCs w:val="22"/>
+        </w:rPr>
+        <w:t xml:space="preserve">	If a force majeure event continues for sixty (60) consecutive days, either party may terminate this Agreement by written notice.</w:t>
+      </w:r>
+    </w:p>
+    <w:p>
+      <w:pPr>
+        <w:keepNext/>
+        <w:spacing w:after="120" w:before="280"/>
+      </w:pPr>
+      <w:r>
+        <w:rPr>
+          <w:rFonts w:ascii="Calibri" w:cs="Calibri" w:eastAsia="Calibri" w:hAnsi="Calibri"/>
+          <w:b/>
+          <w:bCs/>
+          <w:color w:val="1E3A5F"/>
+          <w:sz w:val="24"/>
+          <w:szCs w:val="24"/>
+        </w:rPr>
+        <w:t xml:space="preserve">20.  Term and termination</w:t>
+      </w:r>
+    </w:p>
+    <w:p>
+      <w:pPr>
+        <w:tabs>
+          <w:tab w:val="left" w:pos="720"/>
+        </w:tabs>
+        <w:spacing w:after="120"/>
+        <w:ind w:left="720" w:hanging="720"/>
+      </w:pPr>
+      <w:r>
+        <w:rPr>
+          <w:rFonts w:ascii="Calibri" w:cs="Calibri" w:eastAsia="Calibri" w:hAnsi="Calibri"/>
+          <w:sz w:val="22"/>
+          <w:szCs w:val="22"/>
+        </w:rPr>
+        <w:t xml:space="preserve">20.1</w:t>
+      </w:r>
+      <w:r>
+        <w:rPr>
+          <w:rFonts w:ascii="Calibri" w:cs="Calibri" w:eastAsia="Calibri" w:hAnsi="Calibri"/>
+          <w:sz w:val="22"/>
+          <w:szCs w:val="22"/>
+        </w:rPr>
+        <w:t xml:space="preserve">	This Agreement begins on the date above and continues until terminated.</w:t>
+      </w:r>
+    </w:p>
+    <w:p>
+      <w:pPr>
+        <w:tabs>
+          <w:tab w:val="left" w:pos="720"/>
+        </w:tabs>
+        <w:spacing w:after="120"/>
+        <w:ind w:left="720" w:hanging="720"/>
+      </w:pPr>
+      <w:r>
+        <w:rPr>
+          <w:rFonts w:ascii="Calibri" w:cs="Calibri" w:eastAsia="Calibri" w:hAnsi="Calibri"/>
+          <w:sz w:val="22"/>
+          <w:szCs w:val="22"/>
+        </w:rPr>
+        <w:t xml:space="preserve">20.2</w:t>
+      </w:r>
+      <w:r>
+        <w:rPr>
+          <w:rFonts w:ascii="Calibri" w:cs="Calibri" w:eastAsia="Calibri" w:hAnsi="Calibri"/>
+          <w:sz w:val="22"/>
+          <w:szCs w:val="22"/>
+        </w:rPr>
+        <w:t xml:space="preserve">	Either party may terminate on thirty (30) days' written notice.</w:t>
+      </w:r>
+    </w:p>
+    <w:p>
+      <w:pPr>
+        <w:tabs>
+          <w:tab w:val="left" w:pos="720"/>
+        </w:tabs>
+        <w:spacing w:after="120"/>
+        <w:ind w:left="720" w:hanging="720"/>
+      </w:pPr>
+      <w:r>
+        <w:rPr>
+          <w:rFonts w:ascii="Calibri" w:cs="Calibri" w:eastAsia="Calibri" w:hAnsi="Calibri"/>
+          <w:sz w:val="22"/>
+          <w:szCs w:val="22"/>
+        </w:rPr>
+        <w:t xml:space="preserve">20.3</w:t>
+      </w:r>
+      <w:r>
+        <w:rPr>
+          <w:rFonts w:ascii="Calibri" w:cs="Calibri" w:eastAsia="Calibri" w:hAnsi="Calibri"/>
+          <w:sz w:val="22"/>
+          <w:szCs w:val="22"/>
+        </w:rPr>
+        <w:t xml:space="preserve">	UniBlueprint may terminate or suspend immediately if the Coach:</w:t>
+      </w:r>
+    </w:p>
+    <w:p>
+      <w:pPr>
+        <w:tabs>
+          <w:tab w:val="left" w:pos="1440"/>
+        </w:tabs>
+        <w:spacing w:after="80"/>
+        <w:ind w:left="1440" w:hanging="360"/>
+      </w:pPr>
+      <w:r>
+        <w:rPr>
+          <w:rFonts w:ascii="Calibri" w:cs="Calibri" w:eastAsia="Calibri" w:hAnsi="Calibri"/>
+          <w:sz w:val="22"/>
+          <w:szCs w:val="22"/>
+        </w:rPr>
+        <w:t xml:space="preserve">(a)</w:t>
+      </w:r>
+      <w:r>
+        <w:rPr>
+          <w:rFonts w:ascii="Calibri" w:cs="Calibri" w:eastAsia="Calibri" w:hAnsi="Calibri"/>
+          <w:sz w:val="22"/>
+          <w:szCs w:val="22"/>
+        </w:rPr>
+        <w:t xml:space="preserve">	breaches clause 3 (vetting or qualifications), clause 4 (insurance), or clause 8 (conduct);</w:t>
+      </w:r>
+    </w:p>
+    <w:p>
+      <w:pPr>
+        <w:tabs>
+          <w:tab w:val="left" w:pos="1440"/>
+        </w:tabs>
+        <w:spacing w:after="80"/>
+        <w:ind w:left="1440" w:hanging="360"/>
+      </w:pPr>
+      <w:r>
+        <w:rPr>
+          <w:rFonts w:ascii="Calibri" w:cs="Calibri" w:eastAsia="Calibri" w:hAnsi="Calibri"/>
+          <w:sz w:val="22"/>
+          <w:szCs w:val="22"/>
+        </w:rPr>
+        <w:t xml:space="preserve">(b)</w:t>
+      </w:r>
+      <w:r>
+        <w:rPr>
+          <w:rFonts w:ascii="Calibri" w:cs="Calibri" w:eastAsia="Calibri" w:hAnsi="Calibri"/>
+          <w:sz w:val="22"/>
+          <w:szCs w:val="22"/>
+        </w:rPr>
+        <w:t xml:space="preserve">	commits any other material breach not remedied within fourteen (14) days of notice;</w:t>
+      </w:r>
+    </w:p>
+    <w:p>
+      <w:pPr>
+        <w:tabs>
+          <w:tab w:val="left" w:pos="1440"/>
+        </w:tabs>
+        <w:spacing w:after="80"/>
+        <w:ind w:left="1440" w:hanging="360"/>
+      </w:pPr>
+      <w:r>
+        <w:rPr>
+          <w:rFonts w:ascii="Calibri" w:cs="Calibri" w:eastAsia="Calibri" w:hAnsi="Calibri"/>
+          <w:sz w:val="22"/>
+          <w:szCs w:val="22"/>
+        </w:rPr>
+        <w:t xml:space="preserve">(c)</w:t>
+      </w:r>
+      <w:r>
+        <w:rPr>
+          <w:rFonts w:ascii="Calibri" w:cs="Calibri" w:eastAsia="Calibri" w:hAnsi="Calibri"/>
+          <w:sz w:val="22"/>
+          <w:szCs w:val="22"/>
+        </w:rPr>
+        <w:t xml:space="preserve">	is the subject of a safeguarding concern, pending investigation; or</w:t>
+      </w:r>
+    </w:p>
+    <w:p>
+      <w:pPr>
+        <w:tabs>
+          <w:tab w:val="left" w:pos="1440"/>
+        </w:tabs>
+        <w:spacing w:after="80"/>
+        <w:ind w:left="1440" w:hanging="360"/>
+      </w:pPr>
+      <w:r>
+        <w:rPr>
+          <w:rFonts w:ascii="Calibri" w:cs="Calibri" w:eastAsia="Calibri" w:hAnsi="Calibri"/>
+          <w:sz w:val="22"/>
+          <w:szCs w:val="22"/>
+        </w:rPr>
+        <w:t xml:space="preserve">(d)</w:t>
+      </w:r>
+      <w:r>
+        <w:rPr>
+          <w:rFonts w:ascii="Calibri" w:cs="Calibri" w:eastAsia="Calibri" w:hAnsi="Calibri"/>
+          <w:sz w:val="22"/>
+          <w:szCs w:val="22"/>
+        </w:rPr>
+        <w:t xml:space="preserve">	becomes insolvent or ceases to trade.</w:t>
+      </w:r>
+    </w:p>
+    <w:p>
+      <w:pPr>
+        <w:tabs>
+          <w:tab w:val="left" w:pos="720"/>
+        </w:tabs>
+        <w:spacing w:after="120"/>
+        <w:ind w:left="720" w:hanging="720"/>
+      </w:pPr>
+      <w:r>
+        <w:rPr>
+          <w:rFonts w:ascii="Calibri" w:cs="Calibri" w:eastAsia="Calibri" w:hAnsi="Calibri"/>
+          <w:sz w:val="22"/>
+          <w:szCs w:val="22"/>
+        </w:rPr>
+        <w:t xml:space="preserve">20.4</w:t>
+      </w:r>
+      <w:r>
+        <w:rPr>
+          <w:rFonts w:ascii="Calibri" w:cs="Calibri" w:eastAsia="Calibri" w:hAnsi="Calibri"/>
+          <w:sz w:val="22"/>
+          <w:szCs w:val="22"/>
+        </w:rPr>
+        <w:t xml:space="preserve">	On termination the Coach will complete or hand over Bookings already accepted, as UniBlueprint reasonably directs, and will be paid the Coach Share for those Bookings.</w:t>
+      </w:r>
+    </w:p>
+    <w:p>
+      <w:pPr>
+        <w:tabs>
+          <w:tab w:val="left" w:pos="720"/>
+        </w:tabs>
+        <w:spacing w:after="120"/>
+        <w:ind w:left="720" w:hanging="720"/>
+      </w:pPr>
+      <w:r>
+        <w:rPr>
+          <w:rFonts w:ascii="Calibri" w:cs="Calibri" w:eastAsia="Calibri" w:hAnsi="Calibri"/>
+          <w:sz w:val="22"/>
+          <w:szCs w:val="22"/>
+        </w:rPr>
+        <w:t xml:space="preserve">20.5</w:t>
+      </w:r>
+      <w:r>
+        <w:rPr>
+          <w:rFonts w:ascii="Calibri" w:cs="Calibri" w:eastAsia="Calibri" w:hAnsi="Calibri"/>
+          <w:sz w:val="22"/>
+          <w:szCs w:val="22"/>
+        </w:rPr>
+        <w:t xml:space="preserve">	Clauses 2.3 and 9 to 19 survive termination, as applicable.</w:t>
+      </w:r>
+    </w:p>
+    <w:p>
+      <w:pPr>
+        <w:keepNext/>
+        <w:spacing w:after="120" w:before="280"/>
+      </w:pPr>
+      <w:r>
+        <w:rPr>
+          <w:rFonts w:ascii="Calibri" w:cs="Calibri" w:eastAsia="Calibri" w:hAnsi="Calibri"/>
+          <w:b/>
+          <w:bCs/>
+          <w:color w:val="1E3A5F"/>
+          <w:sz w:val="24"/>
+          <w:szCs w:val="24"/>
+        </w:rPr>
+        <w:t xml:space="preserve">21.  General</w:t>
+      </w:r>
+    </w:p>
+    <w:p>
+      <w:pPr>
+        <w:tabs>
+          <w:tab w:val="left" w:pos="720"/>
+        </w:tabs>
+        <w:spacing w:after="120"/>
+        <w:ind w:left="720" w:hanging="720"/>
+      </w:pPr>
+      <w:r>
+        <w:rPr>
+          <w:rFonts w:ascii="Calibri" w:cs="Calibri" w:eastAsia="Calibri" w:hAnsi="Calibri"/>
+          <w:sz w:val="22"/>
+          <w:szCs w:val="22"/>
+        </w:rPr>
+        <w:t xml:space="preserve">21.1</w:t>
+      </w:r>
+      <w:r>
+        <w:rPr>
+          <w:rFonts w:ascii="Calibri" w:cs="Calibri" w:eastAsia="Calibri" w:hAnsi="Calibri"/>
+          <w:sz w:val="22"/>
+          <w:szCs w:val="22"/>
+        </w:rPr>
         <w:t xml:space="preserve">	This Agreement, with its Schedules and the Safeguarding and Code of Conduct Policy, is the entire agreement between the parties on its subject matter.</w:t>
       </w:r>
     </w:p>
@@ -14799,32 +16580,57 @@
           <w:sz w:val="22"/>
           <w:szCs w:val="22"/>
         </w:rPr>
-        <w:t xml:space="preserve">16.2</w:t>
-      </w:r>
-      <w:r>
-        <w:rPr>
-          <w:rFonts w:ascii="Calibri" w:cs="Calibri" w:eastAsia="Calibri" w:hAnsi="Calibri"/>
-          <w:sz w:val="22"/>
-          <w:szCs w:val="22"/>
-        </w:rPr>
-        <w:t xml:space="preserve">	Any variation must be in writing and signed, except a revenue share change made under clause 7.</w:t>
-      </w:r>
-    </w:p>
-    <w:p>
-      <w:pPr>
-        <w:tabs>
-          <w:tab w:val="left" w:pos="720"/>
-        </w:tabs>
-        <w:spacing w:after="120"/>
-        <w:ind w:left="720" w:hanging="720"/>
-      </w:pPr>
-      <w:r>
-        <w:rPr>
-          <w:rFonts w:ascii="Calibri" w:cs="Calibri" w:eastAsia="Calibri" w:hAnsi="Calibri"/>
-          <w:sz w:val="22"/>
-          <w:szCs w:val="22"/>
-        </w:rPr>
-        <w:t xml:space="preserve">16.3</w:t>
+        <w:t xml:space="preserve">21.2</w:t>
+      </w:r>
+      <w:r>
+        <w:rPr>
+          <w:rFonts w:ascii="Calibri" w:cs="Calibri" w:eastAsia="Calibri" w:hAnsi="Calibri"/>
+          <w:sz w:val="22"/>
+          <w:szCs w:val="22"/>
+        </w:rPr>
+        <w:t xml:space="preserve">	Each party will comply with all applicable law in performing this Agreement.</w:t>
+      </w:r>
+    </w:p>
+    <w:p>
+      <w:pPr>
+        <w:tabs>
+          <w:tab w:val="left" w:pos="720"/>
+        </w:tabs>
+        <w:spacing w:after="120"/>
+        <w:ind w:left="720" w:hanging="720"/>
+      </w:pPr>
+      <w:r>
+        <w:rPr>
+          <w:rFonts w:ascii="Calibri" w:cs="Calibri" w:eastAsia="Calibri" w:hAnsi="Calibri"/>
+          <w:sz w:val="22"/>
+          <w:szCs w:val="22"/>
+        </w:rPr>
+        <w:t xml:space="preserve">21.3</w:t>
+      </w:r>
+      <w:r>
+        <w:rPr>
+          <w:rFonts w:ascii="Calibri" w:cs="Calibri" w:eastAsia="Calibri" w:hAnsi="Calibri"/>
+          <w:sz w:val="22"/>
+          <w:szCs w:val="22"/>
+        </w:rPr>
+        <w:t xml:space="preserve">	Any variation must be in writing and signed, except a Tier or Payment Option update recorded in Schedule 2.</w:t>
+      </w:r>
+    </w:p>
+    <w:p>
+      <w:pPr>
+        <w:tabs>
+          <w:tab w:val="left" w:pos="720"/>
+        </w:tabs>
+        <w:spacing w:after="120"/>
+        <w:ind w:left="720" w:hanging="720"/>
+      </w:pPr>
+      <w:r>
+        <w:rPr>
+          <w:rFonts w:ascii="Calibri" w:cs="Calibri" w:eastAsia="Calibri" w:hAnsi="Calibri"/>
+          <w:sz w:val="22"/>
+          <w:szCs w:val="22"/>
+        </w:rPr>
+        <w:t xml:space="preserve">21.4</w:t>
       </w:r>
       <w:r>
         <w:rPr>
@@ -14849,7 +16655,7 @@
           <w:sz w:val="22"/>
           <w:szCs w:val="22"/>
         </w:rPr>
-        <w:t xml:space="preserve">16.4</w:t>
+        <w:t xml:space="preserve">21.5</w:t>
       </w:r>
       <w:r>
         <w:rPr>
@@ -14874,32 +16680,32 @@
           <w:sz w:val="22"/>
           <w:szCs w:val="22"/>
         </w:rPr>
-        <w:t xml:space="preserve">16.5</w:t>
-      </w:r>
-      <w:r>
-        <w:rPr>
-          <w:rFonts w:ascii="Calibri" w:cs="Calibri" w:eastAsia="Calibri" w:hAnsi="Calibri"/>
-          <w:sz w:val="22"/>
-          <w:szCs w:val="22"/>
-        </w:rPr>
-        <w:t xml:space="preserve">	Notices must be in writing to the addresses in Schedule 3.</w:t>
-      </w:r>
-    </w:p>
-    <w:p>
-      <w:pPr>
-        <w:tabs>
-          <w:tab w:val="left" w:pos="720"/>
-        </w:tabs>
-        <w:spacing w:after="120"/>
-        <w:ind w:left="720" w:hanging="720"/>
-      </w:pPr>
-      <w:r>
-        <w:rPr>
-          <w:rFonts w:ascii="Calibri" w:cs="Calibri" w:eastAsia="Calibri" w:hAnsi="Calibri"/>
-          <w:sz w:val="22"/>
-          <w:szCs w:val="22"/>
-        </w:rPr>
-        <w:t xml:space="preserve">16.6</w:t>
+        <w:t xml:space="preserve">21.6</w:t>
+      </w:r>
+      <w:r>
+        <w:rPr>
+          <w:rFonts w:ascii="Calibri" w:cs="Calibri" w:eastAsia="Calibri" w:hAnsi="Calibri"/>
+          <w:sz w:val="22"/>
+          <w:szCs w:val="22"/>
+        </w:rPr>
+        <w:t xml:space="preserve">	Notices must be in writing to the addresses in Schedule 4.</w:t>
+      </w:r>
+    </w:p>
+    <w:p>
+      <w:pPr>
+        <w:tabs>
+          <w:tab w:val="left" w:pos="720"/>
+        </w:tabs>
+        <w:spacing w:after="120"/>
+        <w:ind w:left="720" w:hanging="720"/>
+      </w:pPr>
+      <w:r>
+        <w:rPr>
+          <w:rFonts w:ascii="Calibri" w:cs="Calibri" w:eastAsia="Calibri" w:hAnsi="Calibri"/>
+          <w:sz w:val="22"/>
+          <w:szCs w:val="22"/>
+        </w:rPr>
+        <w:t xml:space="preserve">21.7</w:t>
       </w:r>
       <w:r>
         <w:rPr>
@@ -14908,6 +16714,56 @@
           <w:szCs w:val="22"/>
         </w:rPr>
         <w:t xml:space="preserve">	This Agreement is governed by the laws of Ireland and the parties submit to the exclusive jurisdiction of the courts of Ireland.</w:t>
+      </w:r>
+    </w:p>
+    <w:p>
+      <w:pPr>
+        <w:tabs>
+          <w:tab w:val="left" w:pos="720"/>
+        </w:tabs>
+        <w:spacing w:after="120"/>
+        <w:ind w:left="720" w:hanging="720"/>
+      </w:pPr>
+      <w:r>
+        <w:rPr>
+          <w:rFonts w:ascii="Calibri" w:cs="Calibri" w:eastAsia="Calibri" w:hAnsi="Calibri"/>
+          <w:sz w:val="22"/>
+          <w:szCs w:val="22"/>
+        </w:rPr>
+        <w:t xml:space="preserve">21.8</w:t>
+      </w:r>
+      <w:r>
+        <w:rPr>
+          <w:rFonts w:ascii="Calibri" w:cs="Calibri" w:eastAsia="Calibri" w:hAnsi="Calibri"/>
+          <w:sz w:val="22"/>
+          <w:szCs w:val="22"/>
+        </w:rPr>
+        <w:t xml:space="preserve">	This Agreement may be signed in counterparts, including by electronic signature, each of which is an original and all of which together form one agreement.</w:t>
+      </w:r>
+    </w:p>
+    <w:p>
+      <w:pPr>
+        <w:tabs>
+          <w:tab w:val="left" w:pos="720"/>
+        </w:tabs>
+        <w:spacing w:after="120"/>
+        <w:ind w:left="720" w:hanging="720"/>
+      </w:pPr>
+      <w:r>
+        <w:rPr>
+          <w:rFonts w:ascii="Calibri" w:cs="Calibri" w:eastAsia="Calibri" w:hAnsi="Calibri"/>
+          <w:sz w:val="22"/>
+          <w:szCs w:val="22"/>
+        </w:rPr>
+        <w:t xml:space="preserve">21.9</w:t>
+      </w:r>
+      <w:r>
+        <w:rPr>
+          <w:rFonts w:ascii="Calibri" w:cs="Calibri" w:eastAsia="Calibri" w:hAnsi="Calibri"/>
+          <w:sz w:val="22"/>
+          <w:szCs w:val="22"/>
+        </w:rPr>
+        <w:t xml:space="preserve">	A person who is not a party to this Agreement has no right to enforce it.</w:t>
       </w:r>
     </w:p>
     <w:p>
@@ -15292,54 +17148,6 @@
           </w:p>
         </w:tc>
       </w:tr>
-      <w:tr>
-        <w:tc>
-          <w:tcPr>
-            <w:tcW w:type="dxa" w:w="3600"/>
-            <w:tcMar>
-              <w:top w:type="dxa" w:w="80"/>
-              <w:left w:type="dxa" w:w="120"/>
-              <w:bottom w:type="dxa" w:w="80"/>
-              <w:right w:type="dxa" w:w="120"/>
-            </w:tcMar>
-          </w:tcPr>
-          <w:p>
-            <w:r>
-              <w:rPr>
-                <w:rFonts w:ascii="Calibri" w:cs="Calibri" w:eastAsia="Calibri" w:hAnsi="Calibri"/>
-                <w:b w:val="false"/>
-                <w:bCs w:val="false"/>
-                <w:sz w:val="20"/>
-                <w:szCs w:val="20"/>
-              </w:rPr>
-              <w:t xml:space="preserve">Will work with under-18s?</w:t>
-            </w:r>
-          </w:p>
-        </w:tc>
-        <w:tc>
-          <w:tcPr>
-            <w:tcW w:type="dxa" w:w="5760"/>
-            <w:tcMar>
-              <w:top w:type="dxa" w:w="80"/>
-              <w:left w:type="dxa" w:w="120"/>
-              <w:bottom w:type="dxa" w:w="80"/>
-              <w:right w:type="dxa" w:w="120"/>
-            </w:tcMar>
-          </w:tcPr>
-          <w:p>
-            <w:r>
-              <w:rPr>
-                <w:rFonts w:ascii="Calibri" w:cs="Calibri" w:eastAsia="Calibri" w:hAnsi="Calibri"/>
-                <w:b w:val="false"/>
-                <w:bCs w:val="false"/>
-                <w:sz w:val="20"/>
-                <w:szCs w:val="20"/>
-              </w:rPr>
-              <w:t xml:space="preserve">[YES: vetting required before first Booking / NO]</w:t>
-            </w:r>
-          </w:p>
-        </w:tc>
-      </w:tr>
     </w:tbl>
     <w:p>
       <w:pPr>
@@ -15355,7 +17163,455 @@
           <w:sz w:val="24"/>
           <w:szCs w:val="24"/>
         </w:rPr>
-        <w:t xml:space="preserve">Schedule 2: Insurance held</w:t>
+        <w:t xml:space="preserve">Schedule 2: Tier, Payment Option and Fees</w:t>
+      </w:r>
+    </w:p>
+    <w:p>
+      <w:pPr>
+        <w:spacing w:after="120"/>
+      </w:pPr>
+      <w:r>
+        <w:rPr>
+          <w:rFonts w:ascii="Calibri" w:cs="Calibri" w:eastAsia="Calibri" w:hAnsi="Calibri"/>
+          <w:b w:val="false"/>
+          <w:bCs w:val="false"/>
+          <w:i w:val="false"/>
+          <w:iCs w:val="false"/>
+          <w:sz w:val="22"/>
+          <w:szCs w:val="22"/>
+        </w:rPr>
+        <w:t xml:space="preserve">Payment Option B defaults to an 85% Coach Share / 15% Platform Fee split unless individually renegotiated and recorded below.</w:t>
+      </w:r>
+    </w:p>
+    <w:tbl>
+      <w:tblPr>
+        <w:tblW w:type="dxa" w:w="9360"/>
+        <w:tblBorders>
+          <w:top w:val="single" w:color="auto" w:sz="4"/>
+          <w:left w:val="single" w:color="auto" w:sz="4"/>
+          <w:bottom w:val="single" w:color="auto" w:sz="4"/>
+          <w:right w:val="single" w:color="auto" w:sz="4"/>
+          <w:insideH w:val="single" w:color="auto" w:sz="4"/>
+          <w:insideV w:val="single" w:color="auto" w:sz="4"/>
+        </w:tblBorders>
+      </w:tblPr>
+      <w:tblGrid>
+        <w:gridCol w:w="3600"/>
+        <w:gridCol w:w="5760"/>
+      </w:tblGrid>
+      <w:tr>
+        <w:trPr>
+          <w:tblHeader/>
+        </w:trPr>
+        <w:tc>
+          <w:tcPr>
+            <w:tcW w:type="dxa" w:w="3600"/>
+            <w:shd w:fill="1E3A5F" w:color="auto" w:val="clear"/>
+            <w:tcMar>
+              <w:top w:type="dxa" w:w="80"/>
+              <w:left w:type="dxa" w:w="120"/>
+              <w:bottom w:type="dxa" w:w="80"/>
+              <w:right w:type="dxa" w:w="120"/>
+            </w:tcMar>
+          </w:tcPr>
+          <w:p>
+            <w:r>
+              <w:rPr>
+                <w:rFonts w:ascii="Calibri" w:cs="Calibri" w:eastAsia="Calibri" w:hAnsi="Calibri"/>
+                <w:b/>
+                <w:bCs/>
+                <w:color w:val="FFFFFF"/>
+                <w:sz w:val="20"/>
+                <w:szCs w:val="20"/>
+              </w:rPr>
+              <w:t xml:space="preserve">Item</w:t>
+            </w:r>
+          </w:p>
+        </w:tc>
+        <w:tc>
+          <w:tcPr>
+            <w:tcW w:type="dxa" w:w="5760"/>
+            <w:shd w:fill="1E3A5F" w:color="auto" w:val="clear"/>
+            <w:tcMar>
+              <w:top w:type="dxa" w:w="80"/>
+              <w:left w:type="dxa" w:w="120"/>
+              <w:bottom w:type="dxa" w:w="80"/>
+              <w:right w:type="dxa" w:w="120"/>
+            </w:tcMar>
+          </w:tcPr>
+          <w:p>
+            <w:r>
+              <w:rPr>
+                <w:rFonts w:ascii="Calibri" w:cs="Calibri" w:eastAsia="Calibri" w:hAnsi="Calibri"/>
+                <w:b/>
+                <w:bCs/>
+                <w:color w:val="FFFFFF"/>
+                <w:sz w:val="20"/>
+                <w:szCs w:val="20"/>
+              </w:rPr>
+              <w:t xml:space="preserve">Detail</w:t>
+            </w:r>
+          </w:p>
+        </w:tc>
+      </w:tr>
+      <w:tr>
+        <w:tc>
+          <w:tcPr>
+            <w:tcW w:type="dxa" w:w="3600"/>
+            <w:tcMar>
+              <w:top w:type="dxa" w:w="80"/>
+              <w:left w:type="dxa" w:w="120"/>
+              <w:bottom w:type="dxa" w:w="80"/>
+              <w:right w:type="dxa" w:w="120"/>
+            </w:tcMar>
+          </w:tcPr>
+          <w:p>
+            <w:r>
+              <w:rPr>
+                <w:rFonts w:ascii="Calibri" w:cs="Calibri" w:eastAsia="Calibri" w:hAnsi="Calibri"/>
+                <w:b w:val="false"/>
+                <w:bCs w:val="false"/>
+                <w:sz w:val="20"/>
+                <w:szCs w:val="20"/>
+              </w:rPr>
+              <w:t xml:space="preserve">Assigned Tier</w:t>
+            </w:r>
+          </w:p>
+        </w:tc>
+        <w:tc>
+          <w:tcPr>
+            <w:tcW w:type="dxa" w:w="5760"/>
+            <w:tcMar>
+              <w:top w:type="dxa" w:w="80"/>
+              <w:left w:type="dxa" w:w="120"/>
+              <w:bottom w:type="dxa" w:w="80"/>
+              <w:right w:type="dxa" w:w="120"/>
+            </w:tcMar>
+          </w:tcPr>
+          <w:p>
+            <w:r>
+              <w:rPr>
+                <w:rFonts w:ascii="Calibri" w:cs="Calibri" w:eastAsia="Calibri" w:hAnsi="Calibri"/>
+                <w:b w:val="false"/>
+                <w:bCs w:val="false"/>
+                <w:sz w:val="20"/>
+                <w:szCs w:val="20"/>
+              </w:rPr>
+              <w:t xml:space="preserve">[Access / Plus / Signature]</w:t>
+            </w:r>
+          </w:p>
+        </w:tc>
+      </w:tr>
+      <w:tr>
+        <w:tc>
+          <w:tcPr>
+            <w:tcW w:type="dxa" w:w="3600"/>
+            <w:shd w:fill="F2F2F2" w:color="auto" w:val="clear"/>
+            <w:tcMar>
+              <w:top w:type="dxa" w:w="80"/>
+              <w:left w:type="dxa" w:w="120"/>
+              <w:bottom w:type="dxa" w:w="80"/>
+              <w:right w:type="dxa" w:w="120"/>
+            </w:tcMar>
+          </w:tcPr>
+          <w:p>
+            <w:r>
+              <w:rPr>
+                <w:rFonts w:ascii="Calibri" w:cs="Calibri" w:eastAsia="Calibri" w:hAnsi="Calibri"/>
+                <w:b w:val="false"/>
+                <w:bCs w:val="false"/>
+                <w:sz w:val="20"/>
+                <w:szCs w:val="20"/>
+              </w:rPr>
+              <w:t xml:space="preserve">Selected Payment Option</w:t>
+            </w:r>
+          </w:p>
+        </w:tc>
+        <w:tc>
+          <w:tcPr>
+            <w:tcW w:type="dxa" w:w="5760"/>
+            <w:shd w:fill="F2F2F2" w:color="auto" w:val="clear"/>
+            <w:tcMar>
+              <w:top w:type="dxa" w:w="80"/>
+              <w:left w:type="dxa" w:w="120"/>
+              <w:bottom w:type="dxa" w:w="80"/>
+              <w:right w:type="dxa" w:w="120"/>
+            </w:tcMar>
+          </w:tcPr>
+          <w:p>
+            <w:r>
+              <w:rPr>
+                <w:rFonts w:ascii="Calibri" w:cs="Calibri" w:eastAsia="Calibri" w:hAnsi="Calibri"/>
+                <w:b w:val="false"/>
+                <w:bCs w:val="false"/>
+                <w:sz w:val="20"/>
+                <w:szCs w:val="20"/>
+              </w:rPr>
+              <w:t xml:space="preserve">[Option A / Option B]</w:t>
+            </w:r>
+          </w:p>
+        </w:tc>
+      </w:tr>
+      <w:tr>
+        <w:tc>
+          <w:tcPr>
+            <w:tcW w:type="dxa" w:w="3600"/>
+            <w:tcMar>
+              <w:top w:type="dxa" w:w="80"/>
+              <w:left w:type="dxa" w:w="120"/>
+              <w:bottom w:type="dxa" w:w="80"/>
+              <w:right w:type="dxa" w:w="120"/>
+            </w:tcMar>
+          </w:tcPr>
+          <w:p>
+            <w:r>
+              <w:rPr>
+                <w:rFonts w:ascii="Calibri" w:cs="Calibri" w:eastAsia="Calibri" w:hAnsi="Calibri"/>
+                <w:b w:val="false"/>
+                <w:bCs w:val="false"/>
+                <w:sz w:val="20"/>
+                <w:szCs w:val="20"/>
+              </w:rPr>
+              <w:t xml:space="preserve">Option A monthly fee / Platform Fee %</w:t>
+            </w:r>
+          </w:p>
+        </w:tc>
+        <w:tc>
+          <w:tcPr>
+            <w:tcW w:type="dxa" w:w="5760"/>
+            <w:tcMar>
+              <w:top w:type="dxa" w:w="80"/>
+              <w:left w:type="dxa" w:w="120"/>
+              <w:bottom w:type="dxa" w:w="80"/>
+              <w:right w:type="dxa" w:w="120"/>
+            </w:tcMar>
+          </w:tcPr>
+          <w:p>
+            <w:r>
+              <w:rPr>
+                <w:rFonts w:ascii="Calibri" w:cs="Calibri" w:eastAsia="Calibri" w:hAnsi="Calibri"/>
+                <w:b w:val="false"/>
+                <w:bCs w:val="false"/>
+                <w:sz w:val="20"/>
+                <w:szCs w:val="20"/>
+              </w:rPr>
+              <w:t xml:space="preserve">[AS PER CLAUSE 6.1 TABLE FOR ASSIGNED TIER]</w:t>
+            </w:r>
+          </w:p>
+        </w:tc>
+      </w:tr>
+      <w:tr>
+        <w:tc>
+          <w:tcPr>
+            <w:tcW w:type="dxa" w:w="3600"/>
+            <w:shd w:fill="F2F2F2" w:color="auto" w:val="clear"/>
+            <w:tcMar>
+              <w:top w:type="dxa" w:w="80"/>
+              <w:left w:type="dxa" w:w="120"/>
+              <w:bottom w:type="dxa" w:w="80"/>
+              <w:right w:type="dxa" w:w="120"/>
+            </w:tcMar>
+          </w:tcPr>
+          <w:p>
+            <w:r>
+              <w:rPr>
+                <w:rFonts w:ascii="Calibri" w:cs="Calibri" w:eastAsia="Calibri" w:hAnsi="Calibri"/>
+                <w:b w:val="false"/>
+                <w:bCs w:val="false"/>
+                <w:sz w:val="20"/>
+                <w:szCs w:val="20"/>
+              </w:rPr>
+              <w:t xml:space="preserve">Option B Coach Share % (confidential) and date agreed</w:t>
+            </w:r>
+          </w:p>
+        </w:tc>
+        <w:tc>
+          <w:tcPr>
+            <w:tcW w:type="dxa" w:w="5760"/>
+            <w:shd w:fill="F2F2F2" w:color="auto" w:val="clear"/>
+            <w:tcMar>
+              <w:top w:type="dxa" w:w="80"/>
+              <w:left w:type="dxa" w:w="120"/>
+              <w:bottom w:type="dxa" w:w="80"/>
+              <w:right w:type="dxa" w:w="120"/>
+            </w:tcMar>
+          </w:tcPr>
+          <w:p>
+            <w:r>
+              <w:rPr>
+                <w:rFonts w:ascii="Calibri" w:cs="Calibri" w:eastAsia="Calibri" w:hAnsi="Calibri"/>
+                <w:b w:val="false"/>
+                <w:bCs w:val="false"/>
+                <w:sz w:val="20"/>
+                <w:szCs w:val="20"/>
+              </w:rPr>
+              <w:t xml:space="preserve">[% / DATE, or "85% default" if not renegotiated]</w:t>
+            </w:r>
+          </w:p>
+        </w:tc>
+      </w:tr>
+      <w:tr>
+        <w:tc>
+          <w:tcPr>
+            <w:tcW w:type="dxa" w:w="3600"/>
+            <w:tcMar>
+              <w:top w:type="dxa" w:w="80"/>
+              <w:left w:type="dxa" w:w="120"/>
+              <w:bottom w:type="dxa" w:w="80"/>
+              <w:right w:type="dxa" w:w="120"/>
+            </w:tcMar>
+          </w:tcPr>
+          <w:p>
+            <w:r>
+              <w:rPr>
+                <w:rFonts w:ascii="Calibri" w:cs="Calibri" w:eastAsia="Calibri" w:hAnsi="Calibri"/>
+                <w:b w:val="false"/>
+                <w:bCs w:val="false"/>
+                <w:sz w:val="20"/>
+                <w:szCs w:val="20"/>
+              </w:rPr>
+              <w:t xml:space="preserve">Payment method</w:t>
+            </w:r>
+          </w:p>
+        </w:tc>
+        <w:tc>
+          <w:tcPr>
+            <w:tcW w:type="dxa" w:w="5760"/>
+            <w:tcMar>
+              <w:top w:type="dxa" w:w="80"/>
+              <w:left w:type="dxa" w:w="120"/>
+              <w:bottom w:type="dxa" w:w="80"/>
+              <w:right w:type="dxa" w:w="120"/>
+            </w:tcMar>
+          </w:tcPr>
+          <w:p>
+            <w:r>
+              <w:rPr>
+                <w:rFonts w:ascii="Calibri" w:cs="Calibri" w:eastAsia="Calibri" w:hAnsi="Calibri"/>
+                <w:b w:val="false"/>
+                <w:bCs w:val="false"/>
+                <w:sz w:val="20"/>
+                <w:szCs w:val="20"/>
+              </w:rPr>
+              <w:t xml:space="preserve">Via Coach's Connected Account; Coach Share deducted at time of payment</w:t>
+            </w:r>
+          </w:p>
+        </w:tc>
+      </w:tr>
+      <w:tr>
+        <w:tc>
+          <w:tcPr>
+            <w:tcW w:type="dxa" w:w="3600"/>
+            <w:shd w:fill="F2F2F2" w:color="auto" w:val="clear"/>
+            <w:tcMar>
+              <w:top w:type="dxa" w:w="80"/>
+              <w:left w:type="dxa" w:w="120"/>
+              <w:bottom w:type="dxa" w:w="80"/>
+              <w:right w:type="dxa" w:w="120"/>
+            </w:tcMar>
+          </w:tcPr>
+          <w:p>
+            <w:r>
+              <w:rPr>
+                <w:rFonts w:ascii="Calibri" w:cs="Calibri" w:eastAsia="Calibri" w:hAnsi="Calibri"/>
+                <w:b w:val="false"/>
+                <w:bCs w:val="false"/>
+                <w:sz w:val="20"/>
+                <w:szCs w:val="20"/>
+              </w:rPr>
+              <w:t xml:space="preserve">Late payment</w:t>
+            </w:r>
+          </w:p>
+        </w:tc>
+        <w:tc>
+          <w:tcPr>
+            <w:tcW w:type="dxa" w:w="5760"/>
+            <w:shd w:fill="F2F2F2" w:color="auto" w:val="clear"/>
+            <w:tcMar>
+              <w:top w:type="dxa" w:w="80"/>
+              <w:left w:type="dxa" w:w="120"/>
+              <w:bottom w:type="dxa" w:w="80"/>
+              <w:right w:type="dxa" w:w="120"/>
+            </w:tcMar>
+          </w:tcPr>
+          <w:p>
+            <w:r>
+              <w:rPr>
+                <w:rFonts w:ascii="Calibri" w:cs="Calibri" w:eastAsia="Calibri" w:hAnsi="Calibri"/>
+                <w:b w:val="false"/>
+                <w:bCs w:val="false"/>
+                <w:sz w:val="20"/>
+                <w:szCs w:val="20"/>
+              </w:rPr>
+              <w:t xml:space="preserve">Interest under the European Communities (Late Payment in Commercial Transactions) Regulations 2012</w:t>
+            </w:r>
+          </w:p>
+        </w:tc>
+      </w:tr>
+      <w:tr>
+        <w:tc>
+          <w:tcPr>
+            <w:tcW w:type="dxa" w:w="3600"/>
+            <w:tcMar>
+              <w:top w:type="dxa" w:w="80"/>
+              <w:left w:type="dxa" w:w="120"/>
+              <w:bottom w:type="dxa" w:w="80"/>
+              <w:right w:type="dxa" w:w="120"/>
+            </w:tcMar>
+          </w:tcPr>
+          <w:p>
+            <w:r>
+              <w:rPr>
+                <w:rFonts w:ascii="Calibri" w:cs="Calibri" w:eastAsia="Calibri" w:hAnsi="Calibri"/>
+                <w:b w:val="false"/>
+                <w:bCs w:val="false"/>
+                <w:sz w:val="20"/>
+                <w:szCs w:val="20"/>
+              </w:rPr>
+              <w:t xml:space="preserve">Founding Coach Badge eligibility</w:t>
+            </w:r>
+          </w:p>
+        </w:tc>
+        <w:tc>
+          <w:tcPr>
+            <w:tcW w:type="dxa" w:w="5760"/>
+            <w:tcMar>
+              <w:top w:type="dxa" w:w="80"/>
+              <w:left w:type="dxa" w:w="120"/>
+              <w:bottom w:type="dxa" w:w="80"/>
+              <w:right w:type="dxa" w:w="120"/>
+            </w:tcMar>
+          </w:tcPr>
+          <w:p>
+            <w:r>
+              <w:rPr>
+                <w:rFonts w:ascii="Calibri" w:cs="Calibri" w:eastAsia="Calibri" w:hAnsi="Calibri"/>
+                <w:b w:val="false"/>
+                <w:bCs w:val="false"/>
+                <w:sz w:val="20"/>
+                <w:szCs w:val="20"/>
+              </w:rPr>
+              <w:t xml:space="preserve">[YES / NO]</w:t>
+            </w:r>
+          </w:p>
+        </w:tc>
+      </w:tr>
+    </w:tbl>
+    <w:p>
+      <w:pPr>
+        <w:keepNext/>
+        <w:spacing w:after="120" w:before="280"/>
+      </w:pPr>
+      <w:r>
+        <w:rPr>
+          <w:rFonts w:ascii="Calibri" w:cs="Calibri" w:eastAsia="Calibri" w:hAnsi="Calibri"/>
+          <w:b/>
+          <w:bCs/>
+          <w:color w:val="1E3A5F"/>
+          <w:sz w:val="24"/>
+          <w:szCs w:val="24"/>
+        </w:rPr>
+        <w:t xml:space="preserve">Schedule 3: Insurance held</w:t>
       </w:r>
     </w:p>
     <w:tbl>
@@ -15599,7 +17855,7 @@
                 <w:sz w:val="20"/>
                 <w:szCs w:val="20"/>
               </w:rPr>
-              <w:t xml:space="preserve">€[AMOUNT]</w:t>
+              <w:t xml:space="preserve">€250,000</w:t>
             </w:r>
           </w:p>
         </w:tc>
@@ -15723,7 +17979,7 @@
                 <w:sz w:val="20"/>
                 <w:szCs w:val="20"/>
               </w:rPr>
-              <w:t xml:space="preserve">€[AMOUNT]</w:t>
+              <w:t xml:space="preserve">€1,000,000</w:t>
             </w:r>
           </w:p>
         </w:tc>
@@ -15767,7 +18023,7 @@
           <w:sz w:val="24"/>
           <w:szCs w:val="24"/>
         </w:rPr>
-        <w:t xml:space="preserve">Schedule 3: Payment and contact details</w:t>
+        <w:t xml:space="preserve">Schedule 4: Payment and contact details</w:t>
       </w:r>
     </w:p>
     <w:tbl>
@@ -15959,7 +18215,7 @@
                 <w:sz w:val="20"/>
                 <w:szCs w:val="20"/>
               </w:rPr>
-              <w:t xml:space="preserve">Tax reference (PPSN / VAT)</w:t>
+              <w:t xml:space="preserve">Stripe Connected Account reference</w:t>
             </w:r>
           </w:p>
         </w:tc>
@@ -15982,7 +18238,7 @@
                 <w:sz w:val="20"/>
                 <w:szCs w:val="20"/>
               </w:rPr>
-              <w:t xml:space="preserve">[NUMBER]</w:t>
+              <w:t xml:space="preserve">[CONNECTED ACCOUNT ID]</w:t>
             </w:r>
           </w:p>
         </w:tc>
@@ -16008,7 +18264,7 @@
                 <w:sz w:val="20"/>
                 <w:szCs w:val="20"/>
               </w:rPr>
-              <w:t xml:space="preserve">VAT registered?</w:t>
+              <w:t xml:space="preserve">Tax reference (PPSN / VAT)</w:t>
             </w:r>
           </w:p>
         </w:tc>
@@ -16032,7 +18288,7 @@
                 <w:sz w:val="20"/>
                 <w:szCs w:val="20"/>
               </w:rPr>
-              <w:t xml:space="preserve">[YES / NO]</w:t>
+              <w:t xml:space="preserve">[NUMBER]</w:t>
             </w:r>
           </w:p>
         </w:tc>
@@ -16057,7 +18313,7 @@
                 <w:sz w:val="20"/>
                 <w:szCs w:val="20"/>
               </w:rPr>
-              <w:t xml:space="preserve">Coach email</w:t>
+              <w:t xml:space="preserve">VAT registered?</w:t>
             </w:r>
           </w:p>
         </w:tc>
@@ -16080,7 +18336,7 @@
                 <w:sz w:val="20"/>
                 <w:szCs w:val="20"/>
               </w:rPr>
-              <w:t xml:space="preserve">[EMAIL]</w:t>
+              <w:t xml:space="preserve">[YES / NO]</w:t>
             </w:r>
           </w:p>
         </w:tc>
@@ -16106,7 +18362,7 @@
                 <w:sz w:val="20"/>
                 <w:szCs w:val="20"/>
               </w:rPr>
-              <w:t xml:space="preserve">Coach phone</w:t>
+              <w:t xml:space="preserve">Coach email</w:t>
             </w:r>
           </w:p>
         </w:tc>
@@ -16130,7 +18386,7 @@
                 <w:sz w:val="20"/>
                 <w:szCs w:val="20"/>
               </w:rPr>
-              <w:t xml:space="preserve">[PHONE]</w:t>
+              <w:t xml:space="preserve">[EMAIL]</w:t>
             </w:r>
           </w:p>
         </w:tc>
@@ -16155,6 +18411,55 @@
                 <w:sz w:val="20"/>
                 <w:szCs w:val="20"/>
               </w:rPr>
+              <w:t xml:space="preserve">Coach phone</w:t>
+            </w:r>
+          </w:p>
+        </w:tc>
+        <w:tc>
+          <w:tcPr>
+            <w:tcW w:type="dxa" w:w="5760"/>
+            <w:tcMar>
+              <w:top w:type="dxa" w:w="80"/>
+              <w:left w:type="dxa" w:w="120"/>
+              <w:bottom w:type="dxa" w:w="80"/>
+              <w:right w:type="dxa" w:w="120"/>
+            </w:tcMar>
+          </w:tcPr>
+          <w:p>
+            <w:r>
+              <w:rPr>
+                <w:rFonts w:ascii="Calibri" w:cs="Calibri" w:eastAsia="Calibri" w:hAnsi="Calibri"/>
+                <w:b w:val="false"/>
+                <w:bCs w:val="false"/>
+                <w:sz w:val="20"/>
+                <w:szCs w:val="20"/>
+              </w:rPr>
+              <w:t xml:space="preserve">[PHONE]</w:t>
+            </w:r>
+          </w:p>
+        </w:tc>
+      </w:tr>
+      <w:tr>
+        <w:tc>
+          <w:tcPr>
+            <w:tcW w:type="dxa" w:w="3600"/>
+            <w:shd w:fill="F2F2F2" w:color="auto" w:val="clear"/>
+            <w:tcMar>
+              <w:top w:type="dxa" w:w="80"/>
+              <w:left w:type="dxa" w:w="120"/>
+              <w:bottom w:type="dxa" w:w="80"/>
+              <w:right w:type="dxa" w:w="120"/>
+            </w:tcMar>
+          </w:tcPr>
+          <w:p>
+            <w:r>
+              <w:rPr>
+                <w:rFonts w:ascii="Calibri" w:cs="Calibri" w:eastAsia="Calibri" w:hAnsi="Calibri"/>
+                <w:b w:val="false"/>
+                <w:bCs w:val="false"/>
+                <w:sz w:val="20"/>
+                <w:szCs w:val="20"/>
+              </w:rPr>
               <w:t xml:space="preserve">UniBlueprint contact</w:t>
             </w:r>
           </w:p>
@@ -16162,6 +18467,7 @@
         <w:tc>
           <w:tcPr>
             <w:tcW w:type="dxa" w:w="5760"/>
+            <w:shd w:fill="F2F2F2" w:color="auto" w:val="clear"/>
             <w:tcMar>
               <w:top w:type="dxa" w:w="80"/>
               <w:left w:type="dxa" w:w="120"/>
@@ -16429,17 +18735,9 @@
       </w:r>
     </w:p>
     <w:p>
-      <w:pPr>
-        <w:sectPr>
-          <w:headerReference w:type="default" r:id="rId13"/>
-          <w:footerReference w:type="default" r:id="rId14"/>
-          <w:type w:val="nextPage"/>
-          <w:pgSz w:w="11906" w:h="16838" w:orient="portrait"/>
-          <w:pgMar w:top="1080" w:right="1080" w:bottom="1080" w:left="1080" w:header="708" w:footer="708" w:gutter="0"/>
-          <w:pgNumType/>
-          <w:docGrid w:linePitch="360"/>
-        </w:sectPr>
-      </w:pPr>
+      <w:r>
+        <w:br w:type="page"/>
+      </w:r>
     </w:p>
     <w:p>
       <w:pPr>
@@ -20511,17 +22809,9 @@
       </w:r>
     </w:p>
     <w:p>
-      <w:pPr>
-        <w:sectPr>
-          <w:headerReference w:type="default" r:id="rId15"/>
-          <w:footerReference w:type="default" r:id="rId16"/>
-          <w:type w:val="nextPage"/>
-          <w:pgSz w:w="11906" w:h="16838" w:orient="portrait"/>
-          <w:pgMar w:top="1080" w:right="1080" w:bottom="1080" w:left="1080" w:header="708" w:footer="708" w:gutter="0"/>
-          <w:pgNumType/>
-          <w:docGrid w:linePitch="360"/>
-        </w:sectPr>
-      </w:pPr>
+      <w:r>
+        <w:br w:type="page"/>
+      </w:r>
     </w:p>
     <w:p>
       <w:pPr>
@@ -23384,17 +25674,9 @@
       </w:r>
     </w:p>
     <w:p>
-      <w:pPr>
-        <w:sectPr>
-          <w:headerReference w:type="default" r:id="rId17"/>
-          <w:footerReference w:type="default" r:id="rId18"/>
-          <w:type w:val="nextPage"/>
-          <w:pgSz w:w="11906" w:h="16838" w:orient="portrait"/>
-          <w:pgMar w:top="1080" w:right="1080" w:bottom="1080" w:left="1080" w:header="708" w:footer="708" w:gutter="0"/>
-          <w:pgNumType/>
-          <w:docGrid w:linePitch="360"/>
-        </w:sectPr>
-      </w:pPr>
+      <w:r>
+        <w:br w:type="page"/>
+      </w:r>
     </w:p>
     <w:p>
       <w:pPr>
@@ -25020,6 +27302,115 @@
     </w:p>
     <w:p>
       <w:pPr>
+        <w:spacing w:before="280" w:after="120"/>
+      </w:pPr>
+      <w:r>
+        <w:rPr>
+          <w:rFonts w:ascii="Calibri" w:hAnsi="Calibri"/>
+          <w:b/>
+          <w:sz w:val="24"/>
+        </w:rPr>
+        <w:t>12.  Liability</w:t>
+      </w:r>
+    </w:p>
+    <w:p>
+      <w:pPr>
+        <w:tabs>
+          <w:tab w:pos="720" w:val="left"/>
+        </w:tabs>
+        <w:spacing w:after="120"/>
+        <w:ind w:left="720" w:hanging="720"/>
+      </w:pPr>
+      <w:r>
+        <w:rPr>
+          <w:rFonts w:ascii="Calibri" w:hAnsi="Calibri"/>
+          <w:sz w:val="22"/>
+        </w:rPr>
+        <w:t>12.1</w:t>
+      </w:r>
+      <w:r>
+        <w:rPr>
+          <w:rFonts w:ascii="Calibri" w:hAnsi="Calibri"/>
+          <w:sz w:val="22"/>
+        </w:rPr>
+        <w:tab/>
+        <w:t>Nothing in this Agreement limits liability for death or personal injury caused by negligence, for fraud or fraudulent misrepresentation, or for anything that cannot lawfully be limited.</w:t>
+      </w:r>
+    </w:p>
+    <w:p>
+      <w:pPr>
+        <w:tabs>
+          <w:tab w:pos="720" w:val="left"/>
+        </w:tabs>
+        <w:spacing w:after="120"/>
+        <w:ind w:left="720" w:hanging="720"/>
+      </w:pPr>
+      <w:r>
+        <w:rPr>
+          <w:rFonts w:ascii="Calibri" w:hAnsi="Calibri"/>
+          <w:sz w:val="22"/>
+        </w:rPr>
+        <w:t>12.2</w:t>
+      </w:r>
+      <w:r>
+        <w:rPr>
+          <w:rFonts w:ascii="Calibri" w:hAnsi="Calibri"/>
+          <w:sz w:val="22"/>
+        </w:rPr>
+        <w:tab/>
+        <w:t>Subject to clause 12.1, UniBlueprint's total liability to the Contributor under or in connection with this Agreement is limited to the total fees paid or payable to the Contributor in the twelve (12) months before the claim arose.</w:t>
+      </w:r>
+    </w:p>
+    <w:p>
+      <w:pPr>
+        <w:tabs>
+          <w:tab w:pos="720" w:val="left"/>
+        </w:tabs>
+        <w:spacing w:after="120"/>
+        <w:ind w:left="720" w:hanging="720"/>
+      </w:pPr>
+      <w:r>
+        <w:rPr>
+          <w:rFonts w:ascii="Calibri" w:hAnsi="Calibri"/>
+          <w:sz w:val="22"/>
+        </w:rPr>
+        <w:t>12.3</w:t>
+      </w:r>
+      <w:r>
+        <w:rPr>
+          <w:rFonts w:ascii="Calibri" w:hAnsi="Calibri"/>
+          <w:sz w:val="22"/>
+        </w:rPr>
+        <w:tab/>
+        <w:t>Subject to clause 12.1, the Contributor's total liability to UniBlueprint under or in connection with this Agreement is limited to the total fees paid or payable to the Contributor in the twelve (12) months before the claim arose, except that this limit does not apply to the Contributor's indemnity in clause 5.4 or to the Contributor's warranty and indemnity in clause 7.6.</w:t>
+      </w:r>
+    </w:p>
+    <w:p>
+      <w:pPr>
+        <w:tabs>
+          <w:tab w:pos="720" w:val="left"/>
+        </w:tabs>
+        <w:spacing w:after="120"/>
+        <w:ind w:left="720" w:hanging="720"/>
+      </w:pPr>
+      <w:r>
+        <w:rPr>
+          <w:rFonts w:ascii="Calibri" w:hAnsi="Calibri"/>
+          <w:sz w:val="22"/>
+        </w:rPr>
+        <w:t>12.4</w:t>
+      </w:r>
+      <w:r>
+        <w:rPr>
+          <w:rFonts w:ascii="Calibri" w:hAnsi="Calibri"/>
+          <w:sz w:val="22"/>
+        </w:rPr>
+        <w:tab/>
+        <w:t>Neither party is liable to the other for loss of profit, loss of business, or indirect or consequential loss.</w:t>
+      </w:r>
+    </w:p>
+    <w:p>
+      <w:pPr>
         <w:keepNext/>
         <w:spacing w:after="120" w:before="280"/>
       </w:pPr>
@@ -25032,24 +27423,24 @@
           <w:sz w:val="24"/>
           <w:szCs w:val="24"/>
         </w:rPr>
-        <w:t xml:space="preserve">12.  Termination</w:t>
-      </w:r>
-    </w:p>
-    <w:p>
-      <w:pPr>
-        <w:tabs>
-          <w:tab w:val="left" w:pos="720"/>
-        </w:tabs>
-        <w:spacing w:after="120"/>
-        <w:ind w:left="720" w:hanging="720"/>
-      </w:pPr>
-      <w:r>
-        <w:rPr>
-          <w:rFonts w:ascii="Calibri" w:cs="Calibri" w:eastAsia="Calibri" w:hAnsi="Calibri"/>
-          <w:sz w:val="22"/>
-          <w:szCs w:val="22"/>
-        </w:rPr>
-        <w:t xml:space="preserve">12.1</w:t>
+        <w:t>13.  Termination</w:t>
+      </w:r>
+    </w:p>
+    <w:p>
+      <w:pPr>
+        <w:tabs>
+          <w:tab w:val="left" w:pos="720"/>
+        </w:tabs>
+        <w:spacing w:after="120"/>
+        <w:ind w:left="720" w:hanging="720"/>
+      </w:pPr>
+      <w:r>
+        <w:rPr>
+          <w:rFonts w:ascii="Calibri" w:cs="Calibri" w:eastAsia="Calibri" w:hAnsi="Calibri"/>
+          <w:sz w:val="22"/>
+          <w:szCs w:val="22"/>
+        </w:rPr>
+        <w:t>13.1</w:t>
       </w:r>
       <w:r>
         <w:rPr>
@@ -25074,7 +27465,7 @@
           <w:sz w:val="22"/>
           <w:szCs w:val="22"/>
         </w:rPr>
-        <w:t xml:space="preserve">12.2</w:t>
+        <w:t>13.2</w:t>
       </w:r>
       <w:r>
         <w:rPr>
@@ -25099,7 +27490,7 @@
           <w:sz w:val="22"/>
           <w:szCs w:val="22"/>
         </w:rPr>
-        <w:t xml:space="preserve">12.3</w:t>
+        <w:t>13.3</w:t>
       </w:r>
       <w:r>
         <w:rPr>
@@ -25124,7 +27515,7 @@
           <w:sz w:val="22"/>
           <w:szCs w:val="22"/>
         </w:rPr>
-        <w:t xml:space="preserve">12.4</w:t>
+        <w:t>13.4</w:t>
       </w:r>
       <w:r>
         <w:rPr>
@@ -25149,24 +27540,24 @@
           <w:sz w:val="24"/>
           <w:szCs w:val="24"/>
         </w:rPr>
-        <w:t xml:space="preserve">13.  General</w:t>
-      </w:r>
-    </w:p>
-    <w:p>
-      <w:pPr>
-        <w:tabs>
-          <w:tab w:val="left" w:pos="720"/>
-        </w:tabs>
-        <w:spacing w:after="120"/>
-        <w:ind w:left="720" w:hanging="720"/>
-      </w:pPr>
-      <w:r>
-        <w:rPr>
-          <w:rFonts w:ascii="Calibri" w:cs="Calibri" w:eastAsia="Calibri" w:hAnsi="Calibri"/>
-          <w:sz w:val="22"/>
-          <w:szCs w:val="22"/>
-        </w:rPr>
-        <w:t xml:space="preserve">13.1</w:t>
+        <w:t>14.  General</w:t>
+      </w:r>
+    </w:p>
+    <w:p>
+      <w:pPr>
+        <w:tabs>
+          <w:tab w:val="left" w:pos="720"/>
+        </w:tabs>
+        <w:spacing w:after="120"/>
+        <w:ind w:left="720" w:hanging="720"/>
+      </w:pPr>
+      <w:r>
+        <w:rPr>
+          <w:rFonts w:ascii="Calibri" w:cs="Calibri" w:eastAsia="Calibri" w:hAnsi="Calibri"/>
+          <w:sz w:val="22"/>
+          <w:szCs w:val="22"/>
+        </w:rPr>
+        <w:t>14.1</w:t>
       </w:r>
       <w:r>
         <w:rPr>
@@ -25191,7 +27582,7 @@
           <w:sz w:val="22"/>
           <w:szCs w:val="22"/>
         </w:rPr>
-        <w:t xml:space="preserve">13.2</w:t>
+        <w:t>14.2</w:t>
       </w:r>
       <w:r>
         <w:rPr>
@@ -25216,7 +27607,7 @@
           <w:sz w:val="22"/>
           <w:szCs w:val="22"/>
         </w:rPr>
-        <w:t xml:space="preserve">13.3</w:t>
+        <w:t>14.3</w:t>
       </w:r>
       <w:r>
         <w:rPr>
@@ -25241,7 +27632,7 @@
           <w:sz w:val="22"/>
           <w:szCs w:val="22"/>
         </w:rPr>
-        <w:t xml:space="preserve">13.4</w:t>
+        <w:t>14.4</w:t>
       </w:r>
       <w:r>
         <w:rPr>
@@ -25266,7 +27657,7 @@
           <w:sz w:val="22"/>
           <w:szCs w:val="22"/>
         </w:rPr>
-        <w:t xml:space="preserve">13.5</w:t>
+        <w:t>14.5</w:t>
       </w:r>
       <w:r>
         <w:rPr>
@@ -25291,7 +27682,7 @@
           <w:sz w:val="22"/>
           <w:szCs w:val="22"/>
         </w:rPr>
-        <w:t xml:space="preserve">13.6</w:t>
+        <w:t>14.6</w:t>
       </w:r>
       <w:r>
         <w:rPr>
@@ -25316,7 +27707,7 @@
           <w:sz w:val="22"/>
           <w:szCs w:val="22"/>
         </w:rPr>
-        <w:t xml:space="preserve">13.7</w:t>
+        <w:t>14.7</w:t>
       </w:r>
       <w:r>
         <w:rPr>
@@ -26890,17 +29281,9 @@
       </w:r>
     </w:p>
     <w:p>
-      <w:pPr>
-        <w:sectPr>
-          <w:headerReference w:type="default" r:id="rId19"/>
-          <w:footerReference w:type="default" r:id="rId20"/>
-          <w:type w:val="nextPage"/>
-          <w:pgSz w:w="11906" w:h="16838" w:orient="portrait"/>
-          <w:pgMar w:top="1080" w:right="1080" w:bottom="1080" w:left="1080" w:header="708" w:footer="708" w:gutter="0"/>
-          <w:pgNumType/>
-          <w:docGrid w:linePitch="360"/>
-        </w:sectPr>
-      </w:pPr>
+      <w:r>
+        <w:br w:type="page"/>
+      </w:r>
     </w:p>
     <w:p>
       <w:pPr>
@@ -30866,17 +33249,9 @@
       </w:r>
     </w:p>
     <w:p>
-      <w:pPr>
-        <w:sectPr>
-          <w:headerReference w:type="default" r:id="rId21"/>
-          <w:footerReference w:type="default" r:id="rId22"/>
-          <w:type w:val="nextPage"/>
-          <w:pgSz w:w="11906" w:h="16838" w:orient="portrait"/>
-          <w:pgMar w:top="1080" w:right="1080" w:bottom="1080" w:left="1080" w:header="708" w:footer="708" w:gutter="0"/>
-          <w:pgNumType/>
-          <w:docGrid w:linePitch="360"/>
-        </w:sectPr>
-      </w:pPr>
+      <w:r>
+        <w:br w:type="page"/>
+      </w:r>
     </w:p>
     <w:p>
       <w:pPr>
@@ -34813,17 +37188,9 @@
       </w:r>
     </w:p>
     <w:p>
-      <w:pPr>
-        <w:sectPr>
-          <w:headerReference w:type="default" r:id="rId23"/>
-          <w:footerReference w:type="default" r:id="rId24"/>
-          <w:type w:val="nextPage"/>
-          <w:pgSz w:w="11906" w:h="16838" w:orient="portrait"/>
-          <w:pgMar w:top="1080" w:right="1080" w:bottom="1080" w:left="1080" w:header="708" w:footer="708" w:gutter="0"/>
-          <w:pgNumType/>
-          <w:docGrid w:linePitch="360"/>
-        </w:sectPr>
-      </w:pPr>
+      <w:r>
+        <w:br w:type="page"/>
+      </w:r>
     </w:p>
     <w:p>
       <w:pPr>
@@ -37004,6 +39371,115 @@
     </w:p>
     <w:p>
       <w:pPr>
+        <w:spacing w:before="280" w:after="120"/>
+      </w:pPr>
+      <w:r>
+        <w:rPr>
+          <w:rFonts w:ascii="Calibri" w:hAnsi="Calibri"/>
+          <w:b/>
+          <w:sz w:val="24"/>
+        </w:rPr>
+        <w:t>13.  Liability</w:t>
+      </w:r>
+    </w:p>
+    <w:p>
+      <w:pPr>
+        <w:tabs>
+          <w:tab w:pos="720" w:val="left"/>
+        </w:tabs>
+        <w:spacing w:after="120"/>
+        <w:ind w:left="720" w:hanging="720"/>
+      </w:pPr>
+      <w:r>
+        <w:rPr>
+          <w:rFonts w:ascii="Calibri" w:hAnsi="Calibri"/>
+          <w:sz w:val="22"/>
+        </w:rPr>
+        <w:t>13.1</w:t>
+      </w:r>
+      <w:r>
+        <w:rPr>
+          <w:rFonts w:ascii="Calibri" w:hAnsi="Calibri"/>
+          <w:sz w:val="22"/>
+        </w:rPr>
+        <w:tab/>
+        <w:t>Nothing in this Agreement limits liability for death or personal injury caused by negligence, for fraud or fraudulent misrepresentation, or for anything that cannot lawfully be limited.</w:t>
+      </w:r>
+    </w:p>
+    <w:p>
+      <w:pPr>
+        <w:tabs>
+          <w:tab w:pos="720" w:val="left"/>
+        </w:tabs>
+        <w:spacing w:after="120"/>
+        <w:ind w:left="720" w:hanging="720"/>
+      </w:pPr>
+      <w:r>
+        <w:rPr>
+          <w:rFonts w:ascii="Calibri" w:hAnsi="Calibri"/>
+          <w:sz w:val="22"/>
+        </w:rPr>
+        <w:t>13.2</w:t>
+      </w:r>
+      <w:r>
+        <w:rPr>
+          <w:rFonts w:ascii="Calibri" w:hAnsi="Calibri"/>
+          <w:sz w:val="22"/>
+        </w:rPr>
+        <w:tab/>
+        <w:t>Subject to clause 13.1, UniBlueprint's total liability to the Officer under or in connection with this Agreement is limited to the total fees paid or payable to the Officer in the twelve (12) months before the claim arose.</w:t>
+      </w:r>
+    </w:p>
+    <w:p>
+      <w:pPr>
+        <w:tabs>
+          <w:tab w:pos="720" w:val="left"/>
+        </w:tabs>
+        <w:spacing w:after="120"/>
+        <w:ind w:left="720" w:hanging="720"/>
+      </w:pPr>
+      <w:r>
+        <w:rPr>
+          <w:rFonts w:ascii="Calibri" w:hAnsi="Calibri"/>
+          <w:sz w:val="22"/>
+        </w:rPr>
+        <w:t>13.3</w:t>
+      </w:r>
+      <w:r>
+        <w:rPr>
+          <w:rFonts w:ascii="Calibri" w:hAnsi="Calibri"/>
+          <w:sz w:val="22"/>
+        </w:rPr>
+        <w:tab/>
+        <w:t>Subject to clause 13.1, the Officer's total liability to UniBlueprint under or in connection with this Agreement is limited to the total fees paid or payable to the Officer in the twelve (12) months before the claim arose, except that this limit does not apply to the Officer's indemnity in clause 6.4 or to the Officer's warranty and indemnity in clause 7.6.</w:t>
+      </w:r>
+    </w:p>
+    <w:p>
+      <w:pPr>
+        <w:tabs>
+          <w:tab w:pos="720" w:val="left"/>
+        </w:tabs>
+        <w:spacing w:after="120"/>
+        <w:ind w:left="720" w:hanging="720"/>
+      </w:pPr>
+      <w:r>
+        <w:rPr>
+          <w:rFonts w:ascii="Calibri" w:hAnsi="Calibri"/>
+          <w:sz w:val="22"/>
+        </w:rPr>
+        <w:t>13.4</w:t>
+      </w:r>
+      <w:r>
+        <w:rPr>
+          <w:rFonts w:ascii="Calibri" w:hAnsi="Calibri"/>
+          <w:sz w:val="22"/>
+        </w:rPr>
+        <w:tab/>
+        <w:t>Neither party is liable to the other for loss of profit, loss of business, or indirect or consequential loss.</w:t>
+      </w:r>
+    </w:p>
+    <w:p>
+      <w:pPr>
         <w:keepNext/>
         <w:spacing w:after="120" w:before="280"/>
       </w:pPr>
@@ -37016,24 +39492,24 @@
           <w:sz w:val="24"/>
           <w:szCs w:val="24"/>
         </w:rPr>
-        <w:t xml:space="preserve">13.  Termination</w:t>
-      </w:r>
-    </w:p>
-    <w:p>
-      <w:pPr>
-        <w:tabs>
-          <w:tab w:val="left" w:pos="720"/>
-        </w:tabs>
-        <w:spacing w:after="120"/>
-        <w:ind w:left="720" w:hanging="720"/>
-      </w:pPr>
-      <w:r>
-        <w:rPr>
-          <w:rFonts w:ascii="Calibri" w:cs="Calibri" w:eastAsia="Calibri" w:hAnsi="Calibri"/>
-          <w:sz w:val="22"/>
-          <w:szCs w:val="22"/>
-        </w:rPr>
-        <w:t xml:space="preserve">13.1</w:t>
+        <w:t>14.  Termination</w:t>
+      </w:r>
+    </w:p>
+    <w:p>
+      <w:pPr>
+        <w:tabs>
+          <w:tab w:val="left" w:pos="720"/>
+        </w:tabs>
+        <w:spacing w:after="120"/>
+        <w:ind w:left="720" w:hanging="720"/>
+      </w:pPr>
+      <w:r>
+        <w:rPr>
+          <w:rFonts w:ascii="Calibri" w:cs="Calibri" w:eastAsia="Calibri" w:hAnsi="Calibri"/>
+          <w:sz w:val="22"/>
+          <w:szCs w:val="22"/>
+        </w:rPr>
+        <w:t>14.1</w:t>
       </w:r>
       <w:r>
         <w:rPr>
@@ -37058,7 +39534,7 @@
           <w:sz w:val="22"/>
           <w:szCs w:val="22"/>
         </w:rPr>
-        <w:t xml:space="preserve">13.2</w:t>
+        <w:t>14.2</w:t>
       </w:r>
       <w:r>
         <w:rPr>
@@ -37083,7 +39559,7 @@
           <w:sz w:val="22"/>
           <w:szCs w:val="22"/>
         </w:rPr>
-        <w:t xml:space="preserve">13.3</w:t>
+        <w:t>14.3</w:t>
       </w:r>
       <w:r>
         <w:rPr>
@@ -37108,7 +39584,7 @@
           <w:sz w:val="22"/>
           <w:szCs w:val="22"/>
         </w:rPr>
-        <w:t xml:space="preserve">13.4</w:t>
+        <w:t>14.4</w:t>
       </w:r>
       <w:r>
         <w:rPr>
@@ -37133,24 +39609,24 @@
           <w:sz w:val="24"/>
           <w:szCs w:val="24"/>
         </w:rPr>
-        <w:t xml:space="preserve">14.  General</w:t>
-      </w:r>
-    </w:p>
-    <w:p>
-      <w:pPr>
-        <w:tabs>
-          <w:tab w:val="left" w:pos="720"/>
-        </w:tabs>
-        <w:spacing w:after="120"/>
-        <w:ind w:left="720" w:hanging="720"/>
-      </w:pPr>
-      <w:r>
-        <w:rPr>
-          <w:rFonts w:ascii="Calibri" w:cs="Calibri" w:eastAsia="Calibri" w:hAnsi="Calibri"/>
-          <w:sz w:val="22"/>
-          <w:szCs w:val="22"/>
-        </w:rPr>
-        <w:t xml:space="preserve">14.1</w:t>
+        <w:t>15.  General</w:t>
+      </w:r>
+    </w:p>
+    <w:p>
+      <w:pPr>
+        <w:tabs>
+          <w:tab w:val="left" w:pos="720"/>
+        </w:tabs>
+        <w:spacing w:after="120"/>
+        <w:ind w:left="720" w:hanging="720"/>
+      </w:pPr>
+      <w:r>
+        <w:rPr>
+          <w:rFonts w:ascii="Calibri" w:cs="Calibri" w:eastAsia="Calibri" w:hAnsi="Calibri"/>
+          <w:sz w:val="22"/>
+          <w:szCs w:val="22"/>
+        </w:rPr>
+        <w:t>15.1</w:t>
       </w:r>
       <w:r>
         <w:rPr>
@@ -37175,7 +39651,7 @@
           <w:sz w:val="22"/>
           <w:szCs w:val="22"/>
         </w:rPr>
-        <w:t xml:space="preserve">14.2</w:t>
+        <w:t>15.2</w:t>
       </w:r>
       <w:r>
         <w:rPr>
@@ -37200,7 +39676,7 @@
           <w:sz w:val="22"/>
           <w:szCs w:val="22"/>
         </w:rPr>
-        <w:t xml:space="preserve">14.3</w:t>
+        <w:t>15.3</w:t>
       </w:r>
       <w:r>
         <w:rPr>
@@ -37225,7 +39701,7 @@
           <w:sz w:val="22"/>
           <w:szCs w:val="22"/>
         </w:rPr>
-        <w:t xml:space="preserve">14.4</w:t>
+        <w:t>15.4</w:t>
       </w:r>
       <w:r>
         <w:rPr>
@@ -37250,7 +39726,7 @@
           <w:sz w:val="22"/>
           <w:szCs w:val="22"/>
         </w:rPr>
-        <w:t xml:space="preserve">14.5</w:t>
+        <w:t>15.5</w:t>
       </w:r>
       <w:r>
         <w:rPr>
@@ -37275,7 +39751,7 @@
           <w:sz w:val="22"/>
           <w:szCs w:val="22"/>
         </w:rPr>
-        <w:t xml:space="preserve">14.6</w:t>
+        <w:t>15.6</w:t>
       </w:r>
       <w:r>
         <w:rPr>
@@ -37300,7 +39776,7 @@
           <w:sz w:val="22"/>
           <w:szCs w:val="22"/>
         </w:rPr>
-        <w:t xml:space="preserve">14.7</w:t>
+        <w:t>15.7</w:t>
       </w:r>
       <w:r>
         <w:rPr>
@@ -38772,17 +41248,9 @@
       </w:r>
     </w:p>
     <w:p>
-      <w:pPr>
-        <w:sectPr>
-          <w:headerReference w:type="default" r:id="rId25"/>
-          <w:footerReference w:type="default" r:id="rId26"/>
-          <w:type w:val="nextPage"/>
-          <w:pgSz w:w="11906" w:h="16838" w:orient="portrait"/>
-          <w:pgMar w:top="1080" w:right="1080" w:bottom="1080" w:left="1080" w:header="708" w:footer="708" w:gutter="0"/>
-          <w:pgNumType/>
-          <w:docGrid w:linePitch="360"/>
-        </w:sectPr>
-      </w:pPr>
+      <w:r>
+        <w:br w:type="page"/>
+      </w:r>
     </w:p>
     <w:p>
       <w:pPr>
@@ -40229,6 +42697,115 @@
     </w:p>
     <w:p>
       <w:pPr>
+        <w:spacing w:before="280" w:after="120"/>
+      </w:pPr>
+      <w:r>
+        <w:rPr>
+          <w:rFonts w:ascii="Calibri" w:hAnsi="Calibri"/>
+          <w:b/>
+          <w:sz w:val="24"/>
+        </w:rPr>
+        <w:t>11.  Liability</w:t>
+      </w:r>
+    </w:p>
+    <w:p>
+      <w:pPr>
+        <w:tabs>
+          <w:tab w:pos="720" w:val="left"/>
+        </w:tabs>
+        <w:spacing w:after="120"/>
+        <w:ind w:left="720" w:hanging="720"/>
+      </w:pPr>
+      <w:r>
+        <w:rPr>
+          <w:rFonts w:ascii="Calibri" w:hAnsi="Calibri"/>
+          <w:sz w:val="22"/>
+        </w:rPr>
+        <w:t>11.1</w:t>
+      </w:r>
+      <w:r>
+        <w:rPr>
+          <w:rFonts w:ascii="Calibri" w:hAnsi="Calibri"/>
+          <w:sz w:val="22"/>
+        </w:rPr>
+        <w:tab/>
+        <w:t>Nothing in this Agreement limits liability for death or personal injury caused by negligence, for fraud or fraudulent misrepresentation, or for anything that cannot lawfully be limited.</w:t>
+      </w:r>
+    </w:p>
+    <w:p>
+      <w:pPr>
+        <w:tabs>
+          <w:tab w:pos="720" w:val="left"/>
+        </w:tabs>
+        <w:spacing w:after="120"/>
+        <w:ind w:left="720" w:hanging="720"/>
+      </w:pPr>
+      <w:r>
+        <w:rPr>
+          <w:rFonts w:ascii="Calibri" w:hAnsi="Calibri"/>
+          <w:sz w:val="22"/>
+        </w:rPr>
+        <w:t>11.2</w:t>
+      </w:r>
+      <w:r>
+        <w:rPr>
+          <w:rFonts w:ascii="Calibri" w:hAnsi="Calibri"/>
+          <w:sz w:val="22"/>
+        </w:rPr>
+        <w:tab/>
+        <w:t>Subject to clause 11.1, UniBlueprint's total liability to the Team Member under or in connection with this Agreement is limited to the total fees paid or payable to the Team Member in the twelve (12) months before the claim arose.</w:t>
+      </w:r>
+    </w:p>
+    <w:p>
+      <w:pPr>
+        <w:tabs>
+          <w:tab w:pos="720" w:val="left"/>
+        </w:tabs>
+        <w:spacing w:after="120"/>
+        <w:ind w:left="720" w:hanging="720"/>
+      </w:pPr>
+      <w:r>
+        <w:rPr>
+          <w:rFonts w:ascii="Calibri" w:hAnsi="Calibri"/>
+          <w:sz w:val="22"/>
+        </w:rPr>
+        <w:t>11.3</w:t>
+      </w:r>
+      <w:r>
+        <w:rPr>
+          <w:rFonts w:ascii="Calibri" w:hAnsi="Calibri"/>
+          <w:sz w:val="22"/>
+        </w:rPr>
+        <w:tab/>
+        <w:t>Subject to clause 11.1, the Team Member's total liability to UniBlueprint under or in connection with this Agreement is limited to the total fees paid or payable to the Team Member in the twelve (12) months before the claim arose, except that this limit does not apply to the Team Member's indemnity in clause 5.4 or to the Team Member's warranty and indemnity in clause 6.6.</w:t>
+      </w:r>
+    </w:p>
+    <w:p>
+      <w:pPr>
+        <w:tabs>
+          <w:tab w:pos="720" w:val="left"/>
+        </w:tabs>
+        <w:spacing w:after="120"/>
+        <w:ind w:left="720" w:hanging="720"/>
+      </w:pPr>
+      <w:r>
+        <w:rPr>
+          <w:rFonts w:ascii="Calibri" w:hAnsi="Calibri"/>
+          <w:sz w:val="22"/>
+        </w:rPr>
+        <w:t>11.4</w:t>
+      </w:r>
+      <w:r>
+        <w:rPr>
+          <w:rFonts w:ascii="Calibri" w:hAnsi="Calibri"/>
+          <w:sz w:val="22"/>
+        </w:rPr>
+        <w:tab/>
+        <w:t>Neither party is liable to the other for loss of profit, loss of business, or indirect or consequential loss.</w:t>
+      </w:r>
+    </w:p>
+    <w:p>
+      <w:pPr>
         <w:keepNext/>
         <w:spacing w:after="120" w:before="280"/>
       </w:pPr>
@@ -40241,24 +42818,24 @@
           <w:sz w:val="24"/>
           <w:szCs w:val="24"/>
         </w:rPr>
-        <w:t xml:space="preserve">11.  Termination</w:t>
-      </w:r>
-    </w:p>
-    <w:p>
-      <w:pPr>
-        <w:tabs>
-          <w:tab w:val="left" w:pos="720"/>
-        </w:tabs>
-        <w:spacing w:after="120"/>
-        <w:ind w:left="720" w:hanging="720"/>
-      </w:pPr>
-      <w:r>
-        <w:rPr>
-          <w:rFonts w:ascii="Calibri" w:cs="Calibri" w:eastAsia="Calibri" w:hAnsi="Calibri"/>
-          <w:sz w:val="22"/>
-          <w:szCs w:val="22"/>
-        </w:rPr>
-        <w:t xml:space="preserve">11.1</w:t>
+        <w:t>12.  Termination</w:t>
+      </w:r>
+    </w:p>
+    <w:p>
+      <w:pPr>
+        <w:tabs>
+          <w:tab w:val="left" w:pos="720"/>
+        </w:tabs>
+        <w:spacing w:after="120"/>
+        <w:ind w:left="720" w:hanging="720"/>
+      </w:pPr>
+      <w:r>
+        <w:rPr>
+          <w:rFonts w:ascii="Calibri" w:cs="Calibri" w:eastAsia="Calibri" w:hAnsi="Calibri"/>
+          <w:sz w:val="22"/>
+          <w:szCs w:val="22"/>
+        </w:rPr>
+        <w:t>12.1</w:t>
       </w:r>
       <w:r>
         <w:rPr>
@@ -40283,7 +42860,7 @@
           <w:sz w:val="22"/>
           <w:szCs w:val="22"/>
         </w:rPr>
-        <w:t xml:space="preserve">11.2</w:t>
+        <w:t>12.2</w:t>
       </w:r>
       <w:r>
         <w:rPr>
@@ -40308,7 +42885,7 @@
           <w:sz w:val="22"/>
           <w:szCs w:val="22"/>
         </w:rPr>
-        <w:t xml:space="preserve">11.3</w:t>
+        <w:t>12.3</w:t>
       </w:r>
       <w:r>
         <w:rPr>
@@ -40333,7 +42910,7 @@
           <w:sz w:val="22"/>
           <w:szCs w:val="22"/>
         </w:rPr>
-        <w:t xml:space="preserve">11.4</w:t>
+        <w:t>12.4</w:t>
       </w:r>
       <w:r>
         <w:rPr>
@@ -40358,24 +42935,24 @@
           <w:sz w:val="24"/>
           <w:szCs w:val="24"/>
         </w:rPr>
-        <w:t xml:space="preserve">12.  General</w:t>
-      </w:r>
-    </w:p>
-    <w:p>
-      <w:pPr>
-        <w:tabs>
-          <w:tab w:val="left" w:pos="720"/>
-        </w:tabs>
-        <w:spacing w:after="120"/>
-        <w:ind w:left="720" w:hanging="720"/>
-      </w:pPr>
-      <w:r>
-        <w:rPr>
-          <w:rFonts w:ascii="Calibri" w:cs="Calibri" w:eastAsia="Calibri" w:hAnsi="Calibri"/>
-          <w:sz w:val="22"/>
-          <w:szCs w:val="22"/>
-        </w:rPr>
-        <w:t xml:space="preserve">12.1</w:t>
+        <w:t>13.  General</w:t>
+      </w:r>
+    </w:p>
+    <w:p>
+      <w:pPr>
+        <w:tabs>
+          <w:tab w:val="left" w:pos="720"/>
+        </w:tabs>
+        <w:spacing w:after="120"/>
+        <w:ind w:left="720" w:hanging="720"/>
+      </w:pPr>
+      <w:r>
+        <w:rPr>
+          <w:rFonts w:ascii="Calibri" w:cs="Calibri" w:eastAsia="Calibri" w:hAnsi="Calibri"/>
+          <w:sz w:val="22"/>
+          <w:szCs w:val="22"/>
+        </w:rPr>
+        <w:t>13.1</w:t>
       </w:r>
       <w:r>
         <w:rPr>
@@ -40400,7 +42977,7 @@
           <w:sz w:val="22"/>
           <w:szCs w:val="22"/>
         </w:rPr>
-        <w:t xml:space="preserve">12.2</w:t>
+        <w:t>13.2</w:t>
       </w:r>
       <w:r>
         <w:rPr>
@@ -40425,7 +43002,7 @@
           <w:sz w:val="22"/>
           <w:szCs w:val="22"/>
         </w:rPr>
-        <w:t xml:space="preserve">12.3</w:t>
+        <w:t>13.3</w:t>
       </w:r>
       <w:r>
         <w:rPr>
@@ -40450,7 +43027,7 @@
           <w:sz w:val="22"/>
           <w:szCs w:val="22"/>
         </w:rPr>
-        <w:t xml:space="preserve">12.4</w:t>
+        <w:t>13.4</w:t>
       </w:r>
       <w:r>
         <w:rPr>
@@ -40475,7 +43052,7 @@
           <w:sz w:val="22"/>
           <w:szCs w:val="22"/>
         </w:rPr>
-        <w:t xml:space="preserve">12.5</w:t>
+        <w:t>13.5</w:t>
       </w:r>
       <w:r>
         <w:rPr>
@@ -40500,7 +43077,7 @@
           <w:sz w:val="22"/>
           <w:szCs w:val="22"/>
         </w:rPr>
-        <w:t xml:space="preserve">12.6</w:t>
+        <w:t>13.6</w:t>
       </w:r>
       <w:r>
         <w:rPr>
@@ -40525,7 +43102,7 @@
           <w:sz w:val="22"/>
           <w:szCs w:val="22"/>
         </w:rPr>
-        <w:t xml:space="preserve">12.7</w:t>
+        <w:t>13.7</w:t>
       </w:r>
       <w:r>
         <w:rPr>
@@ -41982,17 +44559,9 @@
       </w:r>
     </w:p>
     <w:p>
-      <w:pPr>
-        <w:sectPr>
-          <w:headerReference w:type="default" r:id="rId27"/>
-          <w:footerReference w:type="default" r:id="rId28"/>
-          <w:type w:val="nextPage"/>
-          <w:pgSz w:w="11906" w:h="16838" w:orient="portrait"/>
-          <w:pgMar w:top="1080" w:right="1080" w:bottom="1080" w:left="1080" w:header="708" w:footer="708" w:gutter="0"/>
-          <w:pgNumType/>
-          <w:docGrid w:linePitch="360"/>
-        </w:sectPr>
-      </w:pPr>
+      <w:r>
+        <w:br w:type="page"/>
+      </w:r>
     </w:p>
     <w:p>
       <w:pPr>
@@ -43342,17 +45911,9 @@
       </w:r>
     </w:p>
     <w:p>
-      <w:pPr>
-        <w:sectPr>
-          <w:headerReference w:type="default" r:id="rId29"/>
-          <w:footerReference w:type="default" r:id="rId30"/>
-          <w:type w:val="nextPage"/>
-          <w:pgSz w:w="11906" w:h="16838" w:orient="portrait"/>
-          <w:pgMar w:top="1080" w:right="1080" w:bottom="1080" w:left="1080" w:header="708" w:footer="708" w:gutter="0"/>
-          <w:pgNumType/>
-          <w:docGrid w:linePitch="360"/>
-        </w:sectPr>
-      </w:pPr>
+      <w:r>
+        <w:br w:type="page"/>
+      </w:r>
     </w:p>
     <w:p>
       <w:pPr>
@@ -45135,17 +47696,9 @@
       </w:r>
     </w:p>
     <w:p>
-      <w:pPr>
-        <w:sectPr>
-          <w:headerReference w:type="default" r:id="rId31"/>
-          <w:footerReference w:type="default" r:id="rId32"/>
-          <w:type w:val="nextPage"/>
-          <w:pgSz w:w="11906" w:h="16838" w:orient="portrait"/>
-          <w:pgMar w:top="1080" w:right="1080" w:bottom="1080" w:left="1080" w:header="708" w:footer="708" w:gutter="0"/>
-          <w:pgNumType/>
-          <w:docGrid w:linePitch="360"/>
-        </w:sectPr>
-      </w:pPr>
+      <w:r>
+        <w:br w:type="page"/>
+      </w:r>
     </w:p>
     <w:p>
       <w:pPr>
@@ -46969,17 +49522,9 @@
       </w:r>
     </w:p>
     <w:p>
-      <w:pPr>
-        <w:sectPr>
-          <w:headerReference w:type="default" r:id="rId33"/>
-          <w:footerReference w:type="default" r:id="rId34"/>
-          <w:type w:val="nextPage"/>
-          <w:pgSz w:w="11906" w:h="16838" w:orient="portrait"/>
-          <w:pgMar w:top="1080" w:right="1080" w:bottom="1080" w:left="1080" w:header="708" w:footer="708" w:gutter="0"/>
-          <w:pgNumType/>
-          <w:docGrid w:linePitch="360"/>
-        </w:sectPr>
-      </w:pPr>
+      <w:r>
+        <w:br w:type="page"/>
+      </w:r>
     </w:p>
     <w:p>
       <w:pPr>

--- a/contracts/UniBlueprint-Contract-Suite-Combined.docx
+++ b/contracts/UniBlueprint-Contract-Suite-Combined.docx
@@ -4339,9 +4339,17 @@
       </w:r>
     </w:p>
     <w:p>
-      <w:r>
-        <w:br w:type="page"/>
-      </w:r>
+      <w:pPr>
+        <w:sectPr>
+          <w:headerReference w:type="default" r:id="rId7"/>
+          <w:footerReference w:type="default" r:id="rId8"/>
+          <w:type w:val="nextPage"/>
+          <w:pgSz w:w="11906" w:h="16838" w:orient="portrait"/>
+          <w:pgMar w:top="1080" w:right="1080" w:bottom="1080" w:left="1080" w:header="708" w:footer="708" w:gutter="0"/>
+          <w:pgNumType/>
+          <w:docGrid w:linePitch="360"/>
+        </w:sectPr>
+      </w:pPr>
     </w:p>
     <w:p>
       <w:pPr>
@@ -8169,9 +8177,17 @@
       </w:r>
     </w:p>
     <w:p>
-      <w:r>
-        <w:br w:type="page"/>
-      </w:r>
+      <w:pPr>
+        <w:sectPr>
+          <w:headerReference w:type="default" r:id="rId9"/>
+          <w:footerReference w:type="default" r:id="rId10"/>
+          <w:type w:val="nextPage"/>
+          <w:pgSz w:w="11906" w:h="16838" w:orient="portrait"/>
+          <w:pgMar w:top="1080" w:right="1080" w:bottom="1080" w:left="1080" w:header="708" w:footer="708" w:gutter="0"/>
+          <w:pgNumType/>
+          <w:docGrid w:linePitch="360"/>
+        </w:sectPr>
+      </w:pPr>
     </w:p>
     <w:p>
       <w:pPr>
@@ -12881,6 +12897,19 @@
         </w:rPr>
         <w:t>Date</w:t>
       </w:r>
+    </w:p>
+    <w:p>
+      <w:pPr>
+        <w:sectPr>
+          <w:headerReference w:type="default" r:id="rId11"/>
+          <w:footerReference w:type="default" r:id="rId12"/>
+          <w:type w:val="nextPage"/>
+          <w:pgSz w:w="11906" w:h="16838" w:orient="portrait"/>
+          <w:pgMar w:top="1080" w:right="1080" w:bottom="1080" w:left="1080" w:header="708" w:footer="708" w:gutter="0"/>
+          <w:pgNumType/>
+          <w:docGrid w:linePitch="360"/>
+        </w:sectPr>
+      </w:pPr>
     </w:p>
     <w:p>
       <w:pPr>
@@ -17848,6 +17877,19 @@
     </w:p>
     <w:p>
       <w:pPr>
+        <w:sectPr>
+          <w:headerReference w:type="default" r:id="rId13"/>
+          <w:footerReference w:type="default" r:id="rId14"/>
+          <w:type w:val="nextPage"/>
+          <w:pgSz w:w="11906" w:h="16838" w:orient="portrait"/>
+          <w:pgMar w:top="1080" w:right="1080" w:bottom="1080" w:left="1080" w:header="708" w:footer="708" w:gutter="0"/>
+          <w:pgNumType/>
+          <w:docGrid w:linePitch="360"/>
+        </w:sectPr>
+      </w:pPr>
+    </w:p>
+    <w:p>
+      <w:pPr>
         <w:pStyle w:val="Heading1"/>
         <w:spacing w:after="40" w:before="0"/>
       </w:pPr>
@@ -21916,9 +21958,17 @@
       </w:r>
     </w:p>
     <w:p>
-      <w:r>
-        <w:br w:type="page"/>
-      </w:r>
+      <w:pPr>
+        <w:sectPr>
+          <w:headerReference w:type="default" r:id="rId15"/>
+          <w:footerReference w:type="default" r:id="rId16"/>
+          <w:type w:val="nextPage"/>
+          <w:pgSz w:w="11906" w:h="16838" w:orient="portrait"/>
+          <w:pgMar w:top="1080" w:right="1080" w:bottom="1080" w:left="1080" w:header="708" w:footer="708" w:gutter="0"/>
+          <w:pgNumType/>
+          <w:docGrid w:linePitch="360"/>
+        </w:sectPr>
+      </w:pPr>
     </w:p>
     <w:p>
       <w:pPr>
@@ -24781,9 +24831,17 @@
       </w:r>
     </w:p>
     <w:p>
-      <w:r>
-        <w:br w:type="page"/>
-      </w:r>
+      <w:pPr>
+        <w:sectPr>
+          <w:headerReference w:type="default" r:id="rId17"/>
+          <w:footerReference w:type="default" r:id="rId18"/>
+          <w:type w:val="nextPage"/>
+          <w:pgSz w:w="11906" w:h="16838" w:orient="portrait"/>
+          <w:pgMar w:top="1080" w:right="1080" w:bottom="1080" w:left="1080" w:header="708" w:footer="708" w:gutter="0"/>
+          <w:pgNumType/>
+          <w:docGrid w:linePitch="360"/>
+        </w:sectPr>
+      </w:pPr>
     </w:p>
     <w:p>
       <w:pPr>
@@ -28388,9 +28446,17 @@
       </w:r>
     </w:p>
     <w:p>
-      <w:r>
-        <w:br w:type="page"/>
-      </w:r>
+      <w:pPr>
+        <w:sectPr>
+          <w:headerReference w:type="default" r:id="rId19"/>
+          <w:footerReference w:type="default" r:id="rId20"/>
+          <w:type w:val="nextPage"/>
+          <w:pgSz w:w="11906" w:h="16838" w:orient="portrait"/>
+          <w:pgMar w:top="1080" w:right="1080" w:bottom="1080" w:left="1080" w:header="708" w:footer="708" w:gutter="0"/>
+          <w:pgNumType/>
+          <w:docGrid w:linePitch="360"/>
+        </w:sectPr>
+      </w:pPr>
     </w:p>
     <w:p>
       <w:pPr>
@@ -32356,9 +32422,17 @@
       </w:r>
     </w:p>
     <w:p>
-      <w:r>
-        <w:br w:type="page"/>
-      </w:r>
+      <w:pPr>
+        <w:sectPr>
+          <w:headerReference w:type="default" r:id="rId21"/>
+          <w:footerReference w:type="default" r:id="rId22"/>
+          <w:type w:val="nextPage"/>
+          <w:pgSz w:w="11906" w:h="16838" w:orient="portrait"/>
+          <w:pgMar w:top="1080" w:right="1080" w:bottom="1080" w:left="1080" w:header="708" w:footer="708" w:gutter="0"/>
+          <w:pgNumType/>
+          <w:docGrid w:linePitch="360"/>
+        </w:sectPr>
+      </w:pPr>
     </w:p>
     <w:p>
       <w:pPr>
@@ -36295,9 +36369,17 @@
       </w:r>
     </w:p>
     <w:p>
-      <w:r>
-        <w:br w:type="page"/>
-      </w:r>
+      <w:pPr>
+        <w:sectPr>
+          <w:headerReference w:type="default" r:id="rId23"/>
+          <w:footerReference w:type="default" r:id="rId24"/>
+          <w:type w:val="nextPage"/>
+          <w:pgSz w:w="11906" w:h="16838" w:orient="portrait"/>
+          <w:pgMar w:top="1080" w:right="1080" w:bottom="1080" w:left="1080" w:header="708" w:footer="708" w:gutter="0"/>
+          <w:pgNumType/>
+          <w:docGrid w:linePitch="360"/>
+        </w:sectPr>
+      </w:pPr>
     </w:p>
     <w:p>
       <w:pPr>
@@ -40355,9 +40437,17 @@
       </w:r>
     </w:p>
     <w:p>
-      <w:r>
-        <w:br w:type="page"/>
-      </w:r>
+      <w:pPr>
+        <w:sectPr>
+          <w:headerReference w:type="default" r:id="rId25"/>
+          <w:footerReference w:type="default" r:id="rId26"/>
+          <w:type w:val="nextPage"/>
+          <w:pgSz w:w="11906" w:h="16838" w:orient="portrait"/>
+          <w:pgMar w:top="1080" w:right="1080" w:bottom="1080" w:left="1080" w:header="708" w:footer="708" w:gutter="0"/>
+          <w:pgNumType/>
+          <w:docGrid w:linePitch="360"/>
+        </w:sectPr>
+      </w:pPr>
     </w:p>
     <w:p>
       <w:pPr>
@@ -43666,9 +43756,17 @@
       </w:r>
     </w:p>
     <w:p>
-      <w:r>
-        <w:br w:type="page"/>
-      </w:r>
+      <w:pPr>
+        <w:sectPr>
+          <w:headerReference w:type="default" r:id="rId27"/>
+          <w:footerReference w:type="default" r:id="rId28"/>
+          <w:type w:val="nextPage"/>
+          <w:pgSz w:w="11906" w:h="16838" w:orient="portrait"/>
+          <w:pgMar w:top="1080" w:right="1080" w:bottom="1080" w:left="1080" w:header="708" w:footer="708" w:gutter="0"/>
+          <w:pgNumType/>
+          <w:docGrid w:linePitch="360"/>
+        </w:sectPr>
+      </w:pPr>
     </w:p>
     <w:p>
       <w:pPr>
@@ -45018,9 +45116,17 @@
       </w:r>
     </w:p>
     <w:p>
-      <w:r>
-        <w:br w:type="page"/>
-      </w:r>
+      <w:pPr>
+        <w:sectPr>
+          <w:headerReference w:type="default" r:id="rId29"/>
+          <w:footerReference w:type="default" r:id="rId30"/>
+          <w:type w:val="nextPage"/>
+          <w:pgSz w:w="11906" w:h="16838" w:orient="portrait"/>
+          <w:pgMar w:top="1080" w:right="1080" w:bottom="1080" w:left="1080" w:header="708" w:footer="708" w:gutter="0"/>
+          <w:pgNumType/>
+          <w:docGrid w:linePitch="360"/>
+        </w:sectPr>
+      </w:pPr>
     </w:p>
     <w:p>
       <w:pPr>
@@ -46803,9 +46909,17 @@
       </w:r>
     </w:p>
     <w:p>
-      <w:r>
-        <w:br w:type="page"/>
-      </w:r>
+      <w:pPr>
+        <w:sectPr>
+          <w:headerReference w:type="default" r:id="rId31"/>
+          <w:footerReference w:type="default" r:id="rId32"/>
+          <w:type w:val="nextPage"/>
+          <w:pgSz w:w="11906" w:h="16838" w:orient="portrait"/>
+          <w:pgMar w:top="1080" w:right="1080" w:bottom="1080" w:left="1080" w:header="708" w:footer="708" w:gutter="0"/>
+          <w:pgNumType/>
+          <w:docGrid w:linePitch="360"/>
+        </w:sectPr>
+      </w:pPr>
     </w:p>
     <w:p>
       <w:pPr>
@@ -48629,9 +48743,17 @@
       </w:r>
     </w:p>
     <w:p>
-      <w:r>
-        <w:br w:type="page"/>
-      </w:r>
+      <w:pPr>
+        <w:sectPr>
+          <w:headerReference w:type="default" r:id="rId33"/>
+          <w:footerReference w:type="default" r:id="rId34"/>
+          <w:type w:val="nextPage"/>
+          <w:pgSz w:w="11906" w:h="16838" w:orient="portrait"/>
+          <w:pgMar w:top="1080" w:right="1080" w:bottom="1080" w:left="1080" w:header="708" w:footer="708" w:gutter="0"/>
+          <w:pgNumType/>
+          <w:docGrid w:linePitch="360"/>
+        </w:sectPr>
+      </w:pPr>
     </w:p>
     <w:p>
       <w:pPr>
@@ -52014,7 +52136,7 @@
         <w:sz w:val="16"/>
         <w:szCs w:val="16"/>
       </w:rPr>
-      <w:t xml:space="preserve">UBP-PARTNER-v1.0  ·  Page </w:t>
+      <w:t xml:space="preserve">UBP-PARTNER-v3.0  ·  Page </w:t>
     </w:r>
     <w:r>
       <w:rPr>
@@ -52069,7 +52191,7 @@
         <w:sz w:val="16"/>
         <w:szCs w:val="16"/>
       </w:rPr>
-      <w:t xml:space="preserve">UBP-COACH-v1.0  ·  Page </w:t>
+      <w:t xml:space="preserve">UBP-COACH-v3.0  ·  Page </w:t>
     </w:r>
     <w:r>
       <w:rPr>

--- a/contracts/UniBlueprint-Contract-Suite-Combined.docx
+++ b/contracts/UniBlueprint-Contract-Suite-Combined.docx
@@ -394,7 +394,7 @@
                 <w:sz w:val="20"/>
                 <w:szCs w:val="20"/>
               </w:rPr>
-              <w:t xml:space="preserve">Partner Agreement</w:t>
+              <w:t xml:space="preserve">Lifestyle Blueprint Business Partner Agreement</w:t>
             </w:r>
           </w:p>
         </w:tc>
@@ -1656,8 +1656,7 @@
           <w:sz w:val="22"/>
           <w:szCs w:val="22"/>
         </w:rPr>
-        <w:tab/>
-        <w:t>The website Join page states that Uni Coaches "keep the majority of every booking". That is a public commitment made to every coach who has read it.</w:t>
+        <w:t xml:space="preserve">	The website Join page states that Uni Coaches "keep the majority of every booking". That is a public commitment made to every coach who has read it.</w:t>
       </w:r>
     </w:p>
     <w:p>
@@ -1682,8 +1681,7 @@
           <w:sz w:val="22"/>
           <w:szCs w:val="22"/>
         </w:rPr>
-        <w:tab/>
-        <w:t>Document 03 is now built around that commitment: Payment Option B defaults to an 85% Coach Share / 15% Platform Fee split, and Payment Option A gives 90% (Access Tier) or 92% (Plus Tier) — all consistent with “majority”. If a Payment Option B rate is individually renegotiated under clause 6.1 to below 50%, that no longer matches the public claim and must be confirmed as an intended departure from it before the agreement is issued.</w:t>
+        <w:t xml:space="preserve">	Document 03 is now built around that commitment: Payment Option B defaults to an 85% Coach Share / 15% Platform Fee split, and Payment Option A gives 90% (Access Tier) or 92% (Plus Tier) — all consistent with “majority”. If a Payment Option B rate is individually renegotiated under clause 7.1 to below 50%, that no longer matches the public claim and must be confirmed as an intended departure from it before the agreement is issued.</w:t>
       </w:r>
     </w:p>
     <w:p>
@@ -1708,8 +1706,7 @@
           <w:sz w:val="22"/>
           <w:szCs w:val="22"/>
         </w:rPr>
-        <w:tab/>
-        <w:t>If you want a different split for any Tier or Payment Option, change the website’s wording first. Issuing a contract at a rate that contradicts your published promise is the kind of inconsistency the WRC or a consumer protection body looks for.</w:t>
+        <w:t xml:space="preserve">	If you want a different split for any Tier or Payment Option, change the website’s wording first. Issuing a contract at a rate that contradicts your published promise is the kind of inconsistency the WRC or a consumer protection body looks for.</w:t>
       </w:r>
     </w:p>
     <w:p>
@@ -3378,7 +3375,7 @@
           <w:sz w:val="24"/>
           <w:szCs w:val="24"/>
         </w:rPr>
-        <w:t xml:space="preserve">The September deadlines you set</w:t>
+        <w:t xml:space="preserve">Deadlines built into the documents and the website</w:t>
       </w:r>
     </w:p>
     <w:tbl>
@@ -3498,7 +3495,7 @@
                 <w:sz w:val="20"/>
                 <w:szCs w:val="20"/>
               </w:rPr>
-              <w:t xml:space="preserve">20th of trial month</w:t>
+              <w:t xml:space="preserve">Decision Point (30 days after the Listing Live Date)</w:t>
             </w:r>
           </w:p>
         </w:tc>
@@ -3521,7 +3518,7 @@
                 <w:sz w:val="20"/>
                 <w:szCs w:val="20"/>
               </w:rPr>
-              <w:t xml:space="preserve">Partner must confirm or make contact with their UBP contact</w:t>
+              <w:t xml:space="preserve">Partner must confirm continuation (Payment Option A or B) or make contact with its Partnership Contact</w:t>
             </w:r>
           </w:p>
         </w:tc>
@@ -3544,7 +3541,7 @@
                 <w:sz w:val="20"/>
                 <w:szCs w:val="20"/>
               </w:rPr>
-              <w:t xml:space="preserve">Doc 02, clause 3</w:t>
+              <w:t xml:space="preserve">Doc 02, clause 3.1</w:t>
             </w:r>
           </w:p>
         </w:tc>
@@ -3570,7 +3567,7 @@
                 <w:sz w:val="20"/>
                 <w:szCs w:val="20"/>
               </w:rPr>
-              <w:t xml:space="preserve">5 days before that</w:t>
+              <w:t xml:space="preserve">At least 5 days before the Decision Point</w:t>
             </w:r>
           </w:p>
         </w:tc>
@@ -3594,7 +3591,7 @@
                 <w:sz w:val="20"/>
                 <w:szCs w:val="20"/>
               </w:rPr>
-              <w:t xml:space="preserve">UniBlueprint must send a reminder, or the date extends</w:t>
+              <w:t xml:space="preserve">UniBlueprint must send a written reminder, or the Decision Point extends by 5 days</w:t>
             </w:r>
           </w:p>
         </w:tc>
@@ -3643,7 +3640,7 @@
                 <w:sz w:val="20"/>
                 <w:szCs w:val="20"/>
               </w:rPr>
-              <w:t xml:space="preserve">End of trial month</w:t>
+              <w:t xml:space="preserve">At the Decision Point, if neither of the above happens</w:t>
             </w:r>
           </w:p>
         </w:tc>
@@ -3666,7 +3663,7 @@
                 <w:sz w:val="20"/>
                 <w:szCs w:val="20"/>
               </w:rPr>
-              <w:t xml:space="preserve">If no contact, listing pauses. No charge, no debt.</w:t>
+              <w:t xml:space="preserve">Listing pauses. No charge, no debt.</w:t>
             </w:r>
           </w:p>
         </w:tc>
@@ -3689,7 +3686,7 @@
                 <w:sz w:val="20"/>
                 <w:szCs w:val="20"/>
               </w:rPr>
-              <w:t xml:space="preserve">Doc 02, clause 3.4</w:t>
+              <w:t xml:space="preserve">Doc 02, clause 3.5</w:t>
             </w:r>
           </w:p>
         </w:tc>
@@ -3715,7 +3712,7 @@
                 <w:sz w:val="20"/>
                 <w:szCs w:val="20"/>
               </w:rPr>
-              <w:t xml:space="preserve">25 September 2026</w:t>
+              <w:t xml:space="preserve">30 days after the Coach's profile first becomes visible (end of the Free Trial Period)</w:t>
             </w:r>
           </w:p>
         </w:tc>
@@ -3739,7 +3736,7 @@
                 <w:sz w:val="20"/>
                 <w:szCs w:val="20"/>
               </w:rPr>
-              <w:t xml:space="preserve">UniBlueprint confirms the coach revenue share from 1 October</w:t>
+              <w:t xml:space="preserve">Coach Agreement issued confirming Tier and Payment Option (defaults to 85% Coach Share / 15% Platform Fee if the Coach does not choose)</w:t>
             </w:r>
           </w:p>
         </w:tc>
@@ -3763,7 +3760,7 @@
                 <w:sz w:val="20"/>
                 <w:szCs w:val="20"/>
               </w:rPr>
-              <w:t xml:space="preserve">Doc 03, clause 7.2</w:t>
+              <w:t xml:space="preserve">Doc 03, clauses 7.1 and 7.3</w:t>
             </w:r>
           </w:p>
         </w:tc>
@@ -3788,7 +3785,7 @@
                 <w:sz w:val="20"/>
                 <w:szCs w:val="20"/>
               </w:rPr>
-              <w:t xml:space="preserve">Within 14 days after</w:t>
+              <w:t xml:space="preserve">At any time, including during the trial</w:t>
             </w:r>
           </w:p>
         </w:tc>
@@ -3811,7 +3808,7 @@
                 <w:sz w:val="20"/>
                 <w:szCs w:val="20"/>
               </w:rPr>
-              <w:t xml:space="preserve">Coach may exit without penalty if the rate is worse</w:t>
+              <w:t xml:space="preserve">Either party may end the Coach's engagement on notice; no charge or debt arises during the Free Trial Period</w:t>
             </w:r>
           </w:p>
         </w:tc>
@@ -3834,7 +3831,7 @@
                 <w:sz w:val="20"/>
                 <w:szCs w:val="20"/>
               </w:rPr>
-              <w:t xml:space="preserve">Doc 03, clause 7.3</w:t>
+              <w:t xml:space="preserve">Doc 03, clause 21.2</w:t>
             </w:r>
           </w:p>
         </w:tc>
@@ -4158,8 +4155,7 @@
           <w:sz w:val="22"/>
           <w:szCs w:val="22"/>
         </w:rPr>
-        <w:tab/>
-        <w:t>The coach revenue share framing on the Join page (currently "majority of every booking", with the Tier/Payment Option percentages set out in document 03 Schedule 2)</w:t>
+        <w:t xml:space="preserve">	The coach revenue share framing on the Join page (currently "majority of every booking", with the Tier/Payment Option percentages set out in document 03 clause 7.1)</w:t>
       </w:r>
     </w:p>
     <w:p>
@@ -10021,7 +10017,7 @@
         </w:rPr>
         <w:t>4.3</w:t>
         <w:tab/>
-        <w:t>UniBlueprint may reassess the Partner’s Tier from time to time to reflect changes in the size of the Partner’s business, the scope of its Listing, or its pricing. UniBlueprint will give the Partner [NOTICE PERIOD — TO BE CONFIRMED BY FINANCE] written notice before a change of Tier takes effect.</w:t>
+        <w:t>UniBlueprint may reassess the Partner’s Tier from time to time to reflect changes in the size of the Partner’s business, the scope of its Listing, or its pricing. UniBlueprint will give the Partner thirty (30) days’ written notice before a change of Tier takes effect.</w:t>
       </w:r>
     </w:p>
     <w:p>
@@ -10053,7 +10049,7 @@
         </w:rPr>
         <w:t>4.5</w:t>
         <w:tab/>
-        <w:t>A Partner that signs a Business Partner Agreement before the Public Launch Date is awarded the Founding Partner Badge. The Badge is a timing-based recognition and is independent of the Partner’s Tier or Payment Option. [REVOCABILITY — TO BE CONFIRMED WITH SOLICITOR] governs whether the Badge is retained if the Partner later leaves and rejoins the Platform.</w:t>
+        <w:t>A Partner that signs a Business Partner Agreement before the Public Launch Date is awarded the Founding Partner Badge. The Badge is a timing-based recognition and is independent of the Partner’s Tier or Payment Option. The Badge is retained for as long as the Partner maintains a live Listing on the Platform. If the Listing lapses or is removed and the Partner later rejoins the Platform, the Badge is retained if the Partner rejoins within six (6) months of leaving, and is not retained if the Partner rejoins after that six (6) month period.</w:t>
       </w:r>
     </w:p>
     <w:p>
@@ -10571,7 +10567,7 @@
         </w:rPr>
         <w:t>9.2</w:t>
         <w:tab/>
-        <w:t>If the Partner or its personnel become aware, in the course of providing the Offer, that an individual they are dealing with is under the age of 18, the Partner must immediately stop dealing with that individual under the Listing and notify UniBlueprint without delay. UniBlueprint’s membership is intended for members aged 18 and over, though some UniBlueprint services are used by younger students — see the note on this in clause 3 of Document 03, the Uni Coach Agreement, which is the more relevant place for it given the nature of Elevation Blueprint coaching; this clause exists for the same reason, as a safeguard for Lifestyle Blueprint redemptions too.</w:t>
+        <w:t>If the Partner or its personnel become aware, in the course of providing the Offer, that an individual they are dealing with is under the age of 18, the Partner must immediately stop dealing with that individual under the Listing and notify UniBlueprint without delay. UniBlueprint’s membership is intended for members aged 18 and over, though some UniBlueprint services are used by younger students — see the age and vetting note in Document 03, the Uni Coach Agreement, which is the more relevant place for it given the nature of Elevation Blueprint coaching; this clause exists for the same reason, as a safeguard for Lifestyle Blueprint redemptions too.</w:t>
       </w:r>
     </w:p>
     <w:p>
@@ -10711,7 +10707,7 @@
         </w:rPr>
         <w:t>11.3</w:t>
         <w:tab/>
-        <w:t>The Partner will comply with the General Data Protection Regulation (EU) 2016/679 and the Data Protection Act 2018 in respect of all Member personal data it holds, will provide its own privacy notice, and will not use Member data for marketing without a lawful basis. Document 13 (Data Processing Terms) sets out further terms that apply where relevant.</w:t>
+        <w:t>The Partner will comply with the General Data Protection Regulation (EU) 2016/679 and the Data Protection Act 2018 in respect of all Member personal data it holds, will provide its own privacy notice, and will not use Member data for marketing without a lawful basis. Document 13 (Data Processing Terms), where UniBlueprint has provided the Partner with a copy of it, sets out further terms that apply where relevant.</w:t>
       </w:r>
     </w:p>
     <w:p>
@@ -13557,7 +13553,7 @@
           <w:b w:val="0"/>
           <w:sz w:val="22"/>
         </w:rPr>
-        <w:t>C.  This Agreement sets out the terms on which the Coach is listed during the trial, including how payment for any priced Booking is currently collected — see clause 6.4, which explains this honestly because it is a genuinely new part of how the Platform works.</w:t>
+        <w:t>C.  This Agreement sets out the terms on which the Coach is listed during the trial, including how payment for any priced Booking is currently collected — see clause 7.4, which explains this honestly because it is a genuinely new part of how the Platform works.</w:t>
       </w:r>
     </w:p>
     <w:p>
@@ -13683,7 +13679,7 @@
           <w:b w:val="0"/>
           <w:sz w:val="22"/>
         </w:rPr>
-        <w:t>” means the further, fuller agreement UniBlueprint will issue under clause 6.9 if the Coach continues beyond the Free Trial Period, covering the ongoing relationship.</w:t>
+        <w:t>” means the further, fuller agreement UniBlueprint will issue under clause 6.4 if the Coach continues beyond the Free Trial Period, covering the ongoing relationship.</w:t>
       </w:r>
     </w:p>
     <w:p>
@@ -13715,7 +13711,7 @@
           <w:b w:val="0"/>
           <w:sz w:val="22"/>
         </w:rPr>
-        <w:t>” means the Coach’s share of the Booking Value that will apply under a Coach Agreement, determined by the Coach’s Tier and Payment Option and calculated under clause 6.</w:t>
+        <w:t>” means the Coach’s share of the Booking Value that will apply under a Coach Agreement, determined by the Coach’s Tier and Payment Option and calculated under clause 7.</w:t>
       </w:r>
     </w:p>
     <w:p>
@@ -13739,7 +13735,7 @@
           <w:b/>
           <w:sz w:val="22"/>
         </w:rPr>
-        <w:t>Founding Coach Badge</w:t>
+        <w:t>Decision Point</w:t>
       </w:r>
       <w:r>
         <w:rPr>
@@ -13747,7 +13743,7 @@
           <w:b w:val="0"/>
           <w:sz w:val="22"/>
         </w:rPr>
-        <w:t>” means the recognition described in clause 6.8.</w:t>
+        <w:t>” means the 30th day after the Coach’s profile first becomes visible to Members, or such later date as UniBlueprint confirms in writing under clause 6.3.</w:t>
       </w:r>
     </w:p>
     <w:p>
@@ -13771,7 +13767,7 @@
           <w:b/>
           <w:sz w:val="22"/>
         </w:rPr>
-        <w:t>Free Trial Period</w:t>
+        <w:t>Founding Coach Badge</w:t>
       </w:r>
       <w:r>
         <w:rPr>
@@ -13779,7 +13775,7 @@
           <w:b w:val="0"/>
           <w:sz w:val="22"/>
         </w:rPr>
-        <w:t>” means the period beginning when the Coach’s profile first becomes visible to Members and ending 30 days later (or later, if extended by written agreement), during which no Tier Fee or Platform Fee of any kind is payable by the Coach to UniBlueprint.</w:t>
+        <w:t>” means the recognition described in clause 7.8.</w:t>
       </w:r>
     </w:p>
     <w:p>
@@ -13803,7 +13799,7 @@
           <w:b/>
           <w:sz w:val="22"/>
         </w:rPr>
-        <w:t>Member</w:t>
+        <w:t>Free Trial Period</w:t>
       </w:r>
       <w:r>
         <w:rPr>
@@ -13811,7 +13807,7 @@
           <w:b w:val="0"/>
           <w:sz w:val="22"/>
         </w:rPr>
-        <w:t>” means a registered user of the Platform.</w:t>
+        <w:t>” means the period beginning when the Coach’s profile first becomes visible to Members and ending at the Decision Point (or later, if extended under clause 6), during which no Tier Fee or Platform Fee of any kind is payable by the Coach to UniBlueprint.</w:t>
       </w:r>
     </w:p>
     <w:p>
@@ -13835,7 +13831,7 @@
           <w:b/>
           <w:sz w:val="22"/>
         </w:rPr>
-        <w:t>Payment Option A</w:t>
+        <w:t>Member</w:t>
       </w:r>
       <w:r>
         <w:rPr>
@@ -13843,7 +13839,7 @@
           <w:b w:val="0"/>
           <w:sz w:val="22"/>
         </w:rPr>
-        <w:t>” means the fixed monthly fee plus reduced Platform Fee structure that will apply under a Coach Agreement, as set out in clause 6.1.</w:t>
+        <w:t>” means a registered user of the Platform.</w:t>
       </w:r>
     </w:p>
     <w:p>
@@ -13867,7 +13863,7 @@
           <w:b/>
           <w:sz w:val="22"/>
         </w:rPr>
-        <w:t>Payment Option B</w:t>
+        <w:t>Payment Option A</w:t>
       </w:r>
       <w:r>
         <w:rPr>
@@ -13875,7 +13871,7 @@
           <w:b w:val="0"/>
           <w:sz w:val="22"/>
         </w:rPr>
-        <w:t>” means the nil monthly fee with the default or individually renegotiated Coach Share that will apply under a Coach Agreement, as set out in clause 6.1.</w:t>
+        <w:t>” means the fixed monthly fee plus reduced Platform Fee structure that will apply under a Coach Agreement, as set out in clause 7.1.</w:t>
       </w:r>
     </w:p>
     <w:p>
@@ -13899,7 +13895,7 @@
           <w:b/>
           <w:sz w:val="22"/>
         </w:rPr>
-        <w:t>Platform</w:t>
+        <w:t>Payment Option B</w:t>
       </w:r>
       <w:r>
         <w:rPr>
@@ -13907,7 +13903,7 @@
           <w:b w:val="0"/>
           <w:sz w:val="22"/>
         </w:rPr>
-        <w:t>” means the UniBlueprint website and mobile application.</w:t>
+        <w:t>” means the nil monthly fee with the default or individually renegotiated Coach Share that will apply under a Coach Agreement, as set out in clause 7.1.</w:t>
       </w:r>
     </w:p>
     <w:p>
@@ -13931,7 +13927,7 @@
           <w:b/>
           <w:sz w:val="22"/>
         </w:rPr>
-        <w:t>Platform Fee</w:t>
+        <w:t>Platform</w:t>
       </w:r>
       <w:r>
         <w:rPr>
@@ -13939,7 +13935,7 @@
           <w:b w:val="0"/>
           <w:sz w:val="22"/>
         </w:rPr>
-        <w:t>” means UniBlueprint’s share of the Booking Value that will apply under a Coach Agreement, determined by the Coach’s Tier and Payment Option and calculated under clause 6.</w:t>
+        <w:t>” means the UniBlueprint website and mobile application.</w:t>
       </w:r>
     </w:p>
     <w:p>
@@ -13963,7 +13959,7 @@
           <w:b/>
           <w:sz w:val="22"/>
         </w:rPr>
-        <w:t>Public Launch Date</w:t>
+        <w:t>Platform Fee</w:t>
       </w:r>
       <w:r>
         <w:rPr>
@@ -13971,7 +13967,7 @@
           <w:b w:val="0"/>
           <w:sz w:val="22"/>
         </w:rPr>
-        <w:t>” means the date UniBlueprint publicly launches the Platform, as notified on the Platform.</w:t>
+        <w:t>” means UniBlueprint’s share of the Booking Value that will apply under a Coach Agreement, determined by the Coach’s Tier and Payment Option and calculated under clause 7.</w:t>
       </w:r>
     </w:p>
     <w:p>
@@ -13995,7 +13991,7 @@
           <w:b/>
           <w:sz w:val="22"/>
         </w:rPr>
-        <w:t>Services</w:t>
+        <w:t>Public Launch Date</w:t>
       </w:r>
       <w:r>
         <w:rPr>
@@ -14003,7 +13999,7 @@
           <w:b w:val="0"/>
           <w:sz w:val="22"/>
         </w:rPr>
-        <w:t>” means the coaching services described in Schedule 1.</w:t>
+        <w:t>” means the date UniBlueprint publicly launches the Platform, as notified on the Platform.</w:t>
       </w:r>
     </w:p>
     <w:p>
@@ -14027,7 +14023,7 @@
           <w:b/>
           <w:sz w:val="22"/>
         </w:rPr>
-        <w:t>Tier</w:t>
+        <w:t>Services</w:t>
       </w:r>
       <w:r>
         <w:rPr>
@@ -14035,7 +14031,39 @@
           <w:b w:val="0"/>
           <w:sz w:val="22"/>
         </w:rPr>
-        <w:t>” means the classification (Access, Plus, or Signature) that will be assigned to the Coach under clause 6.1 if the Coach continues beyond the Free Trial Period.</w:t>
+        <w:t>” means the coaching services described in Schedule 1.</w:t>
+      </w:r>
+    </w:p>
+    <w:p>
+      <w:pPr>
+        <w:spacing w:after="80"/>
+        <w:ind w:left="1440" w:hanging="360"/>
+      </w:pPr>
+      <w:r>
+        <w:rPr>
+          <w:rFonts w:ascii="Calibri" w:hAnsi="Calibri" w:cs="Calibri" w:eastAsia="Calibri"/>
+          <w:b w:val="0"/>
+          <w:sz w:val="22"/>
+        </w:rPr>
+        <w:t>(o)</w:t>
+        <w:tab/>
+        <w:t>“</w:t>
+      </w:r>
+      <w:r>
+        <w:rPr>
+          <w:rFonts w:ascii="Calibri" w:hAnsi="Calibri" w:cs="Calibri" w:eastAsia="Calibri"/>
+          <w:b/>
+          <w:sz w:val="22"/>
+        </w:rPr>
+        <w:t>Tier</w:t>
+      </w:r>
+      <w:r>
+        <w:rPr>
+          <w:rFonts w:ascii="Calibri" w:hAnsi="Calibri" w:cs="Calibri" w:eastAsia="Calibri"/>
+          <w:b w:val="0"/>
+          <w:sz w:val="22"/>
+        </w:rPr>
+        <w:t>” means the classification (Access, Plus, or Signature) that will be assigned to the Coach under clause 7.1 if the Coach continues beyond the Free Trial Period.</w:t>
       </w:r>
     </w:p>
     <w:p>
@@ -14446,7 +14474,7 @@
         </w:rPr>
         <w:t>4.3</w:t>
         <w:tab/>
-        <w:t>Insurance does not limit the Coach’s liability under clause 10.</w:t>
+        <w:t>Insurance does not limit the Coach’s liability under clause 11.</w:t>
       </w:r>
     </w:p>
     <w:p>
@@ -14476,7 +14504,7 @@
         </w:rPr>
         <w:t>5.1</w:t>
         <w:tab/>
-        <w:t>The Coach sets their own prices for the Services, independently of their Tier, Payment Option, and the Coach Share and Platform Fee under clause 6. Those prices are recorded in Schedule 1 and displayed on the Coach’s Platform profile.</w:t>
+        <w:t>The Coach sets their own prices for the Services, independently of their Tier, Payment Option, and the Coach Share and Platform Fee under clause 7. Those prices are recorded in Schedule 1 and displayed on the Coach’s Platform profile.</w:t>
       </w:r>
     </w:p>
     <w:p>
@@ -14554,7 +14582,7 @@
           <w:color w:val="1E3A5F"/>
           <w:sz w:val="24"/>
         </w:rPr>
-        <w:t>6. Tier, Payment Option and the Fuller Agreement</w:t>
+        <w:t>6. What Happens at the Decision Point</w:t>
       </w:r>
     </w:p>
     <w:p>
@@ -14569,6 +14597,213 @@
           <w:sz w:val="22"/>
         </w:rPr>
         <w:t>6.1</w:t>
+        <w:tab/>
+        <w:t>On or before the Decision Point the Coach must do one of the following:</w:t>
+      </w:r>
+    </w:p>
+    <w:p>
+      <w:pPr>
+        <w:spacing w:after="80"/>
+        <w:ind w:left="1440" w:hanging="360"/>
+      </w:pPr>
+      <w:r>
+        <w:rPr>
+          <w:rFonts w:ascii="Calibri" w:hAnsi="Calibri" w:cs="Calibri" w:eastAsia="Calibri"/>
+          <w:b w:val="0"/>
+          <w:sz w:val="22"/>
+        </w:rPr>
+        <w:t>(a)</w:t>
+        <w:tab/>
+        <w:t>confirm in writing to UniBlueprint that they wish to continue, selecting Payment Option A or Payment Option B under clause 7; if the Coach confirms continuation without specifying an Option, Payment Option B applies, as set out in clause 7.3; or</w:t>
+      </w:r>
+    </w:p>
+    <w:p>
+      <w:pPr>
+        <w:spacing w:after="80"/>
+        <w:ind w:left="1440" w:hanging="360"/>
+      </w:pPr>
+      <w:r>
+        <w:rPr>
+          <w:rFonts w:ascii="Calibri" w:hAnsi="Calibri" w:cs="Calibri" w:eastAsia="Calibri"/>
+          <w:b w:val="0"/>
+          <w:sz w:val="22"/>
+        </w:rPr>
+        <w:t>(b)</w:t>
+        <w:tab/>
+        <w:t>make contact with UniBlueprint (by email, telephone, message, or meeting), using the contact details in Schedule 4, to discuss continuing, varying, or ending the arrangement.</w:t>
+      </w:r>
+    </w:p>
+    <w:p>
+      <w:pPr>
+        <w:spacing w:after="80"/>
+        <w:ind w:left="720" w:hanging="720"/>
+      </w:pPr>
+      <w:r>
+        <w:rPr>
+          <w:rFonts w:ascii="Calibri" w:hAnsi="Calibri" w:cs="Calibri" w:eastAsia="Calibri"/>
+          <w:b w:val="0"/>
+          <w:sz w:val="22"/>
+        </w:rPr>
+        <w:t>6.2</w:t>
+        <w:tab/>
+        <w:t>Contact under clause 6.1(b) is sufficient to satisfy the Decision Point requirement. The Coach is not required to make a final commitment by the Decision Point, only to engage.</w:t>
+      </w:r>
+    </w:p>
+    <w:p>
+      <w:pPr>
+        <w:spacing w:after="80"/>
+        <w:ind w:left="720" w:hanging="720"/>
+      </w:pPr>
+      <w:r>
+        <w:rPr>
+          <w:rFonts w:ascii="Calibri" w:hAnsi="Calibri" w:cs="Calibri" w:eastAsia="Calibri"/>
+          <w:b w:val="0"/>
+          <w:sz w:val="22"/>
+        </w:rPr>
+        <w:t>6.3</w:t>
+        <w:tab/>
+        <w:t>UniBlueprint will send the Coach a written reminder no later than five (5) days before the Decision Point, to the Coach’s email address in Schedule 4. Failure by UniBlueprint to send that reminder extends the Decision Point by five (5) days.</w:t>
+      </w:r>
+    </w:p>
+    <w:p>
+      <w:pPr>
+        <w:spacing w:after="80"/>
+        <w:ind w:left="720" w:hanging="720"/>
+      </w:pPr>
+      <w:r>
+        <w:rPr>
+          <w:rFonts w:ascii="Calibri" w:hAnsi="Calibri" w:cs="Calibri" w:eastAsia="Calibri"/>
+          <w:b w:val="0"/>
+          <w:sz w:val="22"/>
+        </w:rPr>
+        <w:t>6.4</w:t>
+        <w:tab/>
+        <w:t>If the Coach confirms they wish to continue under clause 6.1(a), or confirms continuing after contact under clause 6.1(b), UniBlueprint will issue the Coach Agreement — the fuller, ongoing contract — confirming the Coach’s Tier and Payment Option under clause 7, before any Tier Fee or Platform Fee becomes payable. Nothing in this Agreement itself commits the Coach to a Tier, a Payment Option, or a paid term; that is fixed only by signing the Coach Agreement.</w:t>
+      </w:r>
+    </w:p>
+    <w:p>
+      <w:pPr>
+        <w:spacing w:after="80"/>
+        <w:ind w:left="720" w:hanging="720"/>
+      </w:pPr>
+      <w:r>
+        <w:rPr>
+          <w:rFonts w:ascii="Calibri" w:hAnsi="Calibri" w:cs="Calibri" w:eastAsia="Calibri"/>
+          <w:b w:val="0"/>
+          <w:sz w:val="22"/>
+        </w:rPr>
+        <w:t>6.5</w:t>
+        <w:tab/>
+        <w:t>If the Coach does neither of the things in clause 6.1 by the Decision Point, then the Coach’s profile will be paused. A paused profile is hidden from Members. No Tier Fee or Platform Fee is payable and no debt arises. Silence does not create a payment obligation.</w:t>
+      </w:r>
+    </w:p>
+    <w:p>
+      <w:pPr>
+        <w:spacing w:after="80"/>
+        <w:ind w:left="720" w:hanging="720"/>
+      </w:pPr>
+      <w:r>
+        <w:rPr>
+          <w:rFonts w:ascii="Calibri" w:hAnsi="Calibri" w:cs="Calibri" w:eastAsia="Calibri"/>
+          <w:b w:val="0"/>
+          <w:sz w:val="22"/>
+        </w:rPr>
+        <w:t>6.6</w:t>
+        <w:tab/>
+        <w:t>A profile paused under clause 6.5 may be reactivated at any time within six (6) months by written agreement, without repeating the Free Trial Period.</w:t>
+      </w:r>
+    </w:p>
+    <w:tbl>
+      <w:tblPr>
+        <w:tblW w:type="dxa" w:w="9360"/>
+        <w:tblBorders>
+          <w:top w:val="single" w:color="auto" w:sz="4"/>
+          <w:left w:val="single" w:color="auto" w:sz="4"/>
+          <w:bottom w:val="single" w:color="auto" w:sz="4"/>
+          <w:right w:val="single" w:color="auto" w:sz="4"/>
+          <w:insideH w:val="single" w:color="auto" w:sz="4"/>
+          <w:insideV w:val="single" w:color="auto" w:sz="4"/>
+        </w:tblBorders>
+        <w:tblLayout w:type="fixed"/>
+        <w:tblLook w:firstColumn="1" w:firstRow="1" w:lastColumn="0" w:lastRow="0" w:noHBand="0" w:noVBand="1" w:val="04A0"/>
+      </w:tblPr>
+      <w:tblGrid>
+        <w:gridCol w:w="9746"/>
+        <w:gridCol w:w="9360"/>
+      </w:tblGrid>
+      <w:tr>
+        <w:tc>
+          <w:tcPr>
+            <w:tcW w:type="dxa" w:w="9360"/>
+            <w:tcBorders>
+              <w:top w:val="nil"/>
+              <w:left w:val="single" w:color="F59E0B" w:sz="18"/>
+              <w:bottom w:val="nil"/>
+              <w:right w:val="nil"/>
+            </w:tcBorders>
+            <w:shd w:val="clear" w:color="auto" w:fill="FFF4E5"/>
+            <w:tcMar>
+              <w:top w:type="dxa" w:w="140"/>
+              <w:left w:type="dxa" w:w="180"/>
+              <w:bottom w:type="dxa" w:w="140"/>
+              <w:right w:type="dxa" w:w="180"/>
+            </w:tcMar>
+          </w:tcPr>
+          <w:p>
+            <w:pPr>
+              <w:spacing w:after="60"/>
+            </w:pPr>
+            <w:r/>
+            <w:r>
+              <w:rPr>
+                <w:rFonts w:ascii="Calibri" w:hAnsi="Calibri" w:cs="Calibri" w:eastAsia="Calibri"/>
+                <w:b/>
+                <w:color w:val="92400E"/>
+                <w:sz w:val="20"/>
+              </w:rPr>
+              <w:t>Why silence pauses rather than bills</w:t>
+            </w:r>
+          </w:p>
+          <w:p>
+            <w:r>
+              <w:rPr>
+                <w:rFonts w:ascii="Calibri" w:hAnsi="Calibri" w:cs="Calibri" w:eastAsia="Calibri"/>
+                <w:b w:val="0"/>
+                <w:color w:val="78350F"/>
+                <w:sz w:val="20"/>
+              </w:rPr>
+              <w:t>Auto-converting a non-responding coach onto a paid Tier creates a debt you would have to chase, and is the kind of term the CCPC scrutinises. Pausing costs you nothing and keeps the relationship open. If you want auto-conversion instead, that must be flagged prominently before signature and is a commercial decision to take with advice.</w:t>
+            </w:r>
+          </w:p>
+        </w:tc>
+      </w:tr>
+    </w:tbl>
+    <w:p>
+      <w:pPr>
+        <w:spacing w:before="280" w:after="120"/>
+      </w:pPr>
+      <w:r>
+        <w:rPr>
+          <w:rFonts w:ascii="Calibri" w:hAnsi="Calibri" w:cs="Calibri" w:eastAsia="Calibri"/>
+          <w:b/>
+          <w:color w:val="1E3A5F"/>
+          <w:sz w:val="24"/>
+        </w:rPr>
+        <w:t>7. Tier, Payment Option and the Fuller Agreement</w:t>
+      </w:r>
+    </w:p>
+    <w:p>
+      <w:pPr>
+        <w:spacing w:after="80"/>
+        <w:ind w:left="720" w:hanging="720"/>
+      </w:pPr>
+      <w:r>
+        <w:rPr>
+          <w:rFonts w:ascii="Calibri" w:hAnsi="Calibri" w:cs="Calibri" w:eastAsia="Calibri"/>
+          <w:b w:val="0"/>
+          <w:sz w:val="22"/>
+        </w:rPr>
+        <w:t>7.1</w:t>
         <w:tab/>
         <w:t>If the Coach continues beyond the Free Trial Period, UniBlueprint classifies the Coach into one of three Tiers — Access, Plus, or Signature — based on the Coach’s own session pricing, the scope of Services they offer, and demonstrated demand for the Coach on the Platform. The Coach Share and Platform Fee that will apply for each Tier and Payment Option are:</w:t>
       </w:r>
@@ -14735,7 +14970,7 @@
                 <w:b w:val="0"/>
                 <w:sz w:val="20"/>
               </w:rPr>
-              <w:t>85% Coach Share / 15% Platform Fee as UniBlueprint’s starting reference point — individually negotiated, uncapped, confidential — clause 13.3</w:t>
+              <w:t>85% Coach Share / 15% Platform Fee as UniBlueprint’s starting reference point — individually negotiated, uncapped, confidential — clause 14.3</w:t>
             </w:r>
           </w:p>
         </w:tc>
@@ -14806,7 +15041,7 @@
                 <w:b w:val="0"/>
                 <w:sz w:val="20"/>
               </w:rPr>
-              <w:t>85% Coach Share / 15% Platform Fee as UniBlueprint’s starting reference point — individually negotiated, uncapped, confidential — clause 13.3</w:t>
+              <w:t>85% Coach Share / 15% Platform Fee as UniBlueprint’s starting reference point — individually negotiated, uncapped, confidential — clause 14.3</w:t>
             </w:r>
           </w:p>
         </w:tc>
@@ -14874,7 +15109,7 @@
                 <w:b w:val="0"/>
                 <w:sz w:val="20"/>
               </w:rPr>
-              <w:t>85% Coach Share / 15% Platform Fee as UniBlueprint’s starting reference point — individually negotiated, uncapped, confidential — clause 13.3</w:t>
+              <w:t>85% Coach Share / 15% Platform Fee as UniBlueprint’s starting reference point — individually negotiated, uncapped, confidential — clause 14.3</w:t>
             </w:r>
           </w:p>
         </w:tc>
@@ -14896,9 +15131,9 @@
           <w:b w:val="0"/>
           <w:sz w:val="22"/>
         </w:rPr>
-        <w:t>6.2</w:t>
+        <w:t>7.2</w:t>
         <w:tab/>
-        <w:t>The figures above are consistent with UniBlueprint’s public statement that Coaches “keep the majority of every booking” — every figure shown is above 50%. If a negotiated Payment Option B rate under clause 6.1 would give the Coach less than half of the Booking Value, UniBlueprint will confirm this with the Coach in writing as a deliberate, acknowledged departure from that public statement before it takes effect, not silently.</w:t>
+        <w:t>The figures above are consistent with UniBlueprint’s public statement that Coaches “keep the majority of every booking” — every figure shown is above 50%. If a negotiated Payment Option B rate under clause 7.1 would give the Coach less than half of the Booking Value, UniBlueprint will confirm this with the Coach in writing as a deliberate, acknowledged departure from that public statement before it takes effect, not silently.</w:t>
       </w:r>
     </w:p>
     <w:p>
@@ -14912,9 +15147,9 @@
           <w:b w:val="0"/>
           <w:sz w:val="22"/>
         </w:rPr>
-        <w:t>6.3</w:t>
+        <w:t>7.3</w:t>
         <w:tab/>
-        <w:t>Under a Coach Agreement, if the Coach does not specify a Payment Option, Payment Option B applies at the default 85% Coach Share / 15% Platform Fee reference point described above.</w:t>
+        <w:t>Under a Coach Agreement, if the Coach does not specify a Payment Option, Payment Option B applies at the default 85% Coach Share / 15% Platform Fee reference point described above. [GOVERNANCE PROCESS — TO BE CONFIRMED] governs who at UniBlueprint has authority to agree a Payment Option B rate that departs from this default reference point.</w:t>
       </w:r>
     </w:p>
     <w:p>
@@ -14928,7 +15163,7 @@
           <w:b w:val="0"/>
           <w:sz w:val="22"/>
         </w:rPr>
-        <w:t>6.4</w:t>
+        <w:t>7.4</w:t>
         <w:tab/>
         <w:t>As of the date of this Agreement, when a Member pays for a chargeable Booking through the Platform’s checkout, UniBlueprint’s payment processor (Stripe) collects the full Booking Value and it is paid to UniBlueprint. There is currently no Stripe Connect or similar mechanism that splits or routes any part of a payment directly to the Coach at the time the Member pays. Once the Coach’s Tier and Payment Option are confirmed under a Coach Agreement, UniBlueprint will calculate the Coach Share due and settle it with the Coach directly. For now this is expected to be administered manually by UniBlueprint’s Finance team, with a clear statement for each Booking, until an automatic payment-splitting mechanism is built — UniBlueprint will tell the Coach plainly, before it affects them, once that changes. A Booking with no price — an enquiry-only Coach, or a free Intro Call under clause 5.5 — involves no payment of any kind, so nothing is owed to or by anyone under this clause.</w:t>
       </w:r>
@@ -14944,7 +15179,7 @@
           <w:b w:val="0"/>
           <w:sz w:val="22"/>
         </w:rPr>
-        <w:t>6.5</w:t>
+        <w:t>7.5</w:t>
         <w:tab/>
         <w:t>Where a Member is refunded under the UniBlueprint Refund Policy, the corresponding Coach Share is not payable, or if already paid, is deducted from the amount next due to the Coach. Where the refund arises solely from UniBlueprint’s act or omission, UniBlueprint bears the cost and no deduction is made.</w:t>
       </w:r>
@@ -14960,7 +15195,7 @@
           <w:b w:val="0"/>
           <w:sz w:val="22"/>
         </w:rPr>
-        <w:t>6.6</w:t>
+        <w:t>7.6</w:t>
         <w:tab/>
         <w:t>The Coach is responsible for issuing any VAT invoice required and for accounting for VAT on the Coach Share.</w:t>
       </w:r>
@@ -14976,9 +15211,9 @@
           <w:b w:val="0"/>
           <w:sz w:val="22"/>
         </w:rPr>
-        <w:t>6.7</w:t>
+        <w:t>7.7</w:t>
         <w:tab/>
-        <w:t>UniBlueprint may reassess the Coach’s Tier from time to time to reflect changes in the Coach’s pricing, scope of Services, or demonstrated demand. UniBlueprint will give the Coach [NOTICE PERIOD — TO BE CONFIRMED BY FINANCE] written notice before a change of Tier takes effect.</w:t>
+        <w:t>UniBlueprint may reassess the Coach’s Tier from time to time to reflect changes in the Coach’s pricing, scope of Services, or demonstrated demand. UniBlueprint will give the Coach thirty (30) days’ written notice before a change of Tier takes effect.</w:t>
       </w:r>
     </w:p>
     <w:p>
@@ -14992,9 +15227,9 @@
           <w:b w:val="0"/>
           <w:sz w:val="22"/>
         </w:rPr>
-        <w:t>6.8</w:t>
+        <w:t>7.8</w:t>
         <w:tab/>
-        <w:t>A Coach that signs a Coach Agreement before the Public Launch Date is awarded the Founding Coach Badge. The Badge is a timing-based recognition and is independent of the Coach’s Tier or Payment Option. [REVOCABILITY — TO BE CONFIRMED WITH SOLICITOR] governs whether the Badge is retained if the Coach later leaves and rejoins the Platform.</w:t>
+        <w:t>A Coach that signs a Coach Agreement before the Public Launch Date is awarded the Founding Coach Badge. The Badge is a timing-based recognition and is independent of the Coach’s Tier or Payment Option. The Badge is retained for as long as the Coach maintains a live profile on the Platform. If the Coach’s profile is paused or removed and the Coach later rejoins the Platform, the Badge is retained if the Coach rejoins within the six (6) month period in clause 6.6, and is not retained if the Coach rejoins after that period.</w:t>
       </w:r>
     </w:p>
     <w:p>
@@ -15008,7 +15243,7 @@
           <w:b w:val="0"/>
           <w:sz w:val="22"/>
         </w:rPr>
-        <w:t>6.9</w:t>
+        <w:t>7.9</w:t>
         <w:tab/>
         <w:t>Once a Tier, Payment Option, and (if applicable) negotiated Coach Share are assigned under a Coach Agreement, the Coach can see their own current figures at any time through their Coach Portal account. During the Free Trial Period itself, these are typically not yet assigned.</w:t>
       </w:r>
@@ -15024,7 +15259,7 @@
           <w:color w:val="1E3A5F"/>
           <w:sz w:val="24"/>
         </w:rPr>
-        <w:t>7. Delivery standards</w:t>
+        <w:t>8. Delivery standards</w:t>
       </w:r>
     </w:p>
     <w:p>
@@ -15038,7 +15273,7 @@
           <w:b w:val="0"/>
           <w:sz w:val="22"/>
         </w:rPr>
-        <w:t>7.1</w:t>
+        <w:t>8.1</w:t>
         <w:tab/>
         <w:t>The Coach will deliver the Services with the reasonable skill and care expected of a competent professional in their field.</w:t>
       </w:r>
@@ -15054,7 +15289,7 @@
           <w:b w:val="0"/>
           <w:sz w:val="22"/>
         </w:rPr>
-        <w:t>7.2</w:t>
+        <w:t>8.2</w:t>
         <w:tab/>
         <w:t>The Coach will respond to a Member enquiry or Booking request within forty-eight (48) hours, and will confirm session arrangements in advance through the Platform.</w:t>
       </w:r>
@@ -15070,7 +15305,7 @@
           <w:b w:val="0"/>
           <w:sz w:val="22"/>
         </w:rPr>
-        <w:t>7.3</w:t>
+        <w:t>8.3</w:t>
         <w:tab/>
         <w:t>The Coach will apply the cancellation terms in the UniBlueprint Refund Policy: a Member cancelling more than twenty-four (24) hours before a session receives a full refund; a Member cancelling within twenty-four (24) hours receives a fifty per cent (50%) refund; a Member who does not attend is not refunded.</w:t>
       </w:r>
@@ -15086,7 +15321,7 @@
           <w:b w:val="0"/>
           <w:sz w:val="22"/>
         </w:rPr>
-        <w:t>7.4</w:t>
+        <w:t>8.4</w:t>
         <w:tab/>
         <w:t>If the Coach cancels or fails to attend a session, the Member is refunded in full and no Coach Share is payable. Repeated cancellation by the Coach is a material breach.</w:t>
       </w:r>
@@ -15102,7 +15337,7 @@
           <w:b w:val="0"/>
           <w:sz w:val="22"/>
         </w:rPr>
-        <w:t>7.5</w:t>
+        <w:t>8.5</w:t>
         <w:tab/>
         <w:t>The Coach will keep appropriate records of sessions delivered and will co-operate with any reasonable quality review by UniBlueprint.</w:t>
       </w:r>
@@ -15118,7 +15353,7 @@
           <w:color w:val="1E3A5F"/>
           <w:sz w:val="24"/>
         </w:rPr>
-        <w:t>8. Conduct</w:t>
+        <w:t>9. Conduct</w:t>
       </w:r>
     </w:p>
     <w:p>
@@ -15132,7 +15367,7 @@
           <w:b w:val="0"/>
           <w:sz w:val="22"/>
         </w:rPr>
-        <w:t>8.1</w:t>
+        <w:t>9.1</w:t>
         <w:tab/>
         <w:t>The Coach will treat every Member with respect and will not discriminate on any ground protected by the Equal Status Acts 2000 to 2018.</w:t>
       </w:r>
@@ -15148,7 +15383,7 @@
           <w:b w:val="0"/>
           <w:sz w:val="22"/>
         </w:rPr>
-        <w:t>8.2</w:t>
+        <w:t>9.2</w:t>
         <w:tab/>
         <w:t>The Coach will maintain appropriate professional boundaries with Members at all times, will not pursue a personal or romantic relationship with a Member met through the Platform, and will not contact a Member for any purpose unrelated to the Services.</w:t>
       </w:r>
@@ -15164,7 +15399,7 @@
           <w:b w:val="0"/>
           <w:sz w:val="22"/>
         </w:rPr>
-        <w:t>8.3</w:t>
+        <w:t>9.3</w:t>
         <w:tab/>
         <w:t>The Coach will not give advice outside their competence. In particular the Coach will not provide medical, psychological, psychiatric, financial, or legal advice unless qualified and insured to do so, and will refer a Member to an appropriate professional where the Member’s needs fall outside the Coach’s scope.</w:t>
       </w:r>
@@ -15180,7 +15415,7 @@
           <w:b w:val="0"/>
           <w:sz w:val="22"/>
         </w:rPr>
-        <w:t>8.4</w:t>
+        <w:t>9.4</w:t>
         <w:tab/>
         <w:t>If a Member discloses risk of harm to themselves or another person, the Coach will follow the escalation steps in the Safeguarding and Code of Conduct Policy and notify UniBlueprint immediately.</w:t>
       </w:r>
@@ -15196,7 +15431,7 @@
           <w:b w:val="0"/>
           <w:sz w:val="22"/>
         </w:rPr>
-        <w:t>8.5</w:t>
+        <w:t>9.5</w:t>
         <w:tab/>
         <w:t>The Coach will not bring UniBlueprint into disrepute.</w:t>
       </w:r>
@@ -15212,7 +15447,7 @@
           <w:color w:val="1E3A5F"/>
           <w:sz w:val="24"/>
         </w:rPr>
-        <w:t>9. Intellectual property</w:t>
+        <w:t>10. Intellectual property</w:t>
       </w:r>
     </w:p>
     <w:p>
@@ -15226,7 +15461,7 @@
           <w:b w:val="0"/>
           <w:sz w:val="22"/>
         </w:rPr>
-        <w:t>9.1</w:t>
+        <w:t>10.1</w:t>
         <w:tab/>
         <w:t>The Coach retains ownership of coaching materials they created before this Agreement or independently of it.</w:t>
       </w:r>
@@ -15242,7 +15477,7 @@
           <w:b w:val="0"/>
           <w:sz w:val="22"/>
         </w:rPr>
-        <w:t>9.2</w:t>
+        <w:t>10.2</w:t>
         <w:tab/>
         <w:t>The Coach grants UniBlueprint a non-exclusive, royalty-free licence to use their name, image, profile content, and biography to list and promote them on the Platform and in UniBlueprint marketing, for the term of this Agreement and for archived material afterwards.</w:t>
       </w:r>
@@ -15258,7 +15493,7 @@
           <w:b w:val="0"/>
           <w:sz w:val="22"/>
         </w:rPr>
-        <w:t>9.3</w:t>
+        <w:t>10.3</w:t>
         <w:tab/>
         <w:t>Where UniBlueprint specifically commissions and pays for material to be created for the Platform, that material and all intellectual property in it belongs to UniBlueprint, and the Coach assigns it with full title guarantee and waives any moral rights in it so far as the law allows.</w:t>
       </w:r>
@@ -15274,7 +15509,7 @@
           <w:b w:val="0"/>
           <w:sz w:val="22"/>
         </w:rPr>
-        <w:t>9.4</w:t>
+        <w:t>10.4</w:t>
         <w:tab/>
         <w:t>The Coach will not use UniBlueprint’s name, logo, or content except to identify themselves as a UniBlueprint coach.</w:t>
       </w:r>
@@ -15290,7 +15525,7 @@
           <w:color w:val="1E3A5F"/>
           <w:sz w:val="24"/>
         </w:rPr>
-        <w:t>10. Liability and indemnity</w:t>
+        <w:t>11. Liability and indemnity</w:t>
       </w:r>
     </w:p>
     <w:p>
@@ -15304,7 +15539,7 @@
           <w:b w:val="0"/>
           <w:sz w:val="22"/>
         </w:rPr>
-        <w:t>10.1</w:t>
+        <w:t>11.1</w:t>
         <w:tab/>
         <w:t>Nothing in this Agreement limits liability for death or personal injury caused by negligence, for fraud, or for anything that cannot lawfully be limited.</w:t>
       </w:r>
@@ -15320,9 +15555,9 @@
           <w:b w:val="0"/>
           <w:sz w:val="22"/>
         </w:rPr>
-        <w:t>10.2</w:t>
+        <w:t>11.2</w:t>
         <w:tab/>
-        <w:t>The Coach is solely responsible for the Services they deliver and for any advice they give. The Coach will indemnify UniBlueprint against any claim, loss, cost, or expense arising from the Services, from any breach of clauses 3, 4, 7, or 8, or from any injury or loss suffered by a Member in connection with a session.</w:t>
+        <w:t>The Coach is solely responsible for the Services they deliver and for any advice they give. The Coach will indemnify UniBlueprint against any claim, loss, cost, or expense arising from the Services, from any breach of clauses 3, 4, 8, or 9, or from any injury or loss suffered by a Member in connection with a session.</w:t>
       </w:r>
     </w:p>
     <w:p>
@@ -15336,9 +15571,9 @@
           <w:b w:val="0"/>
           <w:sz w:val="22"/>
         </w:rPr>
-        <w:t>10.3</w:t>
+        <w:t>11.3</w:t>
         <w:tab/>
-        <w:t>Subject to clause 10.1, UniBlueprint’s total liability to the Coach under this Agreement is limited to the total Coach Share paid or payable to the Coach in the three (3) months before the claim arose, or €500 if greater, reflecting that no Coach Share is payable at all during the Free Trial Period itself.</w:t>
+        <w:t>Subject to clause 11.1, UniBlueprint’s total liability to the Coach under this Agreement is limited to the total Coach Share paid or payable to the Coach in the twelve (12) months before the claim arose, or €500 if greater, reflecting that no Coach Share is payable at all during the Free Trial Period itself.</w:t>
       </w:r>
     </w:p>
     <w:p>
@@ -15352,7 +15587,7 @@
           <w:b w:val="0"/>
           <w:sz w:val="22"/>
         </w:rPr>
-        <w:t>10.4</w:t>
+        <w:t>11.4</w:t>
         <w:tab/>
         <w:t>UniBlueprint gives no guarantee of any number of Bookings, level of income, or continued listing.</w:t>
       </w:r>
@@ -15368,7 +15603,7 @@
           <w:color w:val="1E3A5F"/>
           <w:sz w:val="24"/>
         </w:rPr>
-        <w:t>11. Data protection</w:t>
+        <w:t>12. Data protection</w:t>
       </w:r>
     </w:p>
     <w:p>
@@ -15382,9 +15617,9 @@
           <w:b w:val="0"/>
           <w:sz w:val="22"/>
         </w:rPr>
-        <w:t>11.1</w:t>
+        <w:t>12.1</w:t>
         <w:tab/>
-        <w:t>Where the Coach processes Member personal data on UniBlueprint’s instructions through the Platform, the Coach acts as a processor and will comply with the Data Processing Terms issued by UniBlueprint (Document 13).</w:t>
+        <w:t>Where the Coach processes Member personal data on UniBlueprint’s instructions through the Platform, the Coach acts as a processor and will comply with the Data Processing Terms issued by UniBlueprint (Document 13), where UniBlueprint has provided the Coach with a copy of it.</w:t>
       </w:r>
     </w:p>
     <w:p>
@@ -15398,7 +15633,7 @@
           <w:b w:val="0"/>
           <w:sz w:val="22"/>
         </w:rPr>
-        <w:t>11.2</w:t>
+        <w:t>12.2</w:t>
         <w:tab/>
         <w:t>Where the Coach holds Member data for their own records, including session notes and client files, the Coach is an independent controller and must comply with the General Data Protection Regulation (EU) 2016/679 and the Data Protection Act 2018 in its own right.</w:t>
       </w:r>
@@ -15414,7 +15649,7 @@
           <w:b w:val="0"/>
           <w:sz w:val="22"/>
         </w:rPr>
-        <w:t>11.3</w:t>
+        <w:t>12.3</w:t>
         <w:tab/>
         <w:t>The Coach will keep Member information confidential, will not disclose it except as required by law or to prevent serious harm, and will notify UniBlueprint of any personal data breach without undue delay and in any event within twenty-four (24) hours of becoming aware of it.</w:t>
       </w:r>
@@ -15430,7 +15665,7 @@
           <w:color w:val="1E3A5F"/>
           <w:sz w:val="24"/>
         </w:rPr>
-        <w:t>12. Confidentiality</w:t>
+        <w:t>13. Confidentiality</w:t>
       </w:r>
     </w:p>
     <w:p>
@@ -15444,7 +15679,7 @@
           <w:b w:val="0"/>
           <w:sz w:val="22"/>
         </w:rPr>
-        <w:t>12.1</w:t>
+        <w:t>13.1</w:t>
         <w:tab/>
         <w:t>The Coach will not disclose UniBlueprint’s confidential information, including commercial terms, Member numbers, product plans, and the terms of this Agreement, without consent.</w:t>
       </w:r>
@@ -15460,7 +15695,7 @@
           <w:b w:val="0"/>
           <w:sz w:val="22"/>
         </w:rPr>
-        <w:t>12.2</w:t>
+        <w:t>13.2</w:t>
         <w:tab/>
         <w:t>This obligation continues for three (3) years after termination.</w:t>
       </w:r>
@@ -15476,7 +15711,7 @@
           <w:color w:val="1E3A5F"/>
           <w:sz w:val="24"/>
         </w:rPr>
-        <w:t>13. Non-solicitation</w:t>
+        <w:t>14. Non-solicitation</w:t>
       </w:r>
     </w:p>
     <w:p>
@@ -15490,7 +15725,7 @@
           <w:b w:val="0"/>
           <w:sz w:val="22"/>
         </w:rPr>
-        <w:t>13.1</w:t>
+        <w:t>14.1</w:t>
         <w:tab/>
         <w:t>For twelve (12) months after termination, the Coach will not deliberately induce a Member first introduced to the Coach through the Platform to take services from the Coach outside the Platform, where the purpose is to avoid a Platform Fee that would otherwise be payable under a Coach Agreement.</w:t>
       </w:r>
@@ -15506,9 +15741,9 @@
           <w:b w:val="0"/>
           <w:sz w:val="22"/>
         </w:rPr>
-        <w:t>13.2</w:t>
+        <w:t>14.2</w:t>
         <w:tab/>
-        <w:t>Clause 13.1 does not prevent the Coach from continuing to work with a Member who approaches them independently, from working with anyone the Coach knew before the introduction, or from advertising generally.</w:t>
+        <w:t>Clause 14.1 does not prevent the Coach from continuing to work with a Member who approaches them independently, from working with anyone the Coach knew before the introduction, or from advertising generally.</w:t>
       </w:r>
     </w:p>
     <w:p>
@@ -15522,9 +15757,9 @@
           <w:b w:val="0"/>
           <w:sz w:val="22"/>
         </w:rPr>
-        <w:t>13.3</w:t>
+        <w:t>14.3</w:t>
         <w:tab/>
-        <w:t>Without limiting clause 12.1, any Coach Share or Platform Fee renegotiated under Payment Option B is confidential and must not be disclosed by either party to any other coach, partner, or third party.</w:t>
+        <w:t>Without limiting clause 13.1, any Coach Share or Platform Fee renegotiated under Payment Option B is confidential and must not be disclosed by either party to any other coach, partner, or third party.</w:t>
       </w:r>
     </w:p>
     <w:p>
@@ -15538,7 +15773,7 @@
           <w:b w:val="0"/>
           <w:sz w:val="22"/>
         </w:rPr>
-        <w:t>13.4</w:t>
+        <w:t>14.4</w:t>
         <w:tab/>
         <w:t>The Coach is free to work for any competitor at any time, during and after this Agreement. Nothing in this Agreement restricts the Coach’s trade.</w:t>
       </w:r>
@@ -15554,7 +15789,7 @@
           <w:color w:val="1E3A5F"/>
           <w:sz w:val="24"/>
         </w:rPr>
-        <w:t>14. Records and audit</w:t>
+        <w:t>15. Records and audit</w:t>
       </w:r>
     </w:p>
     <w:p>
@@ -15568,7 +15803,7 @@
           <w:b w:val="0"/>
           <w:sz w:val="22"/>
         </w:rPr>
-        <w:t>14.1</w:t>
+        <w:t>15.1</w:t>
         <w:tab/>
         <w:t>The Coach will keep accurate records of all Bookings for six (6) years.</w:t>
       </w:r>
@@ -15584,7 +15819,7 @@
           <w:b w:val="0"/>
           <w:sz w:val="22"/>
         </w:rPr>
-        <w:t>14.2</w:t>
+        <w:t>15.2</w:t>
         <w:tab/>
         <w:t>UniBlueprint may, on reasonable notice, audit or request evidence of those records to the extent necessary to verify the Coach Share and Platform Fee calculated and paid under a Coach Agreement.</w:t>
       </w:r>
@@ -15600,7 +15835,7 @@
           <w:color w:val="1E3A5F"/>
           <w:sz w:val="24"/>
         </w:rPr>
-        <w:t>15. Set-off</w:t>
+        <w:t>16. Set-off</w:t>
       </w:r>
     </w:p>
     <w:p>
@@ -15614,7 +15849,7 @@
           <w:b w:val="0"/>
           <w:sz w:val="22"/>
         </w:rPr>
-        <w:t>15.1</w:t>
+        <w:t>16.1</w:t>
         <w:tab/>
         <w:t>Once a Coach Agreement is in place, UniBlueprint may set off any amount owed to it by the Coach under that agreement against any amount due to the Coach.</w:t>
       </w:r>
@@ -15630,7 +15865,7 @@
           <w:color w:val="1E3A5F"/>
           <w:sz w:val="24"/>
         </w:rPr>
-        <w:t>16. Warranties</w:t>
+        <w:t>17. Warranties</w:t>
       </w:r>
     </w:p>
     <w:p>
@@ -15644,7 +15879,7 @@
           <w:b w:val="0"/>
           <w:sz w:val="22"/>
         </w:rPr>
-        <w:t>16.1</w:t>
+        <w:t>17.1</w:t>
         <w:tab/>
         <w:t>Each party warrants that it has full power and authority to enter into and perform this Agreement.</w:t>
       </w:r>
@@ -15660,7 +15895,7 @@
           <w:color w:val="1E3A5F"/>
           <w:sz w:val="24"/>
         </w:rPr>
-        <w:t>17. Anti-bribery and corruption</w:t>
+        <w:t>18. Anti-bribery and corruption</w:t>
       </w:r>
     </w:p>
     <w:p>
@@ -15674,7 +15909,7 @@
           <w:b w:val="0"/>
           <w:sz w:val="22"/>
         </w:rPr>
-        <w:t>17.1</w:t>
+        <w:t>18.1</w:t>
         <w:tab/>
         <w:t>Each party will comply with the Criminal Justice (Corruption Offences) Act 2018 and will not offer, give, solicit, or accept any bribe or other corrupt advantage in connection with this Agreement.</w:t>
       </w:r>
@@ -15690,7 +15925,7 @@
           <w:color w:val="1E3A5F"/>
           <w:sz w:val="24"/>
         </w:rPr>
-        <w:t>18. Publicity</w:t>
+        <w:t>19. Publicity</w:t>
       </w:r>
     </w:p>
     <w:p>
@@ -15704,7 +15939,7 @@
           <w:b w:val="0"/>
           <w:sz w:val="22"/>
         </w:rPr>
-        <w:t>18.1</w:t>
+        <w:t>19.1</w:t>
         <w:tab/>
         <w:t>Neither party will issue a press release or public announcement about the other or this Agreement, beyond the ordinary operation of the Coach’s listing, without the other’s prior consent.</w:t>
       </w:r>
@@ -15720,7 +15955,7 @@
           <w:color w:val="1E3A5F"/>
           <w:sz w:val="24"/>
         </w:rPr>
-        <w:t>19. Force majeure</w:t>
+        <w:t>20. Force majeure</w:t>
       </w:r>
     </w:p>
     <w:p>
@@ -15734,7 +15969,7 @@
           <w:b w:val="0"/>
           <w:sz w:val="22"/>
         </w:rPr>
-        <w:t>19.1</w:t>
+        <w:t>20.1</w:t>
         <w:tab/>
         <w:t>Neither party is liable for a failure or delay in performing its obligations (other than a payment obligation already due) caused by an event beyond its reasonable control, and that party’s obligations are suspended for as long as the event continues.</w:t>
       </w:r>
@@ -15750,7 +15985,7 @@
           <w:b w:val="0"/>
           <w:sz w:val="22"/>
         </w:rPr>
-        <w:t>19.2</w:t>
+        <w:t>20.2</w:t>
         <w:tab/>
         <w:t>If a force majeure event continues for sixty (60) consecutive days, either party may terminate this Agreement by written notice.</w:t>
       </w:r>
@@ -15766,7 +16001,7 @@
           <w:color w:val="1E3A5F"/>
           <w:sz w:val="24"/>
         </w:rPr>
-        <w:t>20. Term and termination</w:t>
+        <w:t>21. Term and termination</w:t>
       </w:r>
     </w:p>
     <w:p>
@@ -15780,9 +16015,9 @@
           <w:b w:val="0"/>
           <w:sz w:val="22"/>
         </w:rPr>
-        <w:t>20.1</w:t>
+        <w:t>21.1</w:t>
         <w:tab/>
-        <w:t>This Agreement begins on the date above and covers the Free Trial Period only, as described in clause 1.1(f).</w:t>
+        <w:t>This Agreement begins on the date above and covers the Free Trial Period only, as described in clause 1.1(g).</w:t>
       </w:r>
     </w:p>
     <w:p>
@@ -15796,9 +16031,9 @@
           <w:b w:val="0"/>
           <w:sz w:val="22"/>
         </w:rPr>
-        <w:t>20.2</w:t>
+        <w:t>21.2</w:t>
         <w:tab/>
-        <w:t>Either party may terminate on thirty (30) days’ written notice, or immediately during the Free Trial Period with no charge and no debt arising, consistent with clause 1.1(f).</w:t>
+        <w:t>Either party may terminate on thirty (30) days’ written notice, or immediately during the Free Trial Period with no charge and no debt arising, consistent with clause 1.1(g).</w:t>
       </w:r>
     </w:p>
     <w:p>
@@ -15812,7 +16047,7 @@
           <w:b w:val="0"/>
           <w:sz w:val="22"/>
         </w:rPr>
-        <w:t>20.3</w:t>
+        <w:t>21.3</w:t>
         <w:tab/>
         <w:t>UniBlueprint may terminate or suspend immediately if the Coach:</w:t>
       </w:r>
@@ -15830,7 +16065,7 @@
         </w:rPr>
         <w:t>(a)</w:t>
         <w:tab/>
-        <w:t>breaches clause 3 (vetting or qualifications), clause 4 (insurance), or clause 8 (conduct);</w:t>
+        <w:t>breaches clause 3 (vetting or qualifications), clause 4 (insurance), or clause 9 (conduct);</w:t>
       </w:r>
     </w:p>
     <w:p>
@@ -15892,9 +16127,9 @@
           <w:b w:val="0"/>
           <w:sz w:val="22"/>
         </w:rPr>
-        <w:t>20.4</w:t>
+        <w:t>21.4</w:t>
         <w:tab/>
-        <w:t>On termination the Coach will complete or hand over Bookings already accepted, as UniBlueprint reasonably directs, and will be paid the Coach Share (if any) for those Bookings, in accordance with clause 6.4.</w:t>
+        <w:t>On termination the Coach will complete or hand over Bookings already accepted, as UniBlueprint reasonably directs, and will be paid the Coach Share (if any) for those Bookings, in accordance with clause 7.4.</w:t>
       </w:r>
     </w:p>
     <w:p>
@@ -15908,9 +16143,9 @@
           <w:b w:val="0"/>
           <w:sz w:val="22"/>
         </w:rPr>
-        <w:t>20.5</w:t>
+        <w:t>21.5</w:t>
         <w:tab/>
-        <w:t>Clauses 2.3 and 9 to 19 survive termination, as applicable.</w:t>
+        <w:t>Clauses 2.3 and 10 to 20 survive termination, as applicable.</w:t>
       </w:r>
     </w:p>
     <w:p>
@@ -15924,7 +16159,7 @@
           <w:color w:val="1E3A5F"/>
           <w:sz w:val="24"/>
         </w:rPr>
-        <w:t>21. General</w:t>
+        <w:t>22. General</w:t>
       </w:r>
     </w:p>
     <w:p>
@@ -15938,7 +16173,7 @@
           <w:b w:val="0"/>
           <w:sz w:val="22"/>
         </w:rPr>
-        <w:t>21.1</w:t>
+        <w:t>22.1</w:t>
         <w:tab/>
         <w:t>This Agreement, with its Schedules and the Safeguarding and Code of Conduct Policy, is the entire agreement between the parties for the Free Trial Period. It does not constitute, and should not be read as, the Coach Agreement referred to throughout.</w:t>
       </w:r>
@@ -15954,7 +16189,7 @@
           <w:b w:val="0"/>
           <w:sz w:val="22"/>
         </w:rPr>
-        <w:t>21.2</w:t>
+        <w:t>22.2</w:t>
         <w:tab/>
         <w:t>Each party will comply with all applicable law in performing this Agreement.</w:t>
       </w:r>
@@ -15970,7 +16205,7 @@
           <w:b w:val="0"/>
           <w:sz w:val="22"/>
         </w:rPr>
-        <w:t>21.3</w:t>
+        <w:t>22.3</w:t>
         <w:tab/>
         <w:t>Any variation must be in writing and signed.</w:t>
       </w:r>
@@ -15986,7 +16221,7 @@
           <w:b w:val="0"/>
           <w:sz w:val="22"/>
         </w:rPr>
-        <w:t>21.4</w:t>
+        <w:t>22.4</w:t>
         <w:tab/>
         <w:t>The Coach may not assign this Agreement. UniBlueprint may assign it to a company to which it transfers its business.</w:t>
       </w:r>
@@ -16002,7 +16237,7 @@
           <w:b w:val="0"/>
           <w:sz w:val="22"/>
         </w:rPr>
-        <w:t>21.5</w:t>
+        <w:t>22.5</w:t>
         <w:tab/>
         <w:t>If any provision is held unenforceable it is severed and the remainder continues.</w:t>
       </w:r>
@@ -16018,7 +16253,7 @@
           <w:b w:val="0"/>
           <w:sz w:val="22"/>
         </w:rPr>
-        <w:t>21.6</w:t>
+        <w:t>22.6</w:t>
         <w:tab/>
         <w:t>Notices must be in writing to the addresses in Schedule 4.</w:t>
       </w:r>
@@ -16034,7 +16269,7 @@
           <w:b w:val="0"/>
           <w:sz w:val="22"/>
         </w:rPr>
-        <w:t>21.7</w:t>
+        <w:t>22.7</w:t>
         <w:tab/>
         <w:t>This Agreement is governed by the laws of Ireland and the parties submit to the exclusive jurisdiction of the courts of Ireland.</w:t>
       </w:r>
@@ -16050,7 +16285,7 @@
           <w:b w:val="0"/>
           <w:sz w:val="22"/>
         </w:rPr>
-        <w:t>21.8</w:t>
+        <w:t>22.8</w:t>
         <w:tab/>
         <w:t>This Agreement may be signed in counterparts, including by electronic signature, each of which is an original and all of which together form one agreement.</w:t>
       </w:r>
@@ -16066,7 +16301,7 @@
           <w:b w:val="0"/>
           <w:sz w:val="22"/>
         </w:rPr>
-        <w:t>21.9</w:t>
+        <w:t>22.9</w:t>
         <w:tab/>
         <w:t>A person who is not a party to this Agreement has no right to enforce it.</w:t>
       </w:r>
@@ -17360,7 +17595,7 @@
                 <w:b w:val="0"/>
                 <w:sz w:val="20"/>
               </w:rPr>
-              <w:t>[NAME — used once Finance settles any Coach Share under clause 6.4]</w:t>
+              <w:t>[NAME — used once Finance settles any Coach Share under clause 7.4]</w:t>
             </w:r>
           </w:p>
         </w:tc>
